--- a/00-首页/题组Word/第一轮·综合套卷/第一轮综合卷12（学生版-打印版）.docx
+++ b/00-首页/题组Word/第一轮·综合套卷/第一轮综合卷12（学生版-打印版）.docx
@@ -2868,7 +2868,7 @@
         <m:sSup>
           <m:e>
             <m:r>
-              <m:t>​</m:t>
+              <m:t xml:space="preserve"> </m:t>
             </m:r>
           </m:e>
           <m:sup>
@@ -2912,7 +2912,7 @@
         <m:sSup>
           <m:e>
             <m:r>
-              <m:t>​</m:t>
+              <m:t xml:space="preserve"> </m:t>
             </m:r>
           </m:e>
           <m:sup>
@@ -3070,7 +3070,7 @@
         <m:sSup>
           <m:e>
             <m:r>
-              <m:t>​</m:t>
+              <m:t xml:space="preserve"> </m:t>
             </m:r>
           </m:e>
           <m:sup>
@@ -3186,7 +3186,7 @@
         <m:sSup>
           <m:e>
             <m:r>
-              <m:t>​</m:t>
+              <m:t xml:space="preserve"> </m:t>
             </m:r>
           </m:e>
           <m:sup>

--- a/00-首页/题组Word/第一轮·综合套卷/第一轮综合卷12（学生版-打印版）.docx
+++ b/00-首页/题组Word/第一轮·综合套卷/第一轮综合卷12（学生版-打印版）.docx
@@ -91,8 +91,8 @@
     <w:p>
       <w:pPr>
         <w:pStyle w:val="FirstParagraph"/>
+        <w:spacing w:before="0" w:after="0"/>
         <w:ind w:left="480" w:hanging="480"/>
-        <w:spacing w:after="0"/>
       </w:pPr>
       <w:r>
         <w:rPr>
@@ -163,8 +163,8 @@
     <w:p>
       <w:pPr>
         <w:pStyle w:val="FirstParagraph"/>
+        <w:spacing w:before="0" w:after="0"/>
         <w:ind w:left="480" w:hanging="480"/>
-        <w:spacing w:before="0" w:after="0"/>
       </w:pPr>
       <w:r>
         <w:rPr>
@@ -205,8 +205,8 @@
     <w:p>
       <w:pPr>
         <w:pStyle w:val="FirstParagraph"/>
+        <w:spacing w:before="0" w:after="0"/>
         <w:ind w:left="480" w:hanging="480"/>
-        <w:spacing w:before="0" w:after="0"/>
       </w:pPr>
       <w:r>
         <w:rPr>
@@ -259,8 +259,8 @@
     <w:p>
       <w:pPr>
         <w:pStyle w:val="FirstParagraph"/>
+        <w:spacing w:before="0" w:after="0"/>
         <w:ind w:left="480" w:hanging="480"/>
-        <w:spacing w:before="0" w:after="0"/>
       </w:pPr>
       <w:r>
         <w:rPr>
@@ -309,8 +309,8 @@
     <w:p>
       <w:pPr>
         <w:pStyle w:val="FirstParagraph"/>
+        <w:spacing w:before="0" w:after="0"/>
         <w:ind w:left="480" w:hanging="480"/>
-        <w:spacing w:before="0" w:after="180"/>
       </w:pPr>
       <w:r>
         <w:rPr>
@@ -394,8 +394,8 @@
     <w:p>
       <w:pPr>
         <w:pStyle w:val="FirstParagraph"/>
+        <w:spacing w:before="0" w:after="0"/>
         <w:ind w:left="480" w:hanging="480"/>
-        <w:spacing w:after="0"/>
       </w:pPr>
       <w:r>
         <w:rPr>
@@ -413,20 +413,63 @@
     <w:p>
       <w:pPr>
         <w:pStyle w:val="FirstParagraph"/>
+        <w:spacing w:before="0" w:after="0"/>
         <w:ind w:left="480" w:hanging="480"/>
+      </w:pPr>
+      <w:r>
+        <w:rPr>
+          <w:rFonts w:ascii="Times New Roman" w:hAnsi="Times New Roman" w:eastAsia="Times New Roman" w:cs="Times New Roman"/>
+        </w:rPr>
+        <w:t xml:space="preserve">A. </w:t>
+      </w:r>
+      <w:r>
+        <w:rPr>
+          <w:rFonts w:hint="eastAsia" w:ascii="Times New Roman" w:hAnsi="Times New Roman" w:eastAsia="FangSong" w:cs="Times New Roman"/>
+        </w:rPr>
+        <w:t xml:space="preserve">由极性键形成的分子是极性分子</w:t>
+      </w:r>
+      <w:r>
+        <w:rPr>
+          <w:rFonts w:ascii="Times New Roman" w:hAnsi="Times New Roman" w:eastAsia="Times New Roman" w:cs="Times New Roman"/>
+        </w:rPr>
+        <w:t xml:space="preserve"> </w:t>
+      </w:r>
+    </w:p>
+    <w:p>
+      <w:pPr>
+        <w:pStyle w:val="FirstParagraph"/>
         <w:spacing w:before="0" w:after="0"/>
-      </w:pPr>
-      <w:r>
-        <w:rPr>
-          <w:rFonts w:ascii="Times New Roman" w:hAnsi="Times New Roman" w:eastAsia="Times New Roman" w:cs="Times New Roman"/>
-        </w:rPr>
-        <w:t xml:space="preserve">A. </w:t>
-      </w:r>
-      <w:r>
-        <w:rPr>
-          <w:rFonts w:hint="eastAsia" w:ascii="Times New Roman" w:hAnsi="Times New Roman" w:eastAsia="FangSong" w:cs="Times New Roman"/>
-        </w:rPr>
-        <w:t xml:space="preserve">由极性键形成的分子是极性分子</w:t>
+        <w:ind w:left="480" w:hanging="480"/>
+      </w:pPr>
+      <w:r>
+        <w:rPr>
+          <w:rFonts w:ascii="Times New Roman" w:hAnsi="Times New Roman" w:eastAsia="Times New Roman" w:cs="Times New Roman"/>
+        </w:rPr>
+        <w:t xml:space="preserve">B. </w:t>
+      </w:r>
+      <w:r>
+        <w:rPr>
+          <w:rFonts w:hint="eastAsia" w:ascii="Times New Roman" w:hAnsi="Times New Roman" w:eastAsia="FangSong" w:cs="Times New Roman"/>
+        </w:rPr>
+        <w:t>若分子中的键都是非极性键</w:t>
+      </w:r>
+      <w:r>
+        <w:rPr>
+          <w:rFonts w:hint="eastAsia" w:ascii="Times New Roman" w:hAnsi="Times New Roman" w:eastAsia="Times New Roman" w:cs="Times New Roman"/>
+        </w:rPr>
+        <w:t>,</w:t>
+      </w:r>
+      <w:r>
+        <w:rPr>
+          <w:rFonts w:ascii="Times New Roman" w:hAnsi="Times New Roman" w:eastAsia="Times New Roman" w:cs="Times New Roman"/>
+        </w:rPr>
+        <w:t xml:space="preserve"> </w:t>
+      </w:r>
+      <w:r>
+        <w:rPr>
+          <w:rFonts w:hint="eastAsia" w:ascii="Times New Roman" w:hAnsi="Times New Roman" w:eastAsia="FangSong" w:cs="Times New Roman"/>
+        </w:rPr>
+        <w:t xml:space="preserve">则分子一定是非极性分子</w:t>
       </w:r>
       <w:r>
         <w:rPr>
@@ -438,76 +481,33 @@
     <w:p>
       <w:pPr>
         <w:pStyle w:val="FirstParagraph"/>
+        <w:spacing w:before="0" w:after="0"/>
         <w:ind w:left="480" w:hanging="480"/>
+      </w:pPr>
+      <w:r>
+        <w:rPr>
+          <w:rFonts w:ascii="Times New Roman" w:hAnsi="Times New Roman" w:eastAsia="Times New Roman" w:cs="Times New Roman"/>
+        </w:rPr>
+        <w:t xml:space="preserve">C. </w:t>
+      </w:r>
+      <w:r>
+        <w:rPr>
+          <w:rFonts w:hint="eastAsia" w:ascii="Times New Roman" w:hAnsi="Times New Roman" w:eastAsia="FangSong" w:cs="Times New Roman"/>
+        </w:rPr>
+        <w:t xml:space="preserve">离子型化合物在水中的溶解度都大于共价型化合物在水中的溶解度</w:t>
+      </w:r>
+      <w:r>
+        <w:rPr>
+          <w:rFonts w:ascii="Times New Roman" w:hAnsi="Times New Roman" w:eastAsia="Times New Roman" w:cs="Times New Roman"/>
+        </w:rPr>
+        <w:t xml:space="preserve"> </w:t>
+      </w:r>
+    </w:p>
+    <w:p>
+      <w:pPr>
+        <w:pStyle w:val="FirstParagraph"/>
         <w:spacing w:before="0" w:after="0"/>
-      </w:pPr>
-      <w:r>
-        <w:rPr>
-          <w:rFonts w:ascii="Times New Roman" w:hAnsi="Times New Roman" w:eastAsia="Times New Roman" w:cs="Times New Roman"/>
-        </w:rPr>
-        <w:t xml:space="preserve">B. </w:t>
-      </w:r>
-      <w:r>
-        <w:rPr>
-          <w:rFonts w:hint="eastAsia" w:ascii="Times New Roman" w:hAnsi="Times New Roman" w:eastAsia="FangSong" w:cs="Times New Roman"/>
-        </w:rPr>
-        <w:t>若分子中的键都是非极性键</w:t>
-      </w:r>
-      <w:r>
-        <w:rPr>
-          <w:rFonts w:hint="eastAsia" w:ascii="Times New Roman" w:hAnsi="Times New Roman" w:eastAsia="Times New Roman" w:cs="Times New Roman"/>
-        </w:rPr>
-        <w:t>,</w:t>
-      </w:r>
-      <w:r>
-        <w:rPr>
-          <w:rFonts w:ascii="Times New Roman" w:hAnsi="Times New Roman" w:eastAsia="Times New Roman" w:cs="Times New Roman"/>
-        </w:rPr>
-        <w:t xml:space="preserve"> </w:t>
-      </w:r>
-      <w:r>
-        <w:rPr>
-          <w:rFonts w:hint="eastAsia" w:ascii="Times New Roman" w:hAnsi="Times New Roman" w:eastAsia="FangSong" w:cs="Times New Roman"/>
-        </w:rPr>
-        <w:t xml:space="preserve">则分子一定是非极性分子</w:t>
-      </w:r>
-      <w:r>
-        <w:rPr>
-          <w:rFonts w:ascii="Times New Roman" w:hAnsi="Times New Roman" w:eastAsia="Times New Roman" w:cs="Times New Roman"/>
-        </w:rPr>
-        <w:t xml:space="preserve"> </w:t>
-      </w:r>
-    </w:p>
-    <w:p>
-      <w:pPr>
-        <w:pStyle w:val="FirstParagraph"/>
         <w:ind w:left="480" w:hanging="480"/>
-        <w:spacing w:before="0" w:after="0"/>
-      </w:pPr>
-      <w:r>
-        <w:rPr>
-          <w:rFonts w:ascii="Times New Roman" w:hAnsi="Times New Roman" w:eastAsia="Times New Roman" w:cs="Times New Roman"/>
-        </w:rPr>
-        <w:t xml:space="preserve">C. </w:t>
-      </w:r>
-      <w:r>
-        <w:rPr>
-          <w:rFonts w:hint="eastAsia" w:ascii="Times New Roman" w:hAnsi="Times New Roman" w:eastAsia="FangSong" w:cs="Times New Roman"/>
-        </w:rPr>
-        <w:t xml:space="preserve">离子型化合物在水中的溶解度都大于共价型化合物在水中的溶解度</w:t>
-      </w:r>
-      <w:r>
-        <w:rPr>
-          <w:rFonts w:ascii="Times New Roman" w:hAnsi="Times New Roman" w:eastAsia="Times New Roman" w:cs="Times New Roman"/>
-        </w:rPr>
-        <w:t xml:space="preserve"> </w:t>
-      </w:r>
-    </w:p>
-    <w:p>
-      <w:pPr>
-        <w:pStyle w:val="FirstParagraph"/>
-        <w:ind w:left="480" w:hanging="480"/>
-        <w:spacing w:before="0" w:after="180"/>
       </w:pPr>
       <w:r>
         <w:rPr>
@@ -571,8 +571,8 @@
     <w:p>
       <w:pPr>
         <w:pStyle w:val="FirstParagraph"/>
+        <w:spacing w:before="0" w:after="0"/>
         <w:ind w:left="480" w:hanging="480"/>
-        <w:spacing w:after="0"/>
       </w:pPr>
       <w:r>
         <w:rPr>
@@ -614,8 +614,8 @@
     <w:p>
       <w:pPr>
         <w:pStyle w:val="FirstParagraph"/>
+        <w:spacing w:before="0" w:after="0"/>
         <w:ind w:left="480" w:hanging="480"/>
-        <w:spacing w:before="0" w:after="0"/>
       </w:pPr>
       <w:r>
         <w:rPr>
@@ -667,8 +667,8 @@
     <w:p>
       <w:pPr>
         <w:pStyle w:val="FirstParagraph"/>
+        <w:spacing w:before="0" w:after="0"/>
         <w:ind w:left="480" w:hanging="480"/>
-        <w:spacing w:before="0" w:after="0"/>
       </w:pPr>
       <w:r>
         <w:rPr>
@@ -720,8 +720,8 @@
     <w:p>
       <w:pPr>
         <w:pStyle w:val="FirstParagraph"/>
+        <w:spacing w:before="0" w:after="0"/>
         <w:ind w:left="480" w:hanging="480"/>
-        <w:spacing w:before="0" w:after="0"/>
       </w:pPr>
       <w:r>
         <w:rPr>
@@ -773,8 +773,8 @@
     <w:p>
       <w:pPr>
         <w:pStyle w:val="FirstParagraph"/>
+        <w:spacing w:before="0" w:after="0"/>
         <w:ind w:left="480" w:hanging="480"/>
-        <w:spacing w:before="0" w:after="180"/>
       </w:pPr>
       <w:r>
         <w:rPr>
@@ -855,8 +855,8 @@
     <w:p>
       <w:pPr>
         <w:pStyle w:val="FirstParagraph"/>
+        <w:spacing w:before="0" w:after="0"/>
         <w:ind w:left="480" w:hanging="480"/>
-        <w:spacing w:after="0"/>
       </w:pPr>
       <w:r>
         <w:rPr>
@@ -898,8 +898,8 @@
     <w:p>
       <w:pPr>
         <w:pStyle w:val="FirstParagraph"/>
+        <w:spacing w:before="0" w:after="0"/>
         <w:ind w:left="480" w:hanging="480"/>
-        <w:spacing w:before="0" w:after="0"/>
       </w:pPr>
       <w:r>
         <w:rPr>
@@ -951,8 +951,8 @@
     <w:p>
       <w:pPr>
         <w:pStyle w:val="FirstParagraph"/>
+        <w:spacing w:before="0" w:after="0"/>
         <w:ind w:left="480" w:hanging="480"/>
-        <w:spacing w:before="0" w:after="0"/>
       </w:pPr>
       <w:r>
         <w:rPr>
@@ -1004,8 +1004,8 @@
     <w:p>
       <w:pPr>
         <w:pStyle w:val="FirstParagraph"/>
+        <w:spacing w:before="0" w:after="0"/>
         <w:ind w:left="480" w:hanging="480"/>
-        <w:spacing w:before="0" w:after="0"/>
       </w:pPr>
       <w:r>
         <w:rPr>
@@ -1057,8 +1057,8 @@
     <w:p>
       <w:pPr>
         <w:pStyle w:val="FirstParagraph"/>
+        <w:spacing w:before="0" w:after="0"/>
         <w:ind w:left="480" w:hanging="480"/>
-        <w:spacing w:before="0" w:after="180"/>
       </w:pPr>
       <w:r>
         <w:rPr>
@@ -1721,8 +1721,8 @@
     <w:p>
       <w:pPr>
         <w:pStyle w:val="BodyText"/>
+        <w:spacing w:before="0" w:after="0"/>
         <w:ind w:left="480" w:hanging="480"/>
-        <w:spacing w:after="0"/>
       </w:pPr>
       <m:oMath>
         <m:oMathPr>
@@ -2039,47 +2039,47 @@
     <w:p>
       <w:pPr>
         <w:pStyle w:val="BodyText"/>
+        <w:spacing w:before="0" w:after="0"/>
         <w:ind w:left="480" w:hanging="480"/>
+      </w:pPr>
+      <w:r>
+        <w:rPr>
+          <w:rFonts w:ascii="Times New Roman" w:hAnsi="Times New Roman" w:eastAsia="Times New Roman" w:cs="Times New Roman"/>
+        </w:rPr>
+        <w:t xml:space="preserve">A. 18.9% </w:t>
+      </w:r>
+    </w:p>
+    <w:p>
+      <w:pPr>
+        <w:pStyle w:val="BodyText"/>
         <w:spacing w:before="0" w:after="0"/>
-      </w:pPr>
-      <w:r>
-        <w:rPr>
-          <w:rFonts w:ascii="Times New Roman" w:hAnsi="Times New Roman" w:eastAsia="Times New Roman" w:cs="Times New Roman"/>
-        </w:rPr>
-        <w:t xml:space="preserve">A. 18.9% </w:t>
+        <w:ind w:left="480" w:hanging="480"/>
+      </w:pPr>
+      <w:r>
+        <w:rPr>
+          <w:rFonts w:ascii="Times New Roman" w:hAnsi="Times New Roman" w:eastAsia="Times New Roman" w:cs="Times New Roman"/>
+        </w:rPr>
+        <w:t xml:space="preserve">B. 15.1% </w:t>
       </w:r>
     </w:p>
     <w:p>
       <w:pPr>
         <w:pStyle w:val="BodyText"/>
+        <w:spacing w:before="0" w:after="0"/>
         <w:ind w:left="480" w:hanging="480"/>
+      </w:pPr>
+      <w:r>
+        <w:rPr>
+          <w:rFonts w:ascii="Times New Roman" w:hAnsi="Times New Roman" w:eastAsia="Times New Roman" w:cs="Times New Roman"/>
+        </w:rPr>
+        <w:t xml:space="preserve">C. 30.2% </w:t>
+      </w:r>
+    </w:p>
+    <w:p>
+      <w:pPr>
+        <w:pStyle w:val="BodyText"/>
         <w:spacing w:before="0" w:after="0"/>
-      </w:pPr>
-      <w:r>
-        <w:rPr>
-          <w:rFonts w:ascii="Times New Roman" w:hAnsi="Times New Roman" w:eastAsia="Times New Roman" w:cs="Times New Roman"/>
-        </w:rPr>
-        <w:t xml:space="preserve">B. 15.1% </w:t>
-      </w:r>
-    </w:p>
-    <w:p>
-      <w:pPr>
-        <w:pStyle w:val="BodyText"/>
         <w:ind w:left="480" w:hanging="480"/>
-        <w:spacing w:before="0" w:after="0"/>
-      </w:pPr>
-      <w:r>
-        <w:rPr>
-          <w:rFonts w:ascii="Times New Roman" w:hAnsi="Times New Roman" w:eastAsia="Times New Roman" w:cs="Times New Roman"/>
-        </w:rPr>
-        <w:t xml:space="preserve">C. 30.2% </w:t>
-      </w:r>
-    </w:p>
-    <w:p>
-      <w:pPr>
-        <w:pStyle w:val="BodyText"/>
-        <w:ind w:left="480" w:hanging="480"/>
-        <w:spacing w:before="0" w:after="180"/>
       </w:pPr>
       <w:r>
         <w:rPr>
@@ -2452,8 +2452,8 @@
     <w:p>
       <w:pPr>
         <w:pStyle w:val="BodyText"/>
+        <w:spacing w:before="0" w:after="0"/>
         <w:ind w:left="480" w:hanging="480"/>
-        <w:spacing w:after="0"/>
       </w:pPr>
       <w:r>
         <w:rPr>
@@ -2483,8 +2483,8 @@
     <w:p>
       <w:pPr>
         <w:pStyle w:val="BodyText"/>
+        <w:spacing w:before="0" w:after="0"/>
         <w:ind w:left="480" w:hanging="480"/>
-        <w:spacing w:before="0" w:after="0"/>
       </w:pPr>
       <w:r>
         <w:rPr>
@@ -2545,8 +2545,8 @@
     <w:p>
       <w:pPr>
         <w:pStyle w:val="BodyText"/>
+        <w:spacing w:before="0" w:after="0"/>
         <w:ind w:left="480" w:hanging="480"/>
-        <w:spacing w:before="0" w:after="0"/>
       </w:pPr>
       <w:r>
         <w:rPr>
@@ -2607,8 +2607,8 @@
     <w:p>
       <w:pPr>
         <w:pStyle w:val="BodyText"/>
+        <w:spacing w:before="0" w:after="0"/>
         <w:ind w:left="480" w:hanging="480"/>
-        <w:spacing w:before="0" w:after="0"/>
       </w:pPr>
       <w:r>
         <w:rPr>
@@ -2669,8 +2669,8 @@
     <w:p>
       <w:pPr>
         <w:pStyle w:val="BodyText"/>
+        <w:spacing w:before="0" w:after="0"/>
         <w:ind w:left="480" w:hanging="480"/>
-        <w:spacing w:before="0" w:after="180"/>
       </w:pPr>
       <w:r>
         <w:rPr>
@@ -11871,6 +11871,14 @@
         <w:tblStyle w:val="Table"/>
         <w:tblW w:type="pct" w:w="5000"/>
         <w:tblLayout w:type="fixed"/>
+        <w:tblBorders>
+          <w:top w:val="single" w:sz="12" w:space="0" w:color="000000"/>
+          <w:left w:val="none" w:sz="0" w:space="0" w:color="auto"/>
+          <w:bottom w:val="single" w:sz="12" w:space="0" w:color="000000"/>
+          <w:right w:val="none" w:sz="0" w:space="0" w:color="auto"/>
+          <w:insideH w:val="none" w:sz="0" w:space="0" w:color="auto"/>
+          <w:insideV w:val="none" w:sz="0" w:space="0" w:color="auto"/>
+        </w:tblBorders>
         <w:tblLook w:firstRow="1" w:lastRow="0" w:firstColumn="0" w:lastColumn="0" w:noHBand="0" w:noVBand="0" w:val="0020"/>
       </w:tblPr>
       <w:tblGrid>
@@ -11886,7 +11894,11 @@
           <w:tblHeader w:val="on"/>
         </w:trPr>
         <w:tc>
-          <w:tcPr/>
+          <w:tcPr>
+            <w:tcBorders>
+              <w:bottom w:val="single" w:sz="8" w:space="0" w:color="000000"/>
+            </w:tcBorders>
+          </w:tcPr>
           <w:p>
             <w:pPr>
               <w:pStyle w:val="Compact"/>
@@ -11895,7 +11907,11 @@
           </w:p>
         </w:tc>
         <w:tc>
-          <w:tcPr/>
+          <w:tcPr>
+            <w:tcBorders>
+              <w:bottom w:val="single" w:sz="8" w:space="0" w:color="000000"/>
+            </w:tcBorders>
+          </w:tcPr>
           <w:p>
             <w:pPr>
               <w:pStyle w:val="Compact"/>
@@ -11911,7 +11927,11 @@
           </w:p>
         </w:tc>
         <w:tc>
-          <w:tcPr/>
+          <w:tcPr>
+            <w:tcBorders>
+              <w:bottom w:val="single" w:sz="8" w:space="0" w:color="000000"/>
+            </w:tcBorders>
+          </w:tcPr>
           <w:p>
             <w:pPr>
               <w:pStyle w:val="Compact"/>
@@ -11927,7 +11947,11 @@
           </w:p>
         </w:tc>
         <w:tc>
-          <w:tcPr/>
+          <w:tcPr>
+            <w:tcBorders>
+              <w:bottom w:val="single" w:sz="8" w:space="0" w:color="000000"/>
+            </w:tcBorders>
+          </w:tcPr>
           <w:p>
             <w:pPr>
               <w:pStyle w:val="Compact"/>
@@ -11957,7 +11981,11 @@
           </w:p>
         </w:tc>
         <w:tc>
-          <w:tcPr/>
+          <w:tcPr>
+            <w:tcBorders>
+              <w:bottom w:val="single" w:sz="8" w:space="0" w:color="000000"/>
+            </w:tcBorders>
+          </w:tcPr>
           <w:p>
             <w:pPr>
               <w:pStyle w:val="Compact"/>
@@ -11973,7 +12001,11 @@
           </w:p>
         </w:tc>
         <w:tc>
-          <w:tcPr/>
+          <w:tcPr>
+            <w:tcBorders>
+              <w:bottom w:val="single" w:sz="8" w:space="0" w:color="000000"/>
+            </w:tcBorders>
+          </w:tcPr>
           <w:p>
             <w:pPr>
               <w:pStyle w:val="Compact"/>
@@ -12599,8 +12631,8 @@
     <w:p>
       <w:pPr>
         <w:pStyle w:val="BodyText"/>
+        <w:spacing w:before="0" w:after="0"/>
         <w:ind w:left="480" w:hanging="480"/>
-        <w:spacing w:after="0"/>
       </w:pPr>
       <w:r>
         <w:rPr>
@@ -12624,8 +12656,102 @@
     <w:p>
       <w:pPr>
         <w:pStyle w:val="BodyText"/>
+        <w:spacing w:before="0" w:after="0"/>
         <w:ind w:left="480" w:hanging="480"/>
+      </w:pPr>
+      <w:r>
+        <w:rPr>
+          <w:rFonts w:ascii="Times New Roman" w:hAnsi="Times New Roman" w:eastAsia="Times New Roman" w:cs="Times New Roman"/>
+        </w:rPr>
+        <w:t xml:space="preserve">A. </w:t>
+      </w:r>
+      <w:r>
+        <w:rPr>
+          <w:rFonts w:hint="eastAsia" w:ascii="Times New Roman" w:hAnsi="Times New Roman" w:eastAsia="FangSong" w:cs="Times New Roman"/>
+        </w:rPr>
+        <w:t xml:space="preserve">自发</w:t>
+      </w:r>
+      <w:r>
+        <w:rPr>
+          <w:rFonts w:ascii="Times New Roman" w:hAnsi="Times New Roman" w:eastAsia="Times New Roman" w:cs="Times New Roman"/>
+        </w:rPr>
+        <w:t xml:space="preserve"> </w:t>
+      </w:r>
+    </w:p>
+    <w:p>
+      <w:pPr>
+        <w:pStyle w:val="BodyText"/>
         <w:spacing w:before="0" w:after="0"/>
+        <w:ind w:left="480" w:hanging="480"/>
+      </w:pPr>
+      <w:r>
+        <w:rPr>
+          <w:rFonts w:ascii="Times New Roman" w:hAnsi="Times New Roman" w:eastAsia="Times New Roman" w:cs="Times New Roman"/>
+        </w:rPr>
+        <w:t xml:space="preserve">B. </w:t>
+      </w:r>
+      <w:r>
+        <w:rPr>
+          <w:rFonts w:hint="eastAsia" w:ascii="Times New Roman" w:hAnsi="Times New Roman" w:eastAsia="FangSong" w:cs="Times New Roman"/>
+        </w:rPr>
+        <w:t xml:space="preserve">不自发</w:t>
+      </w:r>
+      <w:r>
+        <w:rPr>
+          <w:rFonts w:ascii="Times New Roman" w:hAnsi="Times New Roman" w:eastAsia="Times New Roman" w:cs="Times New Roman"/>
+        </w:rPr>
+        <w:t xml:space="preserve"> </w:t>
+      </w:r>
+    </w:p>
+    <w:p>
+      <w:pPr>
+        <w:pStyle w:val="BodyText"/>
+        <w:spacing w:before="0" w:after="0"/>
+        <w:ind w:left="480" w:hanging="480"/>
+      </w:pPr>
+      <w:r>
+        <w:rPr>
+          <w:rFonts w:ascii="Times New Roman" w:hAnsi="Times New Roman" w:eastAsia="Times New Roman" w:cs="Times New Roman"/>
+        </w:rPr>
+        <w:t xml:space="preserve">C. </w:t>
+      </w:r>
+      <w:r>
+        <w:rPr>
+          <w:rFonts w:hint="eastAsia" w:ascii="Times New Roman" w:hAnsi="Times New Roman" w:eastAsia="FangSong" w:cs="Times New Roman"/>
+        </w:rPr>
+        <w:t xml:space="preserve">达平衡</w:t>
+      </w:r>
+    </w:p>
+    <w:p>
+      <w:pPr>
+        <w:pStyle w:val="BodyText"/>
+        <w:spacing w:before="0" w:after="0"/>
+        <w:ind w:left="480" w:hanging="480"/>
+      </w:pPr>
+      <w:r>
+        <w:rPr>
+          <w:rFonts w:ascii="Times New Roman" w:hAnsi="Times New Roman" w:eastAsia="Times New Roman" w:cs="Times New Roman"/>
+        </w:rPr>
+        <w:t xml:space="preserve">3-4-2 </w:t>
+      </w:r>
+      <w:r>
+        <w:rPr>
+          <w:rFonts w:hint="eastAsia" w:ascii="Times New Roman" w:hAnsi="Times New Roman" w:eastAsia="FangSong" w:cs="Times New Roman"/>
+        </w:rPr>
+        <w:t xml:space="preserve">反应</w:t>
+      </w:r>
+      <w:r>
+        <w:rPr>
+          <w:rFonts w:ascii="Times New Roman" w:hAnsi="Times New Roman" w:eastAsia="Times New Roman" w:cs="Times New Roman"/>
+        </w:rPr>
+        <w:t xml:space="preserve"> (2): </w:t>
+      </w:r>
+    </w:p>
+    <w:p>
+      <w:pPr>
+        <w:pStyle w:val="BodyText"/>
+        <w:spacing w:before="0" w:after="0"/>
+        <w:ind w:left="480" w:hanging="480"/>
       </w:pPr>
       <w:r>
         <w:rPr>
@@ -12649,8 +12775,173 @@
     <w:p>
       <w:pPr>
         <w:pStyle w:val="BodyText"/>
+        <w:spacing w:before="0" w:after="0"/>
         <w:ind w:left="480" w:hanging="480"/>
+      </w:pPr>
+      <w:r>
+        <w:rPr>
+          <w:rFonts w:ascii="Times New Roman" w:hAnsi="Times New Roman" w:eastAsia="Times New Roman" w:cs="Times New Roman"/>
+        </w:rPr>
+        <w:t xml:space="preserve">B. </w:t>
+      </w:r>
+      <w:r>
+        <w:rPr>
+          <w:rFonts w:hint="eastAsia" w:ascii="Times New Roman" w:hAnsi="Times New Roman" w:eastAsia="FangSong" w:cs="Times New Roman"/>
+        </w:rPr>
+        <w:t xml:space="preserve">不自发</w:t>
+      </w:r>
+      <w:r>
+        <w:rPr>
+          <w:rFonts w:ascii="Times New Roman" w:hAnsi="Times New Roman" w:eastAsia="Times New Roman" w:cs="Times New Roman"/>
+        </w:rPr>
+        <w:t xml:space="preserve"> </w:t>
+      </w:r>
+    </w:p>
+    <w:p>
+      <w:pPr>
+        <w:pStyle w:val="BodyText"/>
         <w:spacing w:before="0" w:after="0"/>
+        <w:ind w:left="480" w:hanging="480"/>
+      </w:pPr>
+      <w:r>
+        <w:rPr>
+          <w:rFonts w:ascii="Times New Roman" w:hAnsi="Times New Roman" w:eastAsia="Times New Roman" w:cs="Times New Roman"/>
+        </w:rPr>
+        <w:t xml:space="preserve">C. </w:t>
+      </w:r>
+      <w:r>
+        <w:rPr>
+          <w:rFonts w:hint="eastAsia" w:ascii="Times New Roman" w:hAnsi="Times New Roman" w:eastAsia="FangSong" w:cs="Times New Roman"/>
+        </w:rPr>
+        <w:t xml:space="preserve">达平衡</w:t>
+      </w:r>
+    </w:p>
+    <w:p>
+      <w:pPr>
+        <w:pStyle w:val="BodyText"/>
+      </w:pPr>
+      <w:r>
+        <w:rPr>
+          <w:rFonts w:ascii="Times New Roman" w:hAnsi="Times New Roman" w:eastAsia="Times New Roman" w:cs="Times New Roman"/>
+        </w:rPr>
+        <w:t xml:space="preserve">3-5 </w:t>
+      </w:r>
+      <w:r>
+        <w:rPr>
+          <w:rFonts w:hint="eastAsia" w:ascii="Times New Roman" w:hAnsi="Times New Roman" w:eastAsia="FangSong" w:cs="Times New Roman"/>
+        </w:rPr>
+        <w:t>若升高温度</w:t>
+      </w:r>
+      <w:r>
+        <w:rPr>
+          <w:rFonts w:hint="eastAsia" w:ascii="Times New Roman" w:hAnsi="Times New Roman" w:eastAsia="Times New Roman" w:cs="Times New Roman"/>
+        </w:rPr>
+        <w:t>，</w:t>
+      </w:r>
+      <w:r>
+        <w:rPr>
+          <w:rFonts w:hint="eastAsia" w:ascii="Times New Roman" w:hAnsi="Times New Roman" w:eastAsia="FangSong" w:cs="Times New Roman"/>
+        </w:rPr>
+        <w:t>指出反应平衡常数如何变化</w:t>
+      </w:r>
+      <w:r>
+        <w:rPr>
+          <w:rFonts w:hint="eastAsia" w:ascii="Times New Roman" w:hAnsi="Times New Roman" w:eastAsia="Times New Roman" w:cs="Times New Roman"/>
+        </w:rPr>
+        <w:t>（</w:t>
+      </w:r>
+      <w:r>
+        <w:rPr>
+          <w:rFonts w:hint="eastAsia" w:ascii="Times New Roman" w:hAnsi="Times New Roman" w:eastAsia="FangSong" w:cs="Times New Roman"/>
+        </w:rPr>
+        <w:t>填写对应的字母</w:t>
+      </w:r>
+      <w:r>
+        <w:rPr>
+          <w:rFonts w:hint="eastAsia" w:ascii="Times New Roman" w:hAnsi="Times New Roman" w:eastAsia="Times New Roman" w:cs="Times New Roman"/>
+        </w:rPr>
+        <w:t>）。</w:t>
+      </w:r>
+      <w:r>
+        <w:rPr>
+          <w:rFonts w:hint="eastAsia" w:ascii="Times New Roman" w:hAnsi="Times New Roman" w:eastAsia="FangSong" w:cs="Times New Roman"/>
+        </w:rPr>
+        <w:t>计算反应焓变</w:t>
+      </w:r>
+      <w:r>
+        <w:rPr>
+          <w:rFonts w:hint="eastAsia" w:ascii="Times New Roman" w:hAnsi="Times New Roman" w:eastAsia="Times New Roman" w:cs="Times New Roman"/>
+        </w:rPr>
+        <w:t>，</w:t>
+      </w:r>
+      <w:r>
+        <w:rPr>
+          <w:rFonts w:hint="eastAsia" w:ascii="Times New Roman" w:hAnsi="Times New Roman" w:eastAsia="FangSong" w:cs="Times New Roman"/>
+        </w:rPr>
+        <w:t>给出原因</w:t>
+      </w:r>
+      <w:r>
+        <w:rPr>
+          <w:rFonts w:hint="eastAsia" w:ascii="Times New Roman" w:hAnsi="Times New Roman" w:eastAsia="Times New Roman" w:cs="Times New Roman"/>
+        </w:rPr>
+        <w:t>。</w:t>
+      </w:r>
+    </w:p>
+    <w:p>
+      <w:pPr>
+        <w:pStyle w:val="BodyText"/>
+        <w:spacing w:before="0" w:after="0"/>
+        <w:ind w:left="480" w:hanging="480"/>
+      </w:pPr>
+      <w:r>
+        <w:rPr>
+          <w:rFonts w:ascii="Times New Roman" w:hAnsi="Times New Roman" w:eastAsia="Times New Roman" w:cs="Times New Roman"/>
+        </w:rPr>
+        <w:t xml:space="preserve">3-5-1 </w:t>
+      </w:r>
+      <w:r>
+        <w:rPr>
+          <w:rFonts w:hint="eastAsia" w:ascii="Times New Roman" w:hAnsi="Times New Roman" w:eastAsia="FangSong" w:cs="Times New Roman"/>
+        </w:rPr>
+        <w:t xml:space="preserve">反应</w:t>
+      </w:r>
+      <w:r>
+        <w:rPr>
+          <w:rFonts w:ascii="Times New Roman" w:hAnsi="Times New Roman" w:eastAsia="Times New Roman" w:cs="Times New Roman"/>
+        </w:rPr>
+        <w:t xml:space="preserve"> (1): </w:t>
+      </w:r>
+    </w:p>
+    <w:p>
+      <w:pPr>
+        <w:pStyle w:val="BodyText"/>
+        <w:spacing w:before="0" w:after="0"/>
+        <w:ind w:left="480" w:hanging="480"/>
+      </w:pPr>
+      <w:r>
+        <w:rPr>
+          <w:rFonts w:ascii="Times New Roman" w:hAnsi="Times New Roman" w:eastAsia="Times New Roman" w:cs="Times New Roman"/>
+        </w:rPr>
+        <w:t xml:space="preserve">A. </w:t>
+      </w:r>
+      <w:r>
+        <w:rPr>
+          <w:rFonts w:hint="eastAsia" w:ascii="Times New Roman" w:hAnsi="Times New Roman" w:eastAsia="FangSong" w:cs="Times New Roman"/>
+        </w:rPr>
+        <w:t xml:space="preserve">增大</w:t>
+      </w:r>
+      <w:r>
+        <w:rPr>
+          <w:rFonts w:ascii="Times New Roman" w:hAnsi="Times New Roman" w:eastAsia="Times New Roman" w:cs="Times New Roman"/>
+        </w:rPr>
+        <w:t xml:space="preserve"> </w:t>
+      </w:r>
+    </w:p>
+    <w:p>
+      <w:pPr>
+        <w:pStyle w:val="BodyText"/>
+        <w:spacing w:before="0" w:after="0"/>
+        <w:ind w:left="480" w:hanging="480"/>
       </w:pPr>
       <w:r>
         <w:rPr>
@@ -12662,7 +12953,7 @@
         <w:rPr>
           <w:rFonts w:hint="eastAsia" w:ascii="Times New Roman" w:hAnsi="Times New Roman" w:eastAsia="FangSong" w:cs="Times New Roman"/>
         </w:rPr>
-        <w:t xml:space="preserve">不自发</w:t>
+        <w:t xml:space="preserve">不变化</w:t>
       </w:r>
       <w:r>
         <w:rPr>
@@ -12674,8 +12965,8 @@
     <w:p>
       <w:pPr>
         <w:pStyle w:val="BodyText"/>
+        <w:spacing w:before="0" w:after="0"/>
         <w:ind w:left="480" w:hanging="480"/>
-        <w:spacing w:before="0" w:after="180"/>
       </w:pPr>
       <w:r>
         <w:rPr>
@@ -12687,20 +12978,20 @@
         <w:rPr>
           <w:rFonts w:hint="eastAsia" w:ascii="Times New Roman" w:hAnsi="Times New Roman" w:eastAsia="FangSong" w:cs="Times New Roman"/>
         </w:rPr>
-        <w:t xml:space="preserve">达平衡</w:t>
+        <w:t xml:space="preserve">减小</w:t>
       </w:r>
     </w:p>
     <w:p>
       <w:pPr>
         <w:pStyle w:val="BodyText"/>
+        <w:spacing w:before="0" w:after="0"/>
         <w:ind w:left="480" w:hanging="480"/>
-        <w:spacing w:after="0"/>
-      </w:pPr>
-      <w:r>
-        <w:rPr>
-          <w:rFonts w:ascii="Times New Roman" w:hAnsi="Times New Roman" w:eastAsia="Times New Roman" w:cs="Times New Roman"/>
-        </w:rPr>
-        <w:t xml:space="preserve">3-4-2 </w:t>
+      </w:pPr>
+      <w:r>
+        <w:rPr>
+          <w:rFonts w:ascii="Times New Roman" w:hAnsi="Times New Roman" w:eastAsia="Times New Roman" w:cs="Times New Roman"/>
+        </w:rPr>
+        <w:t xml:space="preserve">3-5-2 </w:t>
       </w:r>
       <w:r>
         <w:rPr>
@@ -12718,20 +13009,45 @@
     <w:p>
       <w:pPr>
         <w:pStyle w:val="BodyText"/>
+        <w:spacing w:before="0" w:after="0"/>
         <w:ind w:left="480" w:hanging="480"/>
+      </w:pPr>
+      <w:r>
+        <w:rPr>
+          <w:rFonts w:ascii="Times New Roman" w:hAnsi="Times New Roman" w:eastAsia="Times New Roman" w:cs="Times New Roman"/>
+        </w:rPr>
+        <w:t xml:space="preserve">A. </w:t>
+      </w:r>
+      <w:r>
+        <w:rPr>
+          <w:rFonts w:hint="eastAsia" w:ascii="Times New Roman" w:hAnsi="Times New Roman" w:eastAsia="FangSong" w:cs="Times New Roman"/>
+        </w:rPr>
+        <w:t xml:space="preserve">增大</w:t>
+      </w:r>
+      <w:r>
+        <w:rPr>
+          <w:rFonts w:ascii="Times New Roman" w:hAnsi="Times New Roman" w:eastAsia="Times New Roman" w:cs="Times New Roman"/>
+        </w:rPr>
+        <w:t xml:space="preserve"> </w:t>
+      </w:r>
+    </w:p>
+    <w:p>
+      <w:pPr>
+        <w:pStyle w:val="BodyText"/>
         <w:spacing w:before="0" w:after="0"/>
-      </w:pPr>
-      <w:r>
-        <w:rPr>
-          <w:rFonts w:ascii="Times New Roman" w:hAnsi="Times New Roman" w:eastAsia="Times New Roman" w:cs="Times New Roman"/>
-        </w:rPr>
-        <w:t xml:space="preserve">A. </w:t>
-      </w:r>
-      <w:r>
-        <w:rPr>
-          <w:rFonts w:hint="eastAsia" w:ascii="Times New Roman" w:hAnsi="Times New Roman" w:eastAsia="FangSong" w:cs="Times New Roman"/>
-        </w:rPr>
-        <w:t xml:space="preserve">自发</w:t>
+        <w:ind w:left="480" w:hanging="480"/>
+      </w:pPr>
+      <w:r>
+        <w:rPr>
+          <w:rFonts w:ascii="Times New Roman" w:hAnsi="Times New Roman" w:eastAsia="Times New Roman" w:cs="Times New Roman"/>
+        </w:rPr>
+        <w:t xml:space="preserve">B. </w:t>
+      </w:r>
+      <w:r>
+        <w:rPr>
+          <w:rFonts w:hint="eastAsia" w:ascii="Times New Roman" w:hAnsi="Times New Roman" w:eastAsia="FangSong" w:cs="Times New Roman"/>
+        </w:rPr>
+        <w:t xml:space="preserve">不变化</w:t>
       </w:r>
       <w:r>
         <w:rPr>
@@ -12743,292 +13059,8 @@
     <w:p>
       <w:pPr>
         <w:pStyle w:val="BodyText"/>
+        <w:spacing w:before="0" w:after="0"/>
         <w:ind w:left="480" w:hanging="480"/>
-        <w:spacing w:before="0" w:after="0"/>
-      </w:pPr>
-      <w:r>
-        <w:rPr>
-          <w:rFonts w:ascii="Times New Roman" w:hAnsi="Times New Roman" w:eastAsia="Times New Roman" w:cs="Times New Roman"/>
-        </w:rPr>
-        <w:t xml:space="preserve">B. </w:t>
-      </w:r>
-      <w:r>
-        <w:rPr>
-          <w:rFonts w:hint="eastAsia" w:ascii="Times New Roman" w:hAnsi="Times New Roman" w:eastAsia="FangSong" w:cs="Times New Roman"/>
-        </w:rPr>
-        <w:t xml:space="preserve">不自发</w:t>
-      </w:r>
-      <w:r>
-        <w:rPr>
-          <w:rFonts w:ascii="Times New Roman" w:hAnsi="Times New Roman" w:eastAsia="Times New Roman" w:cs="Times New Roman"/>
-        </w:rPr>
-        <w:t xml:space="preserve"> </w:t>
-      </w:r>
-    </w:p>
-    <w:p>
-      <w:pPr>
-        <w:pStyle w:val="BodyText"/>
-        <w:ind w:left="480" w:hanging="480"/>
-        <w:spacing w:before="0" w:after="180"/>
-      </w:pPr>
-      <w:r>
-        <w:rPr>
-          <w:rFonts w:ascii="Times New Roman" w:hAnsi="Times New Roman" w:eastAsia="Times New Roman" w:cs="Times New Roman"/>
-        </w:rPr>
-        <w:t xml:space="preserve">C. </w:t>
-      </w:r>
-      <w:r>
-        <w:rPr>
-          <w:rFonts w:hint="eastAsia" w:ascii="Times New Roman" w:hAnsi="Times New Roman" w:eastAsia="FangSong" w:cs="Times New Roman"/>
-        </w:rPr>
-        <w:t xml:space="preserve">达平衡</w:t>
-      </w:r>
-    </w:p>
-    <w:p>
-      <w:pPr>
-        <w:pStyle w:val="BodyText"/>
-      </w:pPr>
-      <w:r>
-        <w:rPr>
-          <w:rFonts w:ascii="Times New Roman" w:hAnsi="Times New Roman" w:eastAsia="Times New Roman" w:cs="Times New Roman"/>
-        </w:rPr>
-        <w:t xml:space="preserve">3-5 </w:t>
-      </w:r>
-      <w:r>
-        <w:rPr>
-          <w:rFonts w:hint="eastAsia" w:ascii="Times New Roman" w:hAnsi="Times New Roman" w:eastAsia="FangSong" w:cs="Times New Roman"/>
-        </w:rPr>
-        <w:t>若升高温度</w:t>
-      </w:r>
-      <w:r>
-        <w:rPr>
-          <w:rFonts w:hint="eastAsia" w:ascii="Times New Roman" w:hAnsi="Times New Roman" w:eastAsia="Times New Roman" w:cs="Times New Roman"/>
-        </w:rPr>
-        <w:t>，</w:t>
-      </w:r>
-      <w:r>
-        <w:rPr>
-          <w:rFonts w:hint="eastAsia" w:ascii="Times New Roman" w:hAnsi="Times New Roman" w:eastAsia="FangSong" w:cs="Times New Roman"/>
-        </w:rPr>
-        <w:t>指出反应平衡常数如何变化</w:t>
-      </w:r>
-      <w:r>
-        <w:rPr>
-          <w:rFonts w:hint="eastAsia" w:ascii="Times New Roman" w:hAnsi="Times New Roman" w:eastAsia="Times New Roman" w:cs="Times New Roman"/>
-        </w:rPr>
-        <w:t>（</w:t>
-      </w:r>
-      <w:r>
-        <w:rPr>
-          <w:rFonts w:hint="eastAsia" w:ascii="Times New Roman" w:hAnsi="Times New Roman" w:eastAsia="FangSong" w:cs="Times New Roman"/>
-        </w:rPr>
-        <w:t>填写对应的字母</w:t>
-      </w:r>
-      <w:r>
-        <w:rPr>
-          <w:rFonts w:hint="eastAsia" w:ascii="Times New Roman" w:hAnsi="Times New Roman" w:eastAsia="Times New Roman" w:cs="Times New Roman"/>
-        </w:rPr>
-        <w:t>）。</w:t>
-      </w:r>
-      <w:r>
-        <w:rPr>
-          <w:rFonts w:hint="eastAsia" w:ascii="Times New Roman" w:hAnsi="Times New Roman" w:eastAsia="FangSong" w:cs="Times New Roman"/>
-        </w:rPr>
-        <w:t>计算反应焓变</w:t>
-      </w:r>
-      <w:r>
-        <w:rPr>
-          <w:rFonts w:hint="eastAsia" w:ascii="Times New Roman" w:hAnsi="Times New Roman" w:eastAsia="Times New Roman" w:cs="Times New Roman"/>
-        </w:rPr>
-        <w:t>，</w:t>
-      </w:r>
-      <w:r>
-        <w:rPr>
-          <w:rFonts w:hint="eastAsia" w:ascii="Times New Roman" w:hAnsi="Times New Roman" w:eastAsia="FangSong" w:cs="Times New Roman"/>
-        </w:rPr>
-        <w:t>给出原因</w:t>
-      </w:r>
-      <w:r>
-        <w:rPr>
-          <w:rFonts w:hint="eastAsia" w:ascii="Times New Roman" w:hAnsi="Times New Roman" w:eastAsia="Times New Roman" w:cs="Times New Roman"/>
-        </w:rPr>
-        <w:t>。</w:t>
-      </w:r>
-    </w:p>
-    <w:p>
-      <w:pPr>
-        <w:pStyle w:val="BodyText"/>
-        <w:ind w:left="480" w:hanging="480"/>
-        <w:spacing w:after="0"/>
-      </w:pPr>
-      <w:r>
-        <w:rPr>
-          <w:rFonts w:ascii="Times New Roman" w:hAnsi="Times New Roman" w:eastAsia="Times New Roman" w:cs="Times New Roman"/>
-        </w:rPr>
-        <w:t xml:space="preserve">3-5-1 </w:t>
-      </w:r>
-      <w:r>
-        <w:rPr>
-          <w:rFonts w:hint="eastAsia" w:ascii="Times New Roman" w:hAnsi="Times New Roman" w:eastAsia="FangSong" w:cs="Times New Roman"/>
-        </w:rPr>
-        <w:t xml:space="preserve">反应</w:t>
-      </w:r>
-      <w:r>
-        <w:rPr>
-          <w:rFonts w:ascii="Times New Roman" w:hAnsi="Times New Roman" w:eastAsia="Times New Roman" w:cs="Times New Roman"/>
-        </w:rPr>
-        <w:t xml:space="preserve"> (1): </w:t>
-      </w:r>
-    </w:p>
-    <w:p>
-      <w:pPr>
-        <w:pStyle w:val="BodyText"/>
-        <w:ind w:left="480" w:hanging="480"/>
-        <w:spacing w:before="0" w:after="0"/>
-      </w:pPr>
-      <w:r>
-        <w:rPr>
-          <w:rFonts w:ascii="Times New Roman" w:hAnsi="Times New Roman" w:eastAsia="Times New Roman" w:cs="Times New Roman"/>
-        </w:rPr>
-        <w:t xml:space="preserve">A. </w:t>
-      </w:r>
-      <w:r>
-        <w:rPr>
-          <w:rFonts w:hint="eastAsia" w:ascii="Times New Roman" w:hAnsi="Times New Roman" w:eastAsia="FangSong" w:cs="Times New Roman"/>
-        </w:rPr>
-        <w:t xml:space="preserve">增大</w:t>
-      </w:r>
-      <w:r>
-        <w:rPr>
-          <w:rFonts w:ascii="Times New Roman" w:hAnsi="Times New Roman" w:eastAsia="Times New Roman" w:cs="Times New Roman"/>
-        </w:rPr>
-        <w:t xml:space="preserve"> </w:t>
-      </w:r>
-    </w:p>
-    <w:p>
-      <w:pPr>
-        <w:pStyle w:val="BodyText"/>
-        <w:ind w:left="480" w:hanging="480"/>
-        <w:spacing w:before="0" w:after="0"/>
-      </w:pPr>
-      <w:r>
-        <w:rPr>
-          <w:rFonts w:ascii="Times New Roman" w:hAnsi="Times New Roman" w:eastAsia="Times New Roman" w:cs="Times New Roman"/>
-        </w:rPr>
-        <w:t xml:space="preserve">B. </w:t>
-      </w:r>
-      <w:r>
-        <w:rPr>
-          <w:rFonts w:hint="eastAsia" w:ascii="Times New Roman" w:hAnsi="Times New Roman" w:eastAsia="FangSong" w:cs="Times New Roman"/>
-        </w:rPr>
-        <w:t xml:space="preserve">不变化</w:t>
-      </w:r>
-      <w:r>
-        <w:rPr>
-          <w:rFonts w:ascii="Times New Roman" w:hAnsi="Times New Roman" w:eastAsia="Times New Roman" w:cs="Times New Roman"/>
-        </w:rPr>
-        <w:t xml:space="preserve"> </w:t>
-      </w:r>
-    </w:p>
-    <w:p>
-      <w:pPr>
-        <w:pStyle w:val="BodyText"/>
-        <w:ind w:left="480" w:hanging="480"/>
-        <w:spacing w:before="0" w:after="180"/>
-      </w:pPr>
-      <w:r>
-        <w:rPr>
-          <w:rFonts w:ascii="Times New Roman" w:hAnsi="Times New Roman" w:eastAsia="Times New Roman" w:cs="Times New Roman"/>
-        </w:rPr>
-        <w:t xml:space="preserve">C. </w:t>
-      </w:r>
-      <w:r>
-        <w:rPr>
-          <w:rFonts w:hint="eastAsia" w:ascii="Times New Roman" w:hAnsi="Times New Roman" w:eastAsia="FangSong" w:cs="Times New Roman"/>
-        </w:rPr>
-        <w:t xml:space="preserve">减小</w:t>
-      </w:r>
-    </w:p>
-    <w:p>
-      <w:pPr>
-        <w:pStyle w:val="BodyText"/>
-        <w:ind w:left="480" w:hanging="480"/>
-        <w:spacing w:after="0"/>
-      </w:pPr>
-      <w:r>
-        <w:rPr>
-          <w:rFonts w:ascii="Times New Roman" w:hAnsi="Times New Roman" w:eastAsia="Times New Roman" w:cs="Times New Roman"/>
-        </w:rPr>
-        <w:t xml:space="preserve">3-5-2 </w:t>
-      </w:r>
-      <w:r>
-        <w:rPr>
-          <w:rFonts w:hint="eastAsia" w:ascii="Times New Roman" w:hAnsi="Times New Roman" w:eastAsia="FangSong" w:cs="Times New Roman"/>
-        </w:rPr>
-        <w:t xml:space="preserve">反应</w:t>
-      </w:r>
-      <w:r>
-        <w:rPr>
-          <w:rFonts w:ascii="Times New Roman" w:hAnsi="Times New Roman" w:eastAsia="Times New Roman" w:cs="Times New Roman"/>
-        </w:rPr>
-        <w:t xml:space="preserve"> (2): </w:t>
-      </w:r>
-    </w:p>
-    <w:p>
-      <w:pPr>
-        <w:pStyle w:val="BodyText"/>
-        <w:ind w:left="480" w:hanging="480"/>
-        <w:spacing w:before="0" w:after="0"/>
-      </w:pPr>
-      <w:r>
-        <w:rPr>
-          <w:rFonts w:ascii="Times New Roman" w:hAnsi="Times New Roman" w:eastAsia="Times New Roman" w:cs="Times New Roman"/>
-        </w:rPr>
-        <w:t xml:space="preserve">A. </w:t>
-      </w:r>
-      <w:r>
-        <w:rPr>
-          <w:rFonts w:hint="eastAsia" w:ascii="Times New Roman" w:hAnsi="Times New Roman" w:eastAsia="FangSong" w:cs="Times New Roman"/>
-        </w:rPr>
-        <w:t xml:space="preserve">增大</w:t>
-      </w:r>
-      <w:r>
-        <w:rPr>
-          <w:rFonts w:ascii="Times New Roman" w:hAnsi="Times New Roman" w:eastAsia="Times New Roman" w:cs="Times New Roman"/>
-        </w:rPr>
-        <w:t xml:space="preserve"> </w:t>
-      </w:r>
-    </w:p>
-    <w:p>
-      <w:pPr>
-        <w:pStyle w:val="BodyText"/>
-        <w:ind w:left="480" w:hanging="480"/>
-        <w:spacing w:before="0" w:after="0"/>
-      </w:pPr>
-      <w:r>
-        <w:rPr>
-          <w:rFonts w:ascii="Times New Roman" w:hAnsi="Times New Roman" w:eastAsia="Times New Roman" w:cs="Times New Roman"/>
-        </w:rPr>
-        <w:t xml:space="preserve">B. </w:t>
-      </w:r>
-      <w:r>
-        <w:rPr>
-          <w:rFonts w:hint="eastAsia" w:ascii="Times New Roman" w:hAnsi="Times New Roman" w:eastAsia="FangSong" w:cs="Times New Roman"/>
-        </w:rPr>
-        <w:t xml:space="preserve">不变化</w:t>
-      </w:r>
-      <w:r>
-        <w:rPr>
-          <w:rFonts w:ascii="Times New Roman" w:hAnsi="Times New Roman" w:eastAsia="Times New Roman" w:cs="Times New Roman"/>
-        </w:rPr>
-        <w:t xml:space="preserve"> </w:t>
-      </w:r>
-    </w:p>
-    <w:p>
-      <w:pPr>
-        <w:pStyle w:val="BodyText"/>
-        <w:ind w:left="480" w:hanging="480"/>
-        <w:spacing w:before="0" w:after="180"/>
       </w:pPr>
       <w:r>
         <w:rPr>
@@ -13344,6 +13376,7 @@
     <w:p>
       <w:pPr>
         <w:pStyle w:val="Compact"/>
+        <w:spacing w:before="0" w:after="0"/>
       </w:pPr>
       <w:r>
         <w:rPr>
@@ -13391,6 +13424,7 @@
     <w:p>
       <w:pPr>
         <w:pStyle w:val="Compact"/>
+        <w:spacing w:before="0" w:after="0"/>
       </w:pPr>
       <w:r>
         <w:rPr>
@@ -13444,6 +13478,7 @@
     <w:p>
       <w:pPr>
         <w:pStyle w:val="Compact"/>
+        <w:spacing w:before="0" w:after="0"/>
       </w:pPr>
       <w:r>
         <w:rPr>
@@ -13497,6 +13532,7 @@
     <w:p>
       <w:pPr>
         <w:pStyle w:val="Compact"/>
+        <w:spacing w:before="0" w:after="0"/>
       </w:pPr>
       <w:r>
         <w:rPr>
@@ -13858,6 +13894,7 @@
     <w:p>
       <w:pPr>
         <w:pStyle w:val="Compact"/>
+        <w:spacing w:before="0" w:after="0"/>
       </w:pPr>
       <w:r>
         <w:rPr>
@@ -13926,6 +13963,7 @@
     <w:p>
       <w:pPr>
         <w:pStyle w:val="Compact"/>
+        <w:spacing w:before="0" w:after="0"/>
       </w:pPr>
       <w:r>
         <w:rPr>
@@ -14013,6 +14051,7 @@
     <w:p>
       <w:pPr>
         <w:pStyle w:val="Compact"/>
+        <w:spacing w:before="0" w:after="0"/>
       </w:pPr>
       <w:r>
         <w:rPr>
@@ -14124,6 +14163,7 @@
     <w:p>
       <w:pPr>
         <w:pStyle w:val="Compact"/>
+        <w:spacing w:before="0" w:after="0"/>
       </w:pPr>
       <w:r>
         <w:rPr>
@@ -14234,6 +14274,7 @@
     <w:p>
       <w:pPr>
         <w:pStyle w:val="Compact"/>
+        <w:spacing w:before="0" w:after="0"/>
       </w:pPr>
       <w:r>
         <w:rPr>
@@ -14251,6 +14292,7 @@
     <w:p>
       <w:pPr>
         <w:pStyle w:val="Compact"/>
+        <w:spacing w:before="0" w:after="0"/>
       </w:pPr>
       <w:r>
         <w:rPr>
@@ -14268,6 +14310,7 @@
     <w:p>
       <w:pPr>
         <w:pStyle w:val="Compact"/>
+        <w:spacing w:before="0" w:after="0"/>
       </w:pPr>
       <w:r>
         <w:rPr>
@@ -14285,6 +14328,7 @@
     <w:p>
       <w:pPr>
         <w:pStyle w:val="Compact"/>
+        <w:spacing w:before="0" w:after="0"/>
       </w:pPr>
       <w:r>
         <w:rPr>
@@ -16567,7 +16611,6 @@
     <w:bookmarkEnd w:id="52"/>
     <w:bookmarkEnd w:id="53"/>
     <w:sectPr>
-      <w:headerReference w:type="default" r:id="rId49"/>
       <w:footerReference w:type="default" r:id="rId9"/>
       <w:footnotePr>
         <w:numRestart w:val="eachSect"/>
@@ -16594,16 +16637,6 @@
       <w:rPr>
         <w:rFonts w:ascii="Times New Roman" w:hAnsi="Times New Roman" w:eastAsia="Times New Roman" w:cs="Times New Roman"/>
         <w:b w:val="0"/>
-        <w:color w:val="000000"/>
-        <w:sz w:val="20"/>
-      </w:rPr>
-      <w:t xml:space="preserve">第 </w:t>
-    </w:r>
-    <w:r>
-      <w:rPr>
-        <w:rFonts w:ascii="Times New Roman" w:hAnsi="Times New Roman" w:eastAsia="Times New Roman" w:cs="Times New Roman"/>
-        <w:b w:val="0"/>
-        <w:color w:val="000000"/>
         <w:sz w:val="20"/>
       </w:rPr>
       <w:fldChar w:fldCharType="begin"/>
@@ -16612,7 +16645,6 @@
       <w:rPr>
         <w:rFonts w:ascii="Times New Roman" w:hAnsi="Times New Roman" w:eastAsia="Times New Roman" w:cs="Times New Roman"/>
         <w:b w:val="0"/>
-        <w:color w:val="000000"/>
         <w:sz w:val="20"/>
       </w:rPr>
       <w:instrText xml:space="preserve"> PAGE </w:instrText>
@@ -16621,91 +16653,9 @@
       <w:rPr>
         <w:rFonts w:ascii="Times New Roman" w:hAnsi="Times New Roman" w:eastAsia="Times New Roman" w:cs="Times New Roman"/>
         <w:b w:val="0"/>
-        <w:color w:val="000000"/>
-        <w:sz w:val="20"/>
-      </w:rPr>
-      <w:fldChar w:fldCharType="separate"/>
-    </w:r>
-    <w:r>
-      <w:rPr>
-        <w:rFonts w:ascii="Times New Roman" w:hAnsi="Times New Roman" w:eastAsia="Times New Roman" w:cs="Times New Roman"/>
-        <w:b w:val="0"/>
-        <w:color w:val="000000"/>
-        <w:sz w:val="20"/>
-      </w:rPr>
-      <w:t>1</w:t>
-    </w:r>
-    <w:r>
-      <w:rPr>
-        <w:rFonts w:ascii="Times New Roman" w:hAnsi="Times New Roman" w:eastAsia="Times New Roman" w:cs="Times New Roman"/>
-        <w:b w:val="0"/>
-        <w:color w:val="000000"/>
         <w:sz w:val="20"/>
       </w:rPr>
       <w:fldChar w:fldCharType="end"/>
-    </w:r>
-    <w:r>
-      <w:rPr>
-        <w:rFonts w:ascii="Times New Roman" w:hAnsi="Times New Roman" w:eastAsia="Times New Roman" w:cs="Times New Roman"/>
-        <w:b w:val="0"/>
-        <w:color w:val="000000"/>
-        <w:sz w:val="20"/>
-      </w:rPr>
-      <w:t xml:space="preserve"> 页 / 共 </w:t>
-    </w:r>
-    <w:r>
-      <w:rPr>
-        <w:rFonts w:ascii="Times New Roman" w:hAnsi="Times New Roman" w:eastAsia="Times New Roman" w:cs="Times New Roman"/>
-        <w:b w:val="0"/>
-        <w:color w:val="000000"/>
-        <w:sz w:val="20"/>
-      </w:rPr>
-      <w:fldChar w:fldCharType="begin"/>
-    </w:r>
-    <w:r>
-      <w:rPr>
-        <w:rFonts w:ascii="Times New Roman" w:hAnsi="Times New Roman" w:eastAsia="Times New Roman" w:cs="Times New Roman"/>
-        <w:b w:val="0"/>
-        <w:color w:val="000000"/>
-        <w:sz w:val="20"/>
-      </w:rPr>
-      <w:instrText xml:space="preserve"> NUMPAGES </w:instrText>
-    </w:r>
-    <w:r>
-      <w:rPr>
-        <w:rFonts w:ascii="Times New Roman" w:hAnsi="Times New Roman" w:eastAsia="Times New Roman" w:cs="Times New Roman"/>
-        <w:b w:val="0"/>
-        <w:color w:val="000000"/>
-        <w:sz w:val="20"/>
-      </w:rPr>
-      <w:fldChar w:fldCharType="separate"/>
-    </w:r>
-    <w:r>
-      <w:rPr>
-        <w:rFonts w:ascii="Times New Roman" w:hAnsi="Times New Roman" w:eastAsia="Times New Roman" w:cs="Times New Roman"/>
-        <w:b w:val="0"/>
-        <w:color w:val="000000"/>
-        <w:sz w:val="20"/>
-      </w:rPr>
-      <w:t>1</w:t>
-    </w:r>
-    <w:r>
-      <w:rPr>
-        <w:rFonts w:ascii="Times New Roman" w:hAnsi="Times New Roman" w:eastAsia="Times New Roman" w:cs="Times New Roman"/>
-        <w:b w:val="0"/>
-        <w:color w:val="000000"/>
-        <w:sz w:val="20"/>
-      </w:rPr>
-      <w:fldChar w:fldCharType="end"/>
-    </w:r>
-    <w:r>
-      <w:rPr>
-        <w:rFonts w:ascii="Times New Roman" w:hAnsi="Times New Roman" w:eastAsia="Times New Roman" w:cs="Times New Roman"/>
-        <w:b w:val="0"/>
-        <w:color w:val="000000"/>
-        <w:sz w:val="20"/>
-      </w:rPr>
-      <w:t xml:space="preserve"> 页</w:t>
     </w:r>
   </w:p>
 </w:ftr>
@@ -16728,28 +16678,6 @@
     </w:p>
   </w:footnote>
 </w:footnotes>
-</file>
-
-<file path=word/header1.xml><?xml version="1.0" encoding="utf-8"?>
-<w:hdr xmlns:m="http://schemas.openxmlformats.org/officeDocument/2006/math" xmlns:mc="http://schemas.openxmlformats.org/markup-compatibility/2006" xmlns:mo="http://schemas.microsoft.com/office/mac/office/2008/main" xmlns:mv="urn:schemas-microsoft-com:mac:vml" xmlns:o="urn:schemas-microsoft-com:office:office" xmlns:r="http://schemas.openxmlformats.org/officeDocument/2006/relationships" xmlns:v="urn:schemas-microsoft-com:vml" xmlns:w10="urn:schemas-microsoft-com:office:word" xmlns:w14="http://schemas.microsoft.com/office/word/2010/wordml" xmlns:w="http://schemas.openxmlformats.org/wordprocessingml/2006/main" xmlns:wne="http://schemas.microsoft.com/office/word/2006/wordml" xmlns:wp14="http://schemas.microsoft.com/office/word/2010/wordprocessingDrawing" xmlns:wp="http://schemas.openxmlformats.org/drawingml/2006/wordprocessingDrawing" xmlns:wpc="http://schemas.microsoft.com/office/word/2010/wordprocessingCanvas" xmlns:wpg="http://schemas.microsoft.com/office/word/2010/wordprocessingGroup" xmlns:wpi="http://schemas.microsoft.com/office/word/2010/wordprocessingInk" xmlns:wps="http://schemas.microsoft.com/office/word/2010/wordprocessingShape" mc:Ignorable="w14 wp14">
-  <w:p>
-    <w:pPr>
-      <w:jc w:val="right"/>
-      <w:pBdr>
-        <w:bottom w:val="single" w:sz="4" w:space="2" w:color="000000"/>
-      </w:pBdr>
-    </w:pPr>
-    <w:r>
-      <w:rPr>
-        <w:rFonts w:ascii="Times New Roman" w:hAnsi="Times New Roman" w:eastAsia="Times New Roman" w:cs="Times New Roman"/>
-        <w:b w:val="0"/>
-        <w:color w:val="000000"/>
-        <w:sz w:val="18"/>
-      </w:rPr>
-      <w:t xml:space="preserve">第一轮综合练习 · 第12卷</w:t>
-    </w:r>
-  </w:p>
-</w:hdr>
 </file>
 
 <file path=word/numbering.xml><?xml version="1.0" encoding="utf-8"?>

--- a/00-首页/题组Word/第一轮·综合套卷/第一轮综合卷12（学生版-打印版）.docx
+++ b/00-首页/题组Word/第一轮·综合套卷/第一轮综合卷12（学生版-打印版）.docx
@@ -43,6 +43,60 @@
     </w:p>
     <w:p>
       <w:pPr>
+        <w:pStyle w:val="BlockText"/>
+        <w:ind w:firstLine="420"/>
+      </w:pPr>
+      <w:r>
+        <w:rPr>
+          <w:rFonts w:hint="eastAsia" w:ascii="Times New Roman" w:hAnsi="Times New Roman" w:eastAsia="FangSong" w:cs="Times New Roman"/>
+        </w:rPr>
+        <w:t xml:space="preserve">共</w:t>
+      </w:r>
+      <w:r>
+        <w:rPr>
+          <w:rFonts w:ascii="Times New Roman" w:hAnsi="Times New Roman" w:eastAsia="Times New Roman" w:cs="Times New Roman"/>
+        </w:rPr>
+        <w:t xml:space="preserve"> 26 </w:t>
+      </w:r>
+      <w:r>
+        <w:rPr>
+          <w:rFonts w:hint="eastAsia" w:ascii="Times New Roman" w:hAnsi="Times New Roman" w:eastAsia="FangSong" w:cs="Times New Roman"/>
+        </w:rPr>
+        <w:t>题</w:t>
+      </w:r>
+      <w:r>
+        <w:rPr>
+          <w:rFonts w:hint="eastAsia" w:ascii="Times New Roman" w:hAnsi="Times New Roman" w:eastAsia="Times New Roman" w:cs="Times New Roman"/>
+        </w:rPr>
+        <w:t>。</w:t>
+      </w:r>
+      <w:r>
+        <w:rPr>
+          <w:rFonts w:hint="eastAsia" w:ascii="Times New Roman" w:hAnsi="Times New Roman" w:eastAsia="FangSong" w:cs="Times New Roman"/>
+        </w:rPr>
+        <w:t>建议先独立完成</w:t>
+      </w:r>
+      <w:r>
+        <w:rPr>
+          <w:rFonts w:hint="eastAsia" w:ascii="Times New Roman" w:hAnsi="Times New Roman" w:eastAsia="Times New Roman" w:cs="Times New Roman"/>
+        </w:rPr>
+        <w:t>，</w:t>
+      </w:r>
+      <w:r>
+        <w:rPr>
+          <w:rFonts w:hint="eastAsia" w:ascii="Times New Roman" w:hAnsi="Times New Roman" w:eastAsia="FangSong" w:cs="Times New Roman"/>
+        </w:rPr>
+        <w:t>再核对答案</w:t>
+      </w:r>
+      <w:r>
+        <w:rPr>
+          <w:rFonts w:hint="eastAsia" w:ascii="Times New Roman" w:hAnsi="Times New Roman" w:eastAsia="Times New Roman" w:cs="Times New Roman"/>
+        </w:rPr>
+        <w:t>。</w:t>
+      </w:r>
+    </w:p>
+    <w:p>
+      <w:pPr>
         <w:spacing w:before="160" w:after="80"/>
       </w:pPr>
       <w:r>
@@ -93,6 +147,7 @@
     <w:p>
       <w:pPr>
         <w:pStyle w:val="FirstParagraph"/>
+        <w:ind w:firstLine="420"/>
       </w:pPr>
       <w:r>
         <w:rPr>
@@ -163,7 +218,7 @@
         <w:rPr>
           <w:rFonts w:ascii="Times New Roman" w:hAnsi="Times New Roman" w:eastAsia="Times New Roman" w:cs="Times New Roman"/>
         </w:rPr>
-        <w:t xml:space="preserve">A.</w:t>
+        <w:t xml:space="preserve">- A.</w:t>
       </w:r>
       <w:r>
         <w:rPr>
@@ -198,7 +253,7 @@
         <w:rPr>
           <w:rFonts w:ascii="Times New Roman" w:hAnsi="Times New Roman" w:eastAsia="Times New Roman" w:cs="Times New Roman"/>
         </w:rPr>
-        <w:t xml:space="preserve">B.</w:t>
+        <w:t xml:space="preserve">- B.</w:t>
       </w:r>
       <w:r>
         <w:rPr>
@@ -245,7 +300,7 @@
         <w:rPr>
           <w:rFonts w:ascii="Times New Roman" w:hAnsi="Times New Roman" w:eastAsia="Times New Roman" w:cs="Times New Roman"/>
         </w:rPr>
-        <w:t xml:space="preserve">C.</w:t>
+        <w:t xml:space="preserve">- C.</w:t>
       </w:r>
       <w:r>
         <w:rPr>
@@ -288,7 +343,7 @@
         <w:rPr>
           <w:rFonts w:ascii="Times New Roman" w:hAnsi="Times New Roman" w:eastAsia="Times New Roman" w:cs="Times New Roman"/>
         </w:rPr>
-        <w:t xml:space="preserve">D.</w:t>
+        <w:t xml:space="preserve">- D.</w:t>
       </w:r>
       <w:r>
         <w:rPr>
@@ -356,6 +411,7 @@
     <w:p>
       <w:pPr>
         <w:pStyle w:val="FirstParagraph"/>
+        <w:ind w:firstLine="420"/>
       </w:pPr>
       <w:r>
         <w:rPr>
@@ -493,6 +549,7 @@
     <w:p>
       <w:pPr>
         <w:pStyle w:val="FirstParagraph"/>
+        <w:ind w:firstLine="420"/>
       </w:pPr>
       <w:r>
         <w:rPr>
@@ -534,7 +591,7 @@
         <w:rPr>
           <w:rFonts w:ascii="Times New Roman" w:hAnsi="Times New Roman" w:eastAsia="Times New Roman" w:cs="Times New Roman"/>
         </w:rPr>
-        <w:t xml:space="preserve">A.</w:t>
+        <w:t xml:space="preserve">- A.</w:t>
       </w:r>
       <w:r>
         <w:rPr>
@@ -580,7 +637,7 @@
         <w:rPr>
           <w:rFonts w:ascii="Times New Roman" w:hAnsi="Times New Roman" w:eastAsia="Times New Roman" w:cs="Times New Roman"/>
         </w:rPr>
-        <w:t xml:space="preserve">B.</w:t>
+        <w:t xml:space="preserve">- B.</w:t>
       </w:r>
       <w:r>
         <w:rPr>
@@ -626,7 +683,7 @@
         <w:rPr>
           <w:rFonts w:ascii="Times New Roman" w:hAnsi="Times New Roman" w:eastAsia="Times New Roman" w:cs="Times New Roman"/>
         </w:rPr>
-        <w:t xml:space="preserve">C.</w:t>
+        <w:t xml:space="preserve">- C.</w:t>
       </w:r>
       <w:r>
         <w:rPr>
@@ -672,7 +729,7 @@
         <w:rPr>
           <w:rFonts w:ascii="Times New Roman" w:hAnsi="Times New Roman" w:eastAsia="Times New Roman" w:cs="Times New Roman"/>
         </w:rPr>
-        <w:t xml:space="preserve">D.</w:t>
+        <w:t xml:space="preserve">- D.</w:t>
       </w:r>
       <w:r>
         <w:rPr>
@@ -737,6 +794,7 @@
     <w:p>
       <w:pPr>
         <w:pStyle w:val="FirstParagraph"/>
+        <w:ind w:firstLine="420"/>
       </w:pPr>
       <w:r>
         <w:rPr>
@@ -778,7 +836,7 @@
         <w:rPr>
           <w:rFonts w:ascii="Times New Roman" w:hAnsi="Times New Roman" w:eastAsia="Times New Roman" w:cs="Times New Roman"/>
         </w:rPr>
-        <w:t xml:space="preserve">A.</w:t>
+        <w:t xml:space="preserve">- A.</w:t>
       </w:r>
       <w:r>
         <w:rPr>
@@ -824,7 +882,7 @@
         <w:rPr>
           <w:rFonts w:ascii="Times New Roman" w:hAnsi="Times New Roman" w:eastAsia="Times New Roman" w:cs="Times New Roman"/>
         </w:rPr>
-        <w:t xml:space="preserve">B.</w:t>
+        <w:t xml:space="preserve">- B.</w:t>
       </w:r>
       <w:r>
         <w:rPr>
@@ -870,7 +928,7 @@
         <w:rPr>
           <w:rFonts w:ascii="Times New Roman" w:hAnsi="Times New Roman" w:eastAsia="Times New Roman" w:cs="Times New Roman"/>
         </w:rPr>
-        <w:t xml:space="preserve">C.</w:t>
+        <w:t xml:space="preserve">- C.</w:t>
       </w:r>
       <w:r>
         <w:rPr>
@@ -916,7 +974,7 @@
         <w:rPr>
           <w:rFonts w:ascii="Times New Roman" w:hAnsi="Times New Roman" w:eastAsia="Times New Roman" w:cs="Times New Roman"/>
         </w:rPr>
-        <w:t xml:space="preserve">D.</w:t>
+        <w:t xml:space="preserve">- D.</w:t>
       </w:r>
       <w:r>
         <w:rPr>
@@ -992,6 +1050,7 @@
     <w:p>
       <w:pPr>
         <w:pStyle w:val="FirstParagraph"/>
+        <w:ind w:firstLine="420"/>
       </w:pPr>
       <w:r>
         <w:rPr>
@@ -1109,6 +1168,7 @@
           <w:ilvl w:val="0"/>
           <w:numId w:val="1001"/>
         </w:numPr>
+        <w:ind w:firstLine="420"/>
       </w:pPr>
       <w:r>
         <w:rPr>
@@ -1129,6 +1189,7 @@
           <w:ilvl w:val="0"/>
           <w:numId w:val="1001"/>
         </w:numPr>
+        <w:ind w:firstLine="420"/>
       </w:pPr>
       <w:r>
         <w:rPr>
@@ -1386,6 +1447,7 @@
           <w:ilvl w:val="0"/>
           <w:numId w:val="1001"/>
         </w:numPr>
+        <w:ind w:firstLine="420"/>
       </w:pPr>
       <m:oMath>
         <m:sSup>
@@ -1521,6 +1583,7 @@
     <w:p>
       <w:pPr>
         <w:pStyle w:val="FirstParagraph"/>
+        <w:ind w:firstLine="420"/>
       </w:pPr>
       <w:r>
         <w:rPr>
@@ -1538,6 +1601,7 @@
     <w:p>
       <w:pPr>
         <w:pStyle w:val="BodyText"/>
+        <w:ind w:firstLine="420"/>
       </w:pPr>
       <m:oMath>
         <m:oMathPr>
@@ -1854,12 +1918,49 @@
         <w:rPr>
           <w:rFonts w:ascii="Times New Roman" w:hAnsi="Times New Roman" w:eastAsia="Times New Roman" w:cs="Times New Roman"/>
         </w:rPr>
-        <w:t xml:space="preserve">A. 18.9% B. 15.1% C. 30.2% D. 38.9%</w:t>
+        <w:t xml:space="preserve">- A. 18.9%</w:t>
+      </w:r>
+      <w:r>
+        <w:rPr>
+          <w:rFonts w:ascii="Times New Roman" w:hAnsi="Times New Roman" w:eastAsia="Times New Roman" w:cs="Times New Roman"/>
+        </w:rPr>
+        <w:t xml:space="preserve"> </w:t>
+      </w:r>
+      <w:r>
+        <w:rPr>
+          <w:rFonts w:ascii="Times New Roman" w:hAnsi="Times New Roman" w:eastAsia="Times New Roman" w:cs="Times New Roman"/>
+        </w:rPr>
+        <w:t xml:space="preserve">- B. 15.1%</w:t>
+      </w:r>
+      <w:r>
+        <w:rPr>
+          <w:rFonts w:ascii="Times New Roman" w:hAnsi="Times New Roman" w:eastAsia="Times New Roman" w:cs="Times New Roman"/>
+        </w:rPr>
+        <w:t xml:space="preserve"> </w:t>
+      </w:r>
+      <w:r>
+        <w:rPr>
+          <w:rFonts w:ascii="Times New Roman" w:hAnsi="Times New Roman" w:eastAsia="Times New Roman" w:cs="Times New Roman"/>
+        </w:rPr>
+        <w:t xml:space="preserve">- C. 30.2%</w:t>
+      </w:r>
+      <w:r>
+        <w:rPr>
+          <w:rFonts w:ascii="Times New Roman" w:hAnsi="Times New Roman" w:eastAsia="Times New Roman" w:cs="Times New Roman"/>
+        </w:rPr>
+        <w:t xml:space="preserve"> </w:t>
+      </w:r>
+      <w:r>
+        <w:rPr>
+          <w:rFonts w:ascii="Times New Roman" w:hAnsi="Times New Roman" w:eastAsia="Times New Roman" w:cs="Times New Roman"/>
+        </w:rPr>
+        <w:t xml:space="preserve">- D. 38.9%</w:t>
       </w:r>
     </w:p>
     <w:p>
       <w:pPr>
         <w:pStyle w:val="BodyText"/>
+        <w:ind w:firstLine="420"/>
       </w:pPr>
       <w:r>
         <w:rPr>
@@ -2221,6 +2322,7 @@
     <w:p>
       <w:pPr>
         <w:pStyle w:val="BodyText"/>
+        <w:ind w:firstLine="420"/>
       </w:pPr>
       <w:r>
         <w:rPr>
@@ -2250,7 +2352,7 @@
         <w:rPr>
           <w:rFonts w:ascii="Times New Roman" w:hAnsi="Times New Roman" w:eastAsia="Times New Roman" w:cs="Times New Roman"/>
         </w:rPr>
-        <w:t xml:space="preserve">A.</w:t>
+        <w:t xml:space="preserve">- A.</w:t>
       </w:r>
       <w:r>
         <w:rPr>
@@ -2305,7 +2407,7 @@
         <w:rPr>
           <w:rFonts w:ascii="Times New Roman" w:hAnsi="Times New Roman" w:eastAsia="Times New Roman" w:cs="Times New Roman"/>
         </w:rPr>
-        <w:t xml:space="preserve">B.</w:t>
+        <w:t xml:space="preserve">- B.</w:t>
       </w:r>
       <w:r>
         <w:rPr>
@@ -2360,7 +2462,7 @@
         <w:rPr>
           <w:rFonts w:ascii="Times New Roman" w:hAnsi="Times New Roman" w:eastAsia="Times New Roman" w:cs="Times New Roman"/>
         </w:rPr>
-        <w:t xml:space="preserve">C.</w:t>
+        <w:t xml:space="preserve">- C.</w:t>
       </w:r>
       <w:r>
         <w:rPr>
@@ -2415,7 +2517,7 @@
         <w:rPr>
           <w:rFonts w:ascii="Times New Roman" w:hAnsi="Times New Roman" w:eastAsia="Times New Roman" w:cs="Times New Roman"/>
         </w:rPr>
-        <w:t xml:space="preserve">D.</w:t>
+        <w:t xml:space="preserve">- D.</w:t>
       </w:r>
       <w:r>
         <w:rPr>
@@ -2500,6 +2602,7 @@
     <w:p>
       <w:pPr>
         <w:pStyle w:val="FirstParagraph"/>
+        <w:ind w:firstLine="420"/>
       </w:pPr>
       <w:r>
         <w:rPr>
@@ -2958,249 +3061,248 @@
     </w:p>
     <w:p>
       <w:pPr>
+        <w:numPr>
+          <w:ilvl w:val="0"/>
+          <w:numId w:val="1002"/>
+        </w:numPr>
+        <w:ind w:firstLine="420"/>
+      </w:pPr>
+      <w:r>
+        <w:rPr>
+          <w:rFonts w:hint="eastAsia" w:ascii="Times New Roman" w:hAnsi="Times New Roman" w:eastAsia="FangSong" w:cs="Times New Roman"/>
+        </w:rPr>
+        <w:t xml:space="preserve">用第</w:t>
+      </w:r>
+      <w:r>
+        <w:rPr>
+          <w:rFonts w:ascii="Times New Roman" w:hAnsi="Times New Roman" w:eastAsia="Times New Roman" w:cs="Times New Roman"/>
+        </w:rPr>
+        <w:t xml:space="preserve"> 117 </w:t>
+      </w:r>
+      <w:r>
+        <w:rPr>
+          <w:rFonts w:hint="eastAsia" w:ascii="Times New Roman" w:hAnsi="Times New Roman" w:eastAsia="FangSong" w:cs="Times New Roman"/>
+        </w:rPr>
+        <w:t>号元素的符号</w:t>
+      </w:r>
+      <w:r>
+        <w:rPr>
+          <w:rFonts w:hint="eastAsia" w:ascii="Times New Roman" w:hAnsi="Times New Roman" w:eastAsia="Times New Roman" w:cs="Times New Roman"/>
+        </w:rPr>
+        <w:t>，</w:t>
+      </w:r>
+      <w:r>
+        <w:rPr>
+          <w:rFonts w:hint="eastAsia" w:ascii="Times New Roman" w:hAnsi="Times New Roman" w:eastAsia="FangSong" w:cs="Times New Roman"/>
+        </w:rPr>
+        <w:t>写出得到第</w:t>
+      </w:r>
+      <w:r>
+        <w:rPr>
+          <w:rFonts w:ascii="Times New Roman" w:hAnsi="Times New Roman" w:eastAsia="Times New Roman" w:cs="Times New Roman"/>
+        </w:rPr>
+        <w:t xml:space="preserve"> 117 </w:t>
+      </w:r>
+      <w:r>
+        <w:rPr>
+          <w:rFonts w:hint="eastAsia" w:ascii="Times New Roman" w:hAnsi="Times New Roman" w:eastAsia="FangSong" w:cs="Times New Roman"/>
+        </w:rPr>
+        <w:t>号元素的核反应方程式</w:t>
+      </w:r>
+      <w:r>
+        <w:rPr>
+          <w:rFonts w:hint="eastAsia" w:ascii="Times New Roman" w:hAnsi="Times New Roman" w:eastAsia="Times New Roman" w:cs="Times New Roman"/>
+        </w:rPr>
+        <w:t>（</w:t>
+      </w:r>
+      <w:r>
+        <w:rPr>
+          <w:rFonts w:hint="eastAsia" w:ascii="Times New Roman" w:hAnsi="Times New Roman" w:eastAsia="FangSong" w:cs="Times New Roman"/>
+        </w:rPr>
+        <w:t>在元素符号的左上角和左下角分别标出质量数和原子序数</w:t>
+      </w:r>
+      <w:r>
+        <w:rPr>
+          <w:rFonts w:hint="eastAsia" w:ascii="Times New Roman" w:hAnsi="Times New Roman" w:eastAsia="Times New Roman" w:cs="Times New Roman"/>
+        </w:rPr>
+        <w:t>）。</w:t>
+      </w:r>
+    </w:p>
+    <w:p>
+      <w:pPr>
+        <w:numPr>
+          <w:ilvl w:val="0"/>
+          <w:numId w:val="1002"/>
+        </w:numPr>
+        <w:ind w:firstLine="420"/>
+      </w:pPr>
+      <w:r>
+        <w:rPr>
+          <w:rFonts w:hint="eastAsia" w:ascii="Times New Roman" w:hAnsi="Times New Roman" w:eastAsia="FangSong" w:cs="Times New Roman"/>
+        </w:rPr>
+        <w:t>现代原子结构理论认为</w:t>
+      </w:r>
+      <w:r>
+        <w:rPr>
+          <w:rFonts w:hint="eastAsia" w:ascii="Times New Roman" w:hAnsi="Times New Roman" w:eastAsia="Times New Roman" w:cs="Times New Roman"/>
+        </w:rPr>
+        <w:t>，</w:t>
+      </w:r>
+      <w:r>
+        <w:rPr>
+          <w:rFonts w:hint="eastAsia" w:ascii="Times New Roman" w:hAnsi="Times New Roman" w:eastAsia="FangSong" w:cs="Times New Roman"/>
+        </w:rPr>
+        <w:t>在同一电子上</w:t>
+      </w:r>
+      <w:r>
+        <w:rPr>
+          <w:rFonts w:hint="eastAsia" w:ascii="Times New Roman" w:hAnsi="Times New Roman" w:eastAsia="Times New Roman" w:cs="Times New Roman"/>
+        </w:rPr>
+        <w:t>，</w:t>
+      </w:r>
+      <w:r>
+        <w:rPr>
+          <w:rFonts w:hint="eastAsia" w:ascii="Times New Roman" w:hAnsi="Times New Roman" w:eastAsia="FangSong" w:cs="Times New Roman"/>
+        </w:rPr>
+        <w:t>可有</w:t>
+      </w:r>
+      <w:r>
+        <w:rPr>
+          <w:rFonts w:ascii="Times New Roman" w:hAnsi="Times New Roman" w:eastAsia="Times New Roman" w:cs="Times New Roman"/>
+        </w:rPr>
+        <w:t xml:space="preserve"> s、p、d、f、g、h </w:t>
+      </w:r>
+      <w:r>
+        <w:rPr>
+          <w:rFonts w:hint="eastAsia" w:ascii="Times New Roman" w:hAnsi="Times New Roman" w:eastAsia="FangSong" w:cs="Times New Roman"/>
+        </w:rPr>
+        <w:t>等亚层</w:t>
+      </w:r>
+      <w:r>
+        <w:rPr>
+          <w:rFonts w:hint="eastAsia" w:ascii="Times New Roman" w:hAnsi="Times New Roman" w:eastAsia="Times New Roman" w:cs="Times New Roman"/>
+        </w:rPr>
+        <w:t>，</w:t>
+      </w:r>
+      <w:r>
+        <w:rPr>
+          <w:rFonts w:hint="eastAsia" w:ascii="Times New Roman" w:hAnsi="Times New Roman" w:eastAsia="FangSong" w:cs="Times New Roman"/>
+        </w:rPr>
+        <w:t>各亚层分别有</w:t>
+      </w:r>
+      <w:r>
+        <w:rPr>
+          <w:rFonts w:ascii="Times New Roman" w:hAnsi="Times New Roman" w:eastAsia="Times New Roman" w:cs="Times New Roman"/>
+        </w:rPr>
+        <w:t xml:space="preserve"> </w:t>
+      </w:r>
+      <w:r>
+        <w:rPr>
+          <w:rFonts w:hint="eastAsia" w:ascii="Times New Roman" w:hAnsi="Times New Roman" w:eastAsia="Times New Roman" w:cs="Times New Roman"/>
+        </w:rPr>
+        <w:t>1、3、5……</w:t>
+      </w:r>
+      <w:r>
+        <w:rPr>
+          <w:rFonts w:hint="eastAsia" w:ascii="Times New Roman" w:hAnsi="Times New Roman" w:eastAsia="FangSong" w:cs="Times New Roman"/>
+        </w:rPr>
+        <w:t>条轨道</w:t>
+      </w:r>
+      <w:r>
+        <w:rPr>
+          <w:rFonts w:hint="eastAsia" w:ascii="Times New Roman" w:hAnsi="Times New Roman" w:eastAsia="Times New Roman" w:cs="Times New Roman"/>
+        </w:rPr>
+        <w:t>。</w:t>
+      </w:r>
+      <w:r>
+        <w:rPr>
+          <w:rFonts w:hint="eastAsia" w:ascii="Times New Roman" w:hAnsi="Times New Roman" w:eastAsia="FangSong" w:cs="Times New Roman"/>
+        </w:rPr>
+        <w:t>试根据电子填入轨道的顺序预测</w:t>
+      </w:r>
+      <w:r>
+        <w:rPr>
+          <w:rFonts w:hint="eastAsia" w:ascii="Times New Roman" w:hAnsi="Times New Roman" w:eastAsia="Times New Roman" w:cs="Times New Roman"/>
+        </w:rPr>
+        <w:t>：</w:t>
+      </w:r>
+    </w:p>
+    <w:p>
+      <w:pPr>
+        <w:pStyle w:val="FirstParagraph"/>
+        <w:ind w:firstLine="420"/>
+      </w:pPr>
+      <w:r>
+        <w:rPr>
+          <w:rFonts w:ascii="Times New Roman" w:hAnsi="Times New Roman" w:eastAsia="Times New Roman" w:cs="Times New Roman"/>
+        </w:rPr>
+        <w:t xml:space="preserve">2-2-1 </w:t>
+      </w:r>
+      <w:r>
+        <w:rPr>
+          <w:rFonts w:hint="eastAsia" w:ascii="Times New Roman" w:hAnsi="Times New Roman" w:eastAsia="FangSong" w:cs="Times New Roman"/>
+        </w:rPr>
+        <w:t>填满第八电子层</w:t>
+      </w:r>
+      <w:r>
+        <w:rPr>
+          <w:rFonts w:hint="eastAsia" w:ascii="Times New Roman" w:hAnsi="Times New Roman" w:eastAsia="Times New Roman" w:cs="Times New Roman"/>
+        </w:rPr>
+        <w:t>，</w:t>
+      </w:r>
+      <w:r>
+        <w:rPr>
+          <w:rFonts w:hint="eastAsia" w:ascii="Times New Roman" w:hAnsi="Times New Roman" w:eastAsia="FangSong" w:cs="Times New Roman"/>
+        </w:rPr>
+        <w:t>第八电子层应填多少种元素</w:t>
+      </w:r>
+      <w:r>
+        <w:rPr>
+          <w:rFonts w:hint="eastAsia" w:ascii="Times New Roman" w:hAnsi="Times New Roman" w:eastAsia="Times New Roman" w:cs="Times New Roman"/>
+        </w:rPr>
+        <w:t>？</w:t>
+      </w:r>
+    </w:p>
+    <w:p>
+      <w:pPr>
         <w:pStyle w:val="BodyText"/>
-      </w:pPr>
-      <w:r>
-        <w:rPr>
-          <w:rFonts w:ascii="Times New Roman" w:hAnsi="Times New Roman" w:eastAsia="Times New Roman" w:cs="Times New Roman"/>
-        </w:rPr>
-        <w:t xml:space="preserve">2-1 </w:t>
-      </w:r>
-      <w:r>
-        <w:rPr>
-          <w:rFonts w:hint="eastAsia" w:ascii="Times New Roman" w:hAnsi="Times New Roman" w:eastAsia="FangSong" w:cs="Times New Roman"/>
-        </w:rPr>
-        <w:t xml:space="preserve">用第</w:t>
-      </w:r>
-      <w:r>
-        <w:rPr>
-          <w:rFonts w:ascii="Times New Roman" w:hAnsi="Times New Roman" w:eastAsia="Times New Roman" w:cs="Times New Roman"/>
-        </w:rPr>
-        <w:t xml:space="preserve"> 117 </w:t>
-      </w:r>
-      <w:r>
-        <w:rPr>
-          <w:rFonts w:hint="eastAsia" w:ascii="Times New Roman" w:hAnsi="Times New Roman" w:eastAsia="FangSong" w:cs="Times New Roman"/>
-        </w:rPr>
-        <w:t>号元素的符号</w:t>
-      </w:r>
-      <w:r>
-        <w:rPr>
-          <w:rFonts w:hint="eastAsia" w:ascii="Times New Roman" w:hAnsi="Times New Roman" w:eastAsia="Times New Roman" w:cs="Times New Roman"/>
-        </w:rPr>
-        <w:t>，</w:t>
-      </w:r>
-      <w:r>
-        <w:rPr>
-          <w:rFonts w:hint="eastAsia" w:ascii="Times New Roman" w:hAnsi="Times New Roman" w:eastAsia="FangSong" w:cs="Times New Roman"/>
-        </w:rPr>
-        <w:t>写出得到第</w:t>
-      </w:r>
-      <w:r>
-        <w:rPr>
-          <w:rFonts w:ascii="Times New Roman" w:hAnsi="Times New Roman" w:eastAsia="Times New Roman" w:cs="Times New Roman"/>
-        </w:rPr>
-        <w:t xml:space="preserve"> 117 </w:t>
-      </w:r>
-      <w:r>
-        <w:rPr>
-          <w:rFonts w:hint="eastAsia" w:ascii="Times New Roman" w:hAnsi="Times New Roman" w:eastAsia="FangSong" w:cs="Times New Roman"/>
-        </w:rPr>
-        <w:t>号元素的核反应方程式</w:t>
-      </w:r>
-      <w:r>
-        <w:rPr>
-          <w:rFonts w:hint="eastAsia" w:ascii="Times New Roman" w:hAnsi="Times New Roman" w:eastAsia="Times New Roman" w:cs="Times New Roman"/>
-        </w:rPr>
-        <w:t>（</w:t>
-      </w:r>
-      <w:r>
-        <w:rPr>
-          <w:rFonts w:hint="eastAsia" w:ascii="Times New Roman" w:hAnsi="Times New Roman" w:eastAsia="FangSong" w:cs="Times New Roman"/>
-        </w:rPr>
-        <w:t>在元素符号的左上角和左下角分别标出质量数和原子序数</w:t>
-      </w:r>
-      <w:r>
-        <w:rPr>
-          <w:rFonts w:hint="eastAsia" w:ascii="Times New Roman" w:hAnsi="Times New Roman" w:eastAsia="Times New Roman" w:cs="Times New Roman"/>
-        </w:rPr>
-        <w:t>）。</w:t>
+        <w:ind w:firstLine="420"/>
+      </w:pPr>
+      <w:r>
+        <w:rPr>
+          <w:rFonts w:ascii="Times New Roman" w:hAnsi="Times New Roman" w:eastAsia="Times New Roman" w:cs="Times New Roman"/>
+        </w:rPr>
+        <w:t xml:space="preserve">2-2-2 </w:t>
+      </w:r>
+      <w:r>
+        <w:rPr>
+          <w:rFonts w:hint="eastAsia" w:ascii="Times New Roman" w:hAnsi="Times New Roman" w:eastAsia="FangSong" w:cs="Times New Roman"/>
+        </w:rPr>
+        <w:t xml:space="preserve">原子核外出现第一个</w:t>
+      </w:r>
+      <w:r>
+        <w:rPr>
+          <w:rFonts w:ascii="Times New Roman" w:hAnsi="Times New Roman" w:eastAsia="Times New Roman" w:cs="Times New Roman"/>
+        </w:rPr>
+        <w:t xml:space="preserve"> 6f </w:t>
+      </w:r>
+      <w:r>
+        <w:rPr>
+          <w:rFonts w:hint="eastAsia" w:ascii="Times New Roman" w:hAnsi="Times New Roman" w:eastAsia="FangSong" w:cs="Times New Roman"/>
+        </w:rPr>
+        <w:t>电子的元素的原子有多少个质子</w:t>
+      </w:r>
+      <w:r>
+        <w:rPr>
+          <w:rFonts w:hint="eastAsia" w:ascii="Times New Roman" w:hAnsi="Times New Roman" w:eastAsia="Times New Roman" w:cs="Times New Roman"/>
+        </w:rPr>
+        <w:t>？</w:t>
       </w:r>
     </w:p>
     <w:p>
       <w:pPr>
         <w:pStyle w:val="BodyText"/>
-      </w:pPr>
-      <w:r>
-        <w:rPr>
-          <w:rFonts w:ascii="Times New Roman" w:hAnsi="Times New Roman" w:eastAsia="Times New Roman" w:cs="Times New Roman"/>
-        </w:rPr>
-        <w:t xml:space="preserve">2-2 </w:t>
-      </w:r>
-      <w:r>
-        <w:rPr>
-          <w:rFonts w:hint="eastAsia" w:ascii="Times New Roman" w:hAnsi="Times New Roman" w:eastAsia="FangSong" w:cs="Times New Roman"/>
-        </w:rPr>
-        <w:t>现代原子结构理论认为</w:t>
-      </w:r>
-      <w:r>
-        <w:rPr>
-          <w:rFonts w:hint="eastAsia" w:ascii="Times New Roman" w:hAnsi="Times New Roman" w:eastAsia="Times New Roman" w:cs="Times New Roman"/>
-        </w:rPr>
-        <w:t>，</w:t>
-      </w:r>
-      <w:r>
-        <w:rPr>
-          <w:rFonts w:hint="eastAsia" w:ascii="Times New Roman" w:hAnsi="Times New Roman" w:eastAsia="FangSong" w:cs="Times New Roman"/>
-        </w:rPr>
-        <w:t>在同一电子上</w:t>
-      </w:r>
-      <w:r>
-        <w:rPr>
-          <w:rFonts w:hint="eastAsia" w:ascii="Times New Roman" w:hAnsi="Times New Roman" w:eastAsia="Times New Roman" w:cs="Times New Roman"/>
-        </w:rPr>
-        <w:t>，</w:t>
-      </w:r>
-      <w:r>
-        <w:rPr>
-          <w:rFonts w:hint="eastAsia" w:ascii="Times New Roman" w:hAnsi="Times New Roman" w:eastAsia="FangSong" w:cs="Times New Roman"/>
-        </w:rPr>
-        <w:t>可有</w:t>
-      </w:r>
-      <w:r>
-        <w:rPr>
-          <w:rFonts w:ascii="Times New Roman" w:hAnsi="Times New Roman" w:eastAsia="Times New Roman" w:cs="Times New Roman"/>
-        </w:rPr>
-        <w:t xml:space="preserve"> s、p、d、f、g、h </w:t>
-      </w:r>
-      <w:r>
-        <w:rPr>
-          <w:rFonts w:hint="eastAsia" w:ascii="Times New Roman" w:hAnsi="Times New Roman" w:eastAsia="FangSong" w:cs="Times New Roman"/>
-        </w:rPr>
-        <w:t>等亚层</w:t>
-      </w:r>
-      <w:r>
-        <w:rPr>
-          <w:rFonts w:hint="eastAsia" w:ascii="Times New Roman" w:hAnsi="Times New Roman" w:eastAsia="Times New Roman" w:cs="Times New Roman"/>
-        </w:rPr>
-        <w:t>，</w:t>
-      </w:r>
-      <w:r>
-        <w:rPr>
-          <w:rFonts w:hint="eastAsia" w:ascii="Times New Roman" w:hAnsi="Times New Roman" w:eastAsia="FangSong" w:cs="Times New Roman"/>
-        </w:rPr>
-        <w:t>各亚层分别有</w:t>
-      </w:r>
-      <w:r>
-        <w:rPr>
-          <w:rFonts w:ascii="Times New Roman" w:hAnsi="Times New Roman" w:eastAsia="Times New Roman" w:cs="Times New Roman"/>
-        </w:rPr>
-        <w:t xml:space="preserve"> </w:t>
-      </w:r>
-      <w:r>
-        <w:rPr>
-          <w:rFonts w:hint="eastAsia" w:ascii="Times New Roman" w:hAnsi="Times New Roman" w:eastAsia="Times New Roman" w:cs="Times New Roman"/>
-        </w:rPr>
-        <w:t>1、3、5……</w:t>
-      </w:r>
-      <w:r>
-        <w:rPr>
-          <w:rFonts w:hint="eastAsia" w:ascii="Times New Roman" w:hAnsi="Times New Roman" w:eastAsia="FangSong" w:cs="Times New Roman"/>
-        </w:rPr>
-        <w:t>条轨道</w:t>
-      </w:r>
-      <w:r>
-        <w:rPr>
-          <w:rFonts w:hint="eastAsia" w:ascii="Times New Roman" w:hAnsi="Times New Roman" w:eastAsia="Times New Roman" w:cs="Times New Roman"/>
-        </w:rPr>
-        <w:t>。</w:t>
-      </w:r>
-      <w:r>
-        <w:rPr>
-          <w:rFonts w:hint="eastAsia" w:ascii="Times New Roman" w:hAnsi="Times New Roman" w:eastAsia="FangSong" w:cs="Times New Roman"/>
-        </w:rPr>
-        <w:t>试根据电子填入轨道的顺序预测</w:t>
-      </w:r>
-      <w:r>
-        <w:rPr>
-          <w:rFonts w:hint="eastAsia" w:ascii="Times New Roman" w:hAnsi="Times New Roman" w:eastAsia="Times New Roman" w:cs="Times New Roman"/>
-        </w:rPr>
-        <w:t>：</w:t>
-      </w:r>
-    </w:p>
-    <w:p>
-      <w:pPr>
-        <w:pStyle w:val="BodyText"/>
-      </w:pPr>
-      <w:r>
-        <w:rPr>
-          <w:rFonts w:ascii="Times New Roman" w:hAnsi="Times New Roman" w:eastAsia="Times New Roman" w:cs="Times New Roman"/>
-        </w:rPr>
-        <w:t xml:space="preserve">2-2-1 </w:t>
-      </w:r>
-      <w:r>
-        <w:rPr>
-          <w:rFonts w:hint="eastAsia" w:ascii="Times New Roman" w:hAnsi="Times New Roman" w:eastAsia="FangSong" w:cs="Times New Roman"/>
-        </w:rPr>
-        <w:t>填满第八电子层</w:t>
-      </w:r>
-      <w:r>
-        <w:rPr>
-          <w:rFonts w:hint="eastAsia" w:ascii="Times New Roman" w:hAnsi="Times New Roman" w:eastAsia="Times New Roman" w:cs="Times New Roman"/>
-        </w:rPr>
-        <w:t>，</w:t>
-      </w:r>
-      <w:r>
-        <w:rPr>
-          <w:rFonts w:hint="eastAsia" w:ascii="Times New Roman" w:hAnsi="Times New Roman" w:eastAsia="FangSong" w:cs="Times New Roman"/>
-        </w:rPr>
-        <w:t>第八电子层应填多少种元素</w:t>
-      </w:r>
-      <w:r>
-        <w:rPr>
-          <w:rFonts w:hint="eastAsia" w:ascii="Times New Roman" w:hAnsi="Times New Roman" w:eastAsia="Times New Roman" w:cs="Times New Roman"/>
-        </w:rPr>
-        <w:t>？</w:t>
-      </w:r>
-    </w:p>
-    <w:p>
-      <w:pPr>
-        <w:pStyle w:val="BodyText"/>
-      </w:pPr>
-      <w:r>
-        <w:rPr>
-          <w:rFonts w:ascii="Times New Roman" w:hAnsi="Times New Roman" w:eastAsia="Times New Roman" w:cs="Times New Roman"/>
-        </w:rPr>
-        <w:t xml:space="preserve">2-2-2 </w:t>
-      </w:r>
-      <w:r>
-        <w:rPr>
-          <w:rFonts w:hint="eastAsia" w:ascii="Times New Roman" w:hAnsi="Times New Roman" w:eastAsia="FangSong" w:cs="Times New Roman"/>
-        </w:rPr>
-        <w:t xml:space="preserve">原子核外出现第一个</w:t>
-      </w:r>
-      <w:r>
-        <w:rPr>
-          <w:rFonts w:ascii="Times New Roman" w:hAnsi="Times New Roman" w:eastAsia="Times New Roman" w:cs="Times New Roman"/>
-        </w:rPr>
-        <w:t xml:space="preserve"> 6f </w:t>
-      </w:r>
-      <w:r>
-        <w:rPr>
-          <w:rFonts w:hint="eastAsia" w:ascii="Times New Roman" w:hAnsi="Times New Roman" w:eastAsia="FangSong" w:cs="Times New Roman"/>
-        </w:rPr>
-        <w:t>电子的元素的原子有多少个质子</w:t>
-      </w:r>
-      <w:r>
-        <w:rPr>
-          <w:rFonts w:hint="eastAsia" w:ascii="Times New Roman" w:hAnsi="Times New Roman" w:eastAsia="Times New Roman" w:cs="Times New Roman"/>
-        </w:rPr>
-        <w:t>？</w:t>
-      </w:r>
-    </w:p>
-    <w:p>
-      <w:pPr>
-        <w:pStyle w:val="BodyText"/>
+        <w:ind w:firstLine="420"/>
       </w:pPr>
       <w:r>
         <w:rPr>
@@ -3368,6 +3470,7 @@
     <w:p>
       <w:pPr>
         <w:pStyle w:val="FirstParagraph"/>
+        <w:ind w:firstLine="420"/>
       </w:pPr>
       <w:r>
         <w:rPr>
@@ -3748,54 +3851,51 @@
     </w:p>
     <w:p>
       <w:pPr>
+        <w:pStyle w:val="Compact"/>
+        <w:numPr>
+          <w:ilvl w:val="0"/>
+          <w:numId w:val="1003"/>
+        </w:numPr>
+        <w:ind w:firstLine="420"/>
+      </w:pPr>
+      <w:r>
+        <w:rPr>
+          <w:rFonts w:hint="eastAsia" w:ascii="Times New Roman" w:hAnsi="Times New Roman" w:eastAsia="FangSong" w:cs="Times New Roman"/>
+        </w:rPr>
+        <w:t>下左图中的氯化钠晶胞和金刚石晶胞是分别指实线的小立方体还是虚线的大立方体</w:t>
+      </w:r>
+      <w:r>
+        <w:rPr>
+          <w:rFonts w:hint="eastAsia" w:ascii="Times New Roman" w:hAnsi="Times New Roman" w:eastAsia="Times New Roman" w:cs="Times New Roman"/>
+        </w:rPr>
+        <w:t>？</w:t>
+      </w:r>
+    </w:p>
+    <w:p>
+      <w:pPr>
+        <w:pStyle w:val="Compact"/>
+        <w:numPr>
+          <w:ilvl w:val="0"/>
+          <w:numId w:val="1003"/>
+        </w:numPr>
+        <w:ind w:firstLine="420"/>
+      </w:pPr>
+      <w:r>
+        <w:rPr>
+          <w:rFonts w:hint="eastAsia" w:ascii="Times New Roman" w:hAnsi="Times New Roman" w:eastAsia="FangSong" w:cs="Times New Roman"/>
+        </w:rPr>
+        <w:t>下右图中的金刚石晶胞和干冰晶胞是不是面心晶胞</w:t>
+      </w:r>
+      <w:r>
+        <w:rPr>
+          <w:rFonts w:hint="eastAsia" w:ascii="Times New Roman" w:hAnsi="Times New Roman" w:eastAsia="Times New Roman" w:cs="Times New Roman"/>
+        </w:rPr>
+        <w:t>？</w:t>
+      </w:r>
+    </w:p>
+    <w:p>
+      <w:pPr>
         <w:pStyle w:val="FirstParagraph"/>
-      </w:pPr>
-      <w:r>
-        <w:rPr>
-          <w:rFonts w:ascii="Times New Roman" w:hAnsi="Times New Roman" w:eastAsia="Times New Roman" w:cs="Times New Roman"/>
-        </w:rPr>
-        <w:t xml:space="preserve">9-1 </w:t>
-      </w:r>
-      <w:r>
-        <w:rPr>
-          <w:rFonts w:hint="eastAsia" w:ascii="Times New Roman" w:hAnsi="Times New Roman" w:eastAsia="FangSong" w:cs="Times New Roman"/>
-        </w:rPr>
-        <w:t>下左图中的氯化钠晶胞和金刚石晶胞是分别指实线的小立方体还是虚线的大立方体</w:t>
-      </w:r>
-      <w:r>
-        <w:rPr>
-          <w:rFonts w:hint="eastAsia" w:ascii="Times New Roman" w:hAnsi="Times New Roman" w:eastAsia="Times New Roman" w:cs="Times New Roman"/>
-        </w:rPr>
-        <w:t>？</w:t>
-      </w:r>
-      <w:r>
-        <w:rPr>
-          <w:rFonts w:ascii="Times New Roman" w:hAnsi="Times New Roman" w:eastAsia="Times New Roman" w:cs="Times New Roman"/>
-        </w:rPr>
-        <w:t xml:space="preserve"> </w:t>
-      </w:r>
-      <w:r>
-        <w:rPr>
-          <w:rFonts w:ascii="Times New Roman" w:hAnsi="Times New Roman" w:eastAsia="Times New Roman" w:cs="Times New Roman"/>
-        </w:rPr>
-        <w:t xml:space="preserve">9-2 </w:t>
-      </w:r>
-      <w:r>
-        <w:rPr>
-          <w:rFonts w:hint="eastAsia" w:ascii="Times New Roman" w:hAnsi="Times New Roman" w:eastAsia="FangSong" w:cs="Times New Roman"/>
-        </w:rPr>
-        <w:t>下右图中的金刚石晶胞和干冰晶胞是不是面心晶胞</w:t>
-      </w:r>
-      <w:r>
-        <w:rPr>
-          <w:rFonts w:hint="eastAsia" w:ascii="Times New Roman" w:hAnsi="Times New Roman" w:eastAsia="Times New Roman" w:cs="Times New Roman"/>
-        </w:rPr>
-        <w:t>？</w:t>
-      </w:r>
-    </w:p>
-    <w:p>
-      <w:pPr>
-        <w:pStyle w:val="BodyText"/>
         <w:spacing w:before="160" w:after="80"/>
         <w:jc w:val="center"/>
       </w:pPr>
@@ -3936,6 +4036,7 @@
     <w:p>
       <w:pPr>
         <w:pStyle w:val="FirstParagraph"/>
+        <w:ind w:firstLine="420"/>
       </w:pPr>
       <w:r>
         <w:rPr>
@@ -4396,14 +4497,12 @@
     </w:p>
     <w:p>
       <w:pPr>
-        <w:pStyle w:val="BodyText"/>
-      </w:pPr>
-      <w:r>
-        <w:rPr>
-          <w:rFonts w:ascii="Times New Roman" w:hAnsi="Times New Roman" w:eastAsia="Times New Roman" w:cs="Times New Roman"/>
-        </w:rPr>
-        <w:t xml:space="preserve">6-1 </w:t>
-      </w:r>
+        <w:numPr>
+          <w:ilvl w:val="0"/>
+          <w:numId w:val="1004"/>
+        </w:numPr>
+        <w:ind w:firstLine="420"/>
+      </w:pPr>
       <w:r>
         <w:rPr>
           <w:rFonts w:hint="eastAsia" w:ascii="Times New Roman" w:hAnsi="Times New Roman" w:eastAsia="FangSong" w:cs="Times New Roman"/>
@@ -4531,13 +4630,17 @@
     </w:p>
     <w:p>
       <w:pPr>
-        <w:pStyle w:val="BodyText"/>
-      </w:pPr>
-      <w:r>
-        <w:rPr>
-          <w:rFonts w:ascii="Times New Roman" w:hAnsi="Times New Roman" w:eastAsia="Times New Roman" w:cs="Times New Roman"/>
-        </w:rPr>
-        <w:t xml:space="preserve">6-2 KCl </w:t>
+        <w:numPr>
+          <w:ilvl w:val="0"/>
+          <w:numId w:val="1004"/>
+        </w:numPr>
+        <w:ind w:firstLine="420"/>
+      </w:pPr>
+      <w:r>
+        <w:rPr>
+          <w:rFonts w:ascii="Times New Roman" w:hAnsi="Times New Roman" w:eastAsia="Times New Roman" w:cs="Times New Roman"/>
+        </w:rPr>
+        <w:t xml:space="preserve">KCl </w:t>
       </w:r>
       <w:r>
         <w:rPr>
@@ -4836,14 +4939,12 @@
     </w:p>
     <w:p>
       <w:pPr>
-        <w:pStyle w:val="BodyText"/>
-      </w:pPr>
-      <w:r>
-        <w:rPr>
-          <w:rFonts w:ascii="Times New Roman" w:hAnsi="Times New Roman" w:eastAsia="Times New Roman" w:cs="Times New Roman"/>
-        </w:rPr>
-        <w:t xml:space="preserve">6-3 </w:t>
-      </w:r>
+        <w:numPr>
+          <w:ilvl w:val="0"/>
+          <w:numId w:val="1004"/>
+        </w:numPr>
+        <w:ind w:firstLine="420"/>
+      </w:pPr>
       <w:r>
         <w:rPr>
           <w:rFonts w:hint="eastAsia" w:ascii="Times New Roman" w:hAnsi="Times New Roman" w:eastAsia="FangSong" w:cs="Times New Roman"/>
@@ -5067,14 +5168,12 @@
     </w:p>
     <w:p>
       <w:pPr>
-        <w:pStyle w:val="BodyText"/>
-      </w:pPr>
-      <w:r>
-        <w:rPr>
-          <w:rFonts w:ascii="Times New Roman" w:hAnsi="Times New Roman" w:eastAsia="Times New Roman" w:cs="Times New Roman"/>
-        </w:rPr>
-        <w:t xml:space="preserve">6-4 </w:t>
-      </w:r>
+        <w:numPr>
+          <w:ilvl w:val="0"/>
+          <w:numId w:val="1004"/>
+        </w:numPr>
+        <w:ind w:firstLine="420"/>
+      </w:pPr>
       <w:r>
         <w:rPr>
           <w:rFonts w:hint="eastAsia" w:ascii="Times New Roman" w:hAnsi="Times New Roman" w:eastAsia="FangSong" w:cs="Times New Roman"/>
@@ -5178,14 +5277,12 @@
     </w:p>
     <w:p>
       <w:pPr>
-        <w:pStyle w:val="BodyText"/>
-      </w:pPr>
-      <w:r>
-        <w:rPr>
-          <w:rFonts w:ascii="Times New Roman" w:hAnsi="Times New Roman" w:eastAsia="Times New Roman" w:cs="Times New Roman"/>
-        </w:rPr>
-        <w:t xml:space="preserve">6-5 </w:t>
-      </w:r>
+        <w:numPr>
+          <w:ilvl w:val="0"/>
+          <w:numId w:val="1004"/>
+        </w:numPr>
+        <w:ind w:firstLine="420"/>
+      </w:pPr>
       <w:r>
         <w:rPr>
           <w:rFonts w:hint="eastAsia" w:ascii="Times New Roman" w:hAnsi="Times New Roman" w:eastAsia="FangSong" w:cs="Times New Roman"/>
@@ -5659,14 +5756,12 @@
     </w:p>
     <w:p>
       <w:pPr>
-        <w:pStyle w:val="BodyText"/>
-      </w:pPr>
-      <w:r>
-        <w:rPr>
-          <w:rFonts w:ascii="Times New Roman" w:hAnsi="Times New Roman" w:eastAsia="Times New Roman" w:cs="Times New Roman"/>
-        </w:rPr>
-        <w:t xml:space="preserve">6-6 </w:t>
-      </w:r>
+        <w:numPr>
+          <w:ilvl w:val="0"/>
+          <w:numId w:val="1004"/>
+        </w:numPr>
+        <w:ind w:firstLine="420"/>
+      </w:pPr>
       <w:r>
         <w:rPr>
           <w:rFonts w:hint="eastAsia" w:ascii="Times New Roman" w:hAnsi="Times New Roman" w:eastAsia="FangSong" w:cs="Times New Roman"/>
@@ -5939,6 +6034,7 @@
     <w:p>
       <w:pPr>
         <w:pStyle w:val="FirstParagraph"/>
+        <w:ind w:firstLine="420"/>
       </w:pPr>
       <w:r>
         <w:rPr>
@@ -6104,6 +6200,7 @@
     <w:p>
       <w:pPr>
         <w:pStyle w:val="BlockText"/>
+        <w:ind w:firstLine="420"/>
       </w:pPr>
       <w:r>
         <w:rPr>
@@ -6135,6 +6232,7 @@
     <w:p>
       <w:pPr>
         <w:pStyle w:val="FirstParagraph"/>
+        <w:ind w:firstLine="420"/>
       </w:pPr>
       <w:r>
         <w:rPr>
@@ -6237,6 +6335,7 @@
     <w:p>
       <w:pPr>
         <w:pStyle w:val="BodyText"/>
+        <w:ind w:firstLine="420"/>
       </w:pPr>
       <w:r>
         <w:rPr>
@@ -6244,7 +6343,7 @@
           <w:b/>
           <w:bCs/>
         </w:rPr>
-        <w:t xml:space="preserve">10-1</w:t>
+        <w:t xml:space="preserve">(1)</w:t>
       </w:r>
       <w:r>
         <w:rPr>
@@ -6299,6 +6398,7 @@
     <w:p>
       <w:pPr>
         <w:pStyle w:val="BodyText"/>
+        <w:ind w:firstLine="420"/>
       </w:pPr>
       <w:r>
         <w:rPr>
@@ -6306,7 +6406,7 @@
           <w:b/>
           <w:bCs/>
         </w:rPr>
-        <w:t xml:space="preserve">10-2</w:t>
+        <w:t xml:space="preserve">(2)</w:t>
       </w:r>
       <w:r>
         <w:rPr>
@@ -6691,6 +6791,7 @@
     <w:p>
       <w:pPr>
         <w:pStyle w:val="BodyText"/>
+        <w:ind w:firstLine="420"/>
       </w:pPr>
       <w:r>
         <w:rPr>
@@ -6698,7 +6799,7 @@
           <w:b/>
           <w:bCs/>
         </w:rPr>
-        <w:t xml:space="preserve">10-3</w:t>
+        <w:t xml:space="preserve">(3)</w:t>
       </w:r>
       <w:r>
         <w:rPr>
@@ -7086,6 +7187,7 @@
     <w:p>
       <w:pPr>
         <w:pStyle w:val="FirstParagraph"/>
+        <w:ind w:firstLine="420"/>
       </w:pPr>
       <w:r>
         <w:rPr>
@@ -7105,8 +7207,9 @@
         <w:pStyle w:val="Compact"/>
         <w:numPr>
           <w:ilvl w:val="0"/>
-          <w:numId w:val="1002"/>
+          <w:numId w:val="1005"/>
         </w:numPr>
+        <w:ind w:firstLine="420"/>
       </w:pPr>
       <w:r>
         <w:rPr>
@@ -7339,8 +7442,9 @@
         <w:pStyle w:val="Compact"/>
         <w:numPr>
           <w:ilvl w:val="0"/>
-          <w:numId w:val="1002"/>
+          <w:numId w:val="1005"/>
         </w:numPr>
+        <w:ind w:firstLine="420"/>
       </w:pPr>
       <w:r>
         <w:rPr>
@@ -7620,8 +7724,9 @@
         <w:pStyle w:val="Compact"/>
         <w:numPr>
           <w:ilvl w:val="0"/>
-          <w:numId w:val="1002"/>
+          <w:numId w:val="1005"/>
         </w:numPr>
+        <w:ind w:firstLine="420"/>
       </w:pPr>
       <w:r>
         <w:rPr>
@@ -8121,6 +8226,7 @@
     <w:p>
       <w:pPr>
         <w:pStyle w:val="FirstParagraph"/>
+        <w:ind w:firstLine="420"/>
       </w:pPr>
       <w:r>
         <w:rPr>
@@ -8447,6 +8553,7 @@
     <w:p>
       <w:pPr>
         <w:pStyle w:val="BodyText"/>
+        <w:ind w:firstLine="420"/>
       </w:pPr>
       <w:r>
         <w:rPr>
@@ -8458,6 +8565,7 @@
     <w:p>
       <w:pPr>
         <w:pStyle w:val="BodyText"/>
+        <w:ind w:firstLine="420"/>
       </w:pPr>
       <w:r>
         <w:rPr>
@@ -8477,8 +8585,9 @@
         <w:pStyle w:val="Compact"/>
         <w:numPr>
           <w:ilvl w:val="0"/>
-          <w:numId w:val="1003"/>
+          <w:numId w:val="1006"/>
         </w:numPr>
+        <w:ind w:firstLine="420"/>
       </w:pPr>
       <w:r>
         <w:rPr>
@@ -8684,8 +8793,9 @@
         <w:pStyle w:val="Compact"/>
         <w:numPr>
           <w:ilvl w:val="0"/>
-          <w:numId w:val="1003"/>
+          <w:numId w:val="1006"/>
         </w:numPr>
+        <w:ind w:firstLine="420"/>
       </w:pPr>
       <m:oMath>
         <m:sSub>
@@ -8791,6 +8901,7 @@
     <w:p>
       <w:pPr>
         <w:pStyle w:val="FirstParagraph"/>
+        <w:ind w:firstLine="420"/>
       </w:pPr>
       <w:r>
         <w:rPr>
@@ -8840,7 +8951,7 @@
         </w:rPr>
         <w:drawing>
           <wp:inline>
-            <wp:extent cx="3600000" cy="2426086"/>
+            <wp:extent cx="3600000" cy="2308332"/>
             <wp:effectExtent b="0" l="0" r="0" t="0"/>
             <wp:docPr descr="" title="" id="29" name="Picture"/>
             <a:graphic>
@@ -8861,7 +8972,7 @@
                   <pic:spPr bwMode="auto">
                     <a:xfrm>
                       <a:off x="0" y="0"/>
-                      <a:ext cx="3600000" cy="2426086"/>
+                      <a:ext cx="3600000" cy="2308332"/>
                     </a:xfrm>
                     <a:prstGeom prst="rect">
                       <a:avLst/>
@@ -8919,6 +9030,7 @@
     <w:p>
       <w:pPr>
         <w:pStyle w:val="FirstParagraph"/>
+        <w:ind w:firstLine="420"/>
       </w:pPr>
       <w:r>
         <w:rPr>
@@ -9213,8 +9325,9 @@
         <w:pStyle w:val="Compact"/>
         <w:numPr>
           <w:ilvl w:val="0"/>
-          <w:numId w:val="1004"/>
+          <w:numId w:val="1007"/>
         </w:numPr>
+        <w:ind w:firstLine="420"/>
       </w:pPr>
       <w:r>
         <w:rPr>
@@ -9246,8 +9359,9 @@
         <w:pStyle w:val="Compact"/>
         <w:numPr>
           <w:ilvl w:val="0"/>
-          <w:numId w:val="1004"/>
+          <w:numId w:val="1007"/>
         </w:numPr>
+        <w:ind w:firstLine="420"/>
       </w:pPr>
       <w:r>
         <w:rPr>
@@ -9331,6 +9445,7 @@
     <w:p>
       <w:pPr>
         <w:pStyle w:val="FirstParagraph"/>
+        <w:ind w:firstLine="420"/>
       </w:pPr>
       <w:r>
         <w:rPr>
@@ -9642,6 +9757,7 @@
     <w:p>
       <w:pPr>
         <w:pStyle w:val="BodyText"/>
+        <w:ind w:firstLine="420"/>
       </w:pPr>
       <w:r>
         <w:rPr>
@@ -9825,8 +9941,9 @@
         <w:pStyle w:val="Compact"/>
         <w:numPr>
           <w:ilvl w:val="0"/>
-          <w:numId w:val="1005"/>
+          <w:numId w:val="1008"/>
         </w:numPr>
+        <w:ind w:firstLine="420"/>
       </w:pPr>
       <w:r>
         <w:rPr>
@@ -9858,8 +9975,9 @@
         <w:pStyle w:val="Compact"/>
         <w:numPr>
           <w:ilvl w:val="0"/>
-          <w:numId w:val="1005"/>
+          <w:numId w:val="1008"/>
         </w:numPr>
+        <w:ind w:firstLine="420"/>
       </w:pPr>
       <w:r>
         <w:rPr>
@@ -9901,6 +10019,7 @@
     <w:p>
       <w:pPr>
         <w:pStyle w:val="FirstParagraph"/>
+        <w:ind w:firstLine="420"/>
       </w:pPr>
       <w:r>
         <w:rPr>
@@ -10078,8 +10197,9 @@
         <w:pStyle w:val="Compact"/>
         <w:numPr>
           <w:ilvl w:val="0"/>
-          <w:numId w:val="1006"/>
+          <w:numId w:val="1009"/>
         </w:numPr>
+        <w:ind w:firstLine="420"/>
       </w:pPr>
       <w:r>
         <w:rPr>
@@ -10111,8 +10231,9 @@
         <w:pStyle w:val="Compact"/>
         <w:numPr>
           <w:ilvl w:val="0"/>
-          <w:numId w:val="1006"/>
+          <w:numId w:val="1009"/>
         </w:numPr>
+        <w:ind w:firstLine="420"/>
       </w:pPr>
       <w:r>
         <w:rPr>
@@ -10156,8 +10277,9 @@
         <w:pStyle w:val="Compact"/>
         <w:numPr>
           <w:ilvl w:val="0"/>
-          <w:numId w:val="1006"/>
+          <w:numId w:val="1009"/>
         </w:numPr>
+        <w:ind w:firstLine="420"/>
       </w:pPr>
       <w:r>
         <w:rPr>
@@ -10235,6 +10357,7 @@
     <w:p>
       <w:pPr>
         <w:pStyle w:val="FirstParagraph"/>
+        <w:ind w:firstLine="420"/>
       </w:pPr>
       <w:r>
         <w:rPr>
@@ -10715,6 +10838,7 @@
     <w:p>
       <w:pPr>
         <w:pStyle w:val="FirstParagraph"/>
+        <w:ind w:firstLine="420"/>
       </w:pPr>
       <w:r>
         <w:rPr>
@@ -10840,14 +10964,12 @@
     </w:p>
     <w:p>
       <w:pPr>
-        <w:pStyle w:val="BodyText"/>
-      </w:pPr>
-      <w:r>
-        <w:rPr>
-          <w:rFonts w:ascii="Times New Roman" w:hAnsi="Times New Roman" w:eastAsia="Times New Roman" w:cs="Times New Roman"/>
-        </w:rPr>
-        <w:t xml:space="preserve">3-1 </w:t>
-      </w:r>
+        <w:numPr>
+          <w:ilvl w:val="0"/>
+          <w:numId w:val="1010"/>
+        </w:numPr>
+        <w:ind w:firstLine="420"/>
+      </w:pPr>
       <w:r>
         <w:rPr>
           <w:rFonts w:hint="eastAsia" w:ascii="Times New Roman" w:hAnsi="Times New Roman" w:eastAsia="FangSong" w:cs="Times New Roman"/>
@@ -10881,14 +11003,12 @@
     </w:p>
     <w:p>
       <w:pPr>
-        <w:pStyle w:val="BodyText"/>
-      </w:pPr>
-      <w:r>
-        <w:rPr>
-          <w:rFonts w:ascii="Times New Roman" w:hAnsi="Times New Roman" w:eastAsia="Times New Roman" w:cs="Times New Roman"/>
-        </w:rPr>
-        <w:t xml:space="preserve">3-2 </w:t>
-      </w:r>
+        <w:numPr>
+          <w:ilvl w:val="0"/>
+          <w:numId w:val="1010"/>
+        </w:numPr>
+        <w:ind w:firstLine="420"/>
+      </w:pPr>
       <w:r>
         <w:rPr>
           <w:rFonts w:hint="eastAsia" w:ascii="Times New Roman" w:hAnsi="Times New Roman" w:eastAsia="FangSong" w:cs="Times New Roman"/>
@@ -10932,14 +11052,12 @@
     </w:p>
     <w:p>
       <w:pPr>
-        <w:pStyle w:val="BodyText"/>
-      </w:pPr>
-      <w:r>
-        <w:rPr>
-          <w:rFonts w:ascii="Times New Roman" w:hAnsi="Times New Roman" w:eastAsia="Times New Roman" w:cs="Times New Roman"/>
-        </w:rPr>
-        <w:t xml:space="preserve">3-3 </w:t>
-      </w:r>
+        <w:numPr>
+          <w:ilvl w:val="0"/>
+          <w:numId w:val="1010"/>
+        </w:numPr>
+        <w:ind w:firstLine="420"/>
+      </w:pPr>
       <w:r>
         <w:rPr>
           <w:rFonts w:hint="eastAsia" w:ascii="Times New Roman" w:hAnsi="Times New Roman" w:eastAsia="FangSong" w:cs="Times New Roman"/>
@@ -11171,8 +11289,9 @@
     </w:p>
     <w:p>
       <w:pPr>
-        <w:pStyle w:val="BodyText"/>
+        <w:pStyle w:val="FirstParagraph"/>
         <w:spacing w:after="80"/>
+        <w:ind w:firstLine="420"/>
       </w:pPr>
       <w:r>
         <w:rPr>
@@ -11199,6 +11318,15 @@
         <w:tblW w:type="pct" w:w="5000"/>
         <w:tblLayout w:type="fixed"/>
         <w:tblLook w:firstRow="1" w:lastRow="0" w:firstColumn="0" w:lastColumn="0" w:noHBand="0" w:noVBand="0" w:val="0020"/>
+        <w:jc w:val="center"/>
+        <w:tblBorders>
+          <w:top w:val="single" w:sz="12" w:space="0" w:color="000000"/>
+          <w:bottom w:val="single" w:sz="12" w:space="0" w:color="000000"/>
+          <w:left w:val="none"/>
+          <w:right w:val="none"/>
+          <w:insideH w:val="none"/>
+          <w:insideV w:val="none"/>
+        </w:tblBorders>
       </w:tblPr>
       <w:tblGrid>
         <w:gridCol w:w="1092"/>
@@ -11213,7 +11341,11 @@
           <w:tblHeader w:val="on"/>
         </w:trPr>
         <w:tc>
-          <w:tcPr/>
+          <w:tcPr>
+            <w:tcBorders>
+              <w:bottom w:val="single" w:sz="6" w:space="0" w:color="000000"/>
+            </w:tcBorders>
+          </w:tcPr>
           <w:p>
             <w:pPr>
               <w:pStyle w:val="Compact"/>
@@ -11222,7 +11354,11 @@
           </w:p>
         </w:tc>
         <w:tc>
-          <w:tcPr/>
+          <w:tcPr>
+            <w:tcBorders>
+              <w:bottom w:val="single" w:sz="6" w:space="0" w:color="000000"/>
+            </w:tcBorders>
+          </w:tcPr>
           <w:p>
             <w:pPr>
               <w:pStyle w:val="Compact"/>
@@ -11238,7 +11374,11 @@
           </w:p>
         </w:tc>
         <w:tc>
-          <w:tcPr/>
+          <w:tcPr>
+            <w:tcBorders>
+              <w:bottom w:val="single" w:sz="6" w:space="0" w:color="000000"/>
+            </w:tcBorders>
+          </w:tcPr>
           <w:p>
             <w:pPr>
               <w:pStyle w:val="Compact"/>
@@ -11254,7 +11394,11 @@
           </w:p>
         </w:tc>
         <w:tc>
-          <w:tcPr/>
+          <w:tcPr>
+            <w:tcBorders>
+              <w:bottom w:val="single" w:sz="6" w:space="0" w:color="000000"/>
+            </w:tcBorders>
+          </w:tcPr>
           <w:p>
             <w:pPr>
               <w:pStyle w:val="Compact"/>
@@ -11284,7 +11428,11 @@
           </w:p>
         </w:tc>
         <w:tc>
-          <w:tcPr/>
+          <w:tcPr>
+            <w:tcBorders>
+              <w:bottom w:val="single" w:sz="6" w:space="0" w:color="000000"/>
+            </w:tcBorders>
+          </w:tcPr>
           <w:p>
             <w:pPr>
               <w:pStyle w:val="Compact"/>
@@ -11300,7 +11448,11 @@
           </w:p>
         </w:tc>
         <w:tc>
-          <w:tcPr/>
+          <w:tcPr>
+            <w:tcBorders>
+              <w:bottom w:val="single" w:sz="6" w:space="0" w:color="000000"/>
+            </w:tcBorders>
+          </w:tcPr>
           <w:p>
             <w:pPr>
               <w:pStyle w:val="Compact"/>
@@ -11745,15 +11897,14 @@
     </w:tbl>
     <w:p>
       <w:pPr>
-        <w:pStyle w:val="BodyText"/>
+        <w:pStyle w:val="Compact"/>
+        <w:numPr>
+          <w:ilvl w:val="0"/>
+          <w:numId w:val="1011"/>
+        </w:numPr>
         <w:spacing w:before="120"/>
-      </w:pPr>
-      <w:r>
-        <w:rPr>
-          <w:rFonts w:ascii="Times New Roman" w:hAnsi="Times New Roman" w:eastAsia="Times New Roman" w:cs="Times New Roman"/>
-        </w:rPr>
-        <w:t xml:space="preserve">3-4 </w:t>
-      </w:r>
+        <w:ind w:firstLine="420"/>
+      </w:pPr>
       <w:r>
         <w:rPr>
           <w:rFonts w:hint="eastAsia" w:ascii="Times New Roman" w:hAnsi="Times New Roman" w:eastAsia="FangSong" w:cs="Times New Roman"/>
@@ -11925,13 +12076,68 @@
     </w:p>
     <w:p>
       <w:pPr>
+        <w:pStyle w:val="FirstParagraph"/>
+        <w:ind w:firstLine="420"/>
+      </w:pPr>
+      <w:r>
+        <w:rPr>
+          <w:rFonts w:ascii="Times New Roman" w:hAnsi="Times New Roman" w:eastAsia="Times New Roman" w:cs="Times New Roman"/>
+        </w:rPr>
+        <w:t xml:space="preserve">3-4-1 </w:t>
+      </w:r>
+      <w:r>
+        <w:rPr>
+          <w:rFonts w:hint="eastAsia" w:ascii="Times New Roman" w:hAnsi="Times New Roman" w:eastAsia="FangSong" w:cs="Times New Roman"/>
+        </w:rPr>
+        <w:t xml:space="preserve">反应</w:t>
+      </w:r>
+      <w:r>
+        <w:rPr>
+          <w:rFonts w:ascii="Times New Roman" w:hAnsi="Times New Roman" w:eastAsia="Times New Roman" w:cs="Times New Roman"/>
+        </w:rPr>
+        <w:t xml:space="preserve"> (1): A. </w:t>
+      </w:r>
+      <w:r>
+        <w:rPr>
+          <w:rFonts w:hint="eastAsia" w:ascii="Times New Roman" w:hAnsi="Times New Roman" w:eastAsia="FangSong" w:cs="Times New Roman"/>
+        </w:rPr>
+        <w:t xml:space="preserve">自发</w:t>
+      </w:r>
+      <w:r>
+        <w:rPr>
+          <w:rFonts w:ascii="Times New Roman" w:hAnsi="Times New Roman" w:eastAsia="Times New Roman" w:cs="Times New Roman"/>
+        </w:rPr>
+        <w:t xml:space="preserve"> B. </w:t>
+      </w:r>
+      <w:r>
+        <w:rPr>
+          <w:rFonts w:hint="eastAsia" w:ascii="Times New Roman" w:hAnsi="Times New Roman" w:eastAsia="FangSong" w:cs="Times New Roman"/>
+        </w:rPr>
+        <w:t xml:space="preserve">不自发</w:t>
+      </w:r>
+      <w:r>
+        <w:rPr>
+          <w:rFonts w:ascii="Times New Roman" w:hAnsi="Times New Roman" w:eastAsia="Times New Roman" w:cs="Times New Roman"/>
+        </w:rPr>
+        <w:t xml:space="preserve"> C. </w:t>
+      </w:r>
+      <w:r>
+        <w:rPr>
+          <w:rFonts w:hint="eastAsia" w:ascii="Times New Roman" w:hAnsi="Times New Roman" w:eastAsia="FangSong" w:cs="Times New Roman"/>
+        </w:rPr>
+        <w:t xml:space="preserve">达平衡</w:t>
+      </w:r>
+    </w:p>
+    <w:p>
+      <w:pPr>
         <w:pStyle w:val="BodyText"/>
-      </w:pPr>
-      <w:r>
-        <w:rPr>
-          <w:rFonts w:ascii="Times New Roman" w:hAnsi="Times New Roman" w:eastAsia="Times New Roman" w:cs="Times New Roman"/>
-        </w:rPr>
-        <w:t xml:space="preserve">3-4-1 </w:t>
+        <w:ind w:firstLine="420"/>
+      </w:pPr>
+      <w:r>
+        <w:rPr>
+          <w:rFonts w:ascii="Times New Roman" w:hAnsi="Times New Roman" w:eastAsia="Times New Roman" w:cs="Times New Roman"/>
+        </w:rPr>
+        <w:t xml:space="preserve">3-4-2 </w:t>
       </w:r>
       <w:r>
         <w:rPr>
@@ -11943,13 +12149,137 @@
         <w:rPr>
           <w:rFonts w:ascii="Times New Roman" w:hAnsi="Times New Roman" w:eastAsia="Times New Roman" w:cs="Times New Roman"/>
         </w:rPr>
+        <w:t xml:space="preserve"> (2): A. </w:t>
+      </w:r>
+      <w:r>
+        <w:rPr>
+          <w:rFonts w:hint="eastAsia" w:ascii="Times New Roman" w:hAnsi="Times New Roman" w:eastAsia="FangSong" w:cs="Times New Roman"/>
+        </w:rPr>
+        <w:t xml:space="preserve">自发</w:t>
+      </w:r>
+      <w:r>
+        <w:rPr>
+          <w:rFonts w:ascii="Times New Roman" w:hAnsi="Times New Roman" w:eastAsia="Times New Roman" w:cs="Times New Roman"/>
+        </w:rPr>
+        <w:t xml:space="preserve"> B. </w:t>
+      </w:r>
+      <w:r>
+        <w:rPr>
+          <w:rFonts w:hint="eastAsia" w:ascii="Times New Roman" w:hAnsi="Times New Roman" w:eastAsia="FangSong" w:cs="Times New Roman"/>
+        </w:rPr>
+        <w:t xml:space="preserve">不自发</w:t>
+      </w:r>
+      <w:r>
+        <w:rPr>
+          <w:rFonts w:ascii="Times New Roman" w:hAnsi="Times New Roman" w:eastAsia="Times New Roman" w:cs="Times New Roman"/>
+        </w:rPr>
+        <w:t xml:space="preserve"> C. </w:t>
+      </w:r>
+      <w:r>
+        <w:rPr>
+          <w:rFonts w:hint="eastAsia" w:ascii="Times New Roman" w:hAnsi="Times New Roman" w:eastAsia="FangSong" w:cs="Times New Roman"/>
+        </w:rPr>
+        <w:t xml:space="preserve">达平衡</w:t>
+      </w:r>
+    </w:p>
+    <w:p>
+      <w:pPr>
+        <w:pStyle w:val="Compact"/>
+        <w:numPr>
+          <w:ilvl w:val="0"/>
+          <w:numId w:val="1012"/>
+        </w:numPr>
+        <w:ind w:firstLine="420"/>
+      </w:pPr>
+      <w:r>
+        <w:rPr>
+          <w:rFonts w:hint="eastAsia" w:ascii="Times New Roman" w:hAnsi="Times New Roman" w:eastAsia="FangSong" w:cs="Times New Roman"/>
+        </w:rPr>
+        <w:t>若升高温度</w:t>
+      </w:r>
+      <w:r>
+        <w:rPr>
+          <w:rFonts w:hint="eastAsia" w:ascii="Times New Roman" w:hAnsi="Times New Roman" w:eastAsia="Times New Roman" w:cs="Times New Roman"/>
+        </w:rPr>
+        <w:t>，</w:t>
+      </w:r>
+      <w:r>
+        <w:rPr>
+          <w:rFonts w:hint="eastAsia" w:ascii="Times New Roman" w:hAnsi="Times New Roman" w:eastAsia="FangSong" w:cs="Times New Roman"/>
+        </w:rPr>
+        <w:t>指出反应平衡常数如何变化</w:t>
+      </w:r>
+      <w:r>
+        <w:rPr>
+          <w:rFonts w:hint="eastAsia" w:ascii="Times New Roman" w:hAnsi="Times New Roman" w:eastAsia="Times New Roman" w:cs="Times New Roman"/>
+        </w:rPr>
+        <w:t>（</w:t>
+      </w:r>
+      <w:r>
+        <w:rPr>
+          <w:rFonts w:hint="eastAsia" w:ascii="Times New Roman" w:hAnsi="Times New Roman" w:eastAsia="FangSong" w:cs="Times New Roman"/>
+        </w:rPr>
+        <w:t>填写对应的字母</w:t>
+      </w:r>
+      <w:r>
+        <w:rPr>
+          <w:rFonts w:hint="eastAsia" w:ascii="Times New Roman" w:hAnsi="Times New Roman" w:eastAsia="Times New Roman" w:cs="Times New Roman"/>
+        </w:rPr>
+        <w:t>）。</w:t>
+      </w:r>
+      <w:r>
+        <w:rPr>
+          <w:rFonts w:hint="eastAsia" w:ascii="Times New Roman" w:hAnsi="Times New Roman" w:eastAsia="FangSong" w:cs="Times New Roman"/>
+        </w:rPr>
+        <w:t>计算反应焓变</w:t>
+      </w:r>
+      <w:r>
+        <w:rPr>
+          <w:rFonts w:hint="eastAsia" w:ascii="Times New Roman" w:hAnsi="Times New Roman" w:eastAsia="Times New Roman" w:cs="Times New Roman"/>
+        </w:rPr>
+        <w:t>，</w:t>
+      </w:r>
+      <w:r>
+        <w:rPr>
+          <w:rFonts w:hint="eastAsia" w:ascii="Times New Roman" w:hAnsi="Times New Roman" w:eastAsia="FangSong" w:cs="Times New Roman"/>
+        </w:rPr>
+        <w:t>给出原因</w:t>
+      </w:r>
+      <w:r>
+        <w:rPr>
+          <w:rFonts w:hint="eastAsia" w:ascii="Times New Roman" w:hAnsi="Times New Roman" w:eastAsia="Times New Roman" w:cs="Times New Roman"/>
+        </w:rPr>
+        <w:t>。</w:t>
+      </w:r>
+    </w:p>
+    <w:p>
+      <w:pPr>
+        <w:pStyle w:val="FirstParagraph"/>
+        <w:ind w:firstLine="420"/>
+      </w:pPr>
+      <w:r>
+        <w:rPr>
+          <w:rFonts w:ascii="Times New Roman" w:hAnsi="Times New Roman" w:eastAsia="Times New Roman" w:cs="Times New Roman"/>
+        </w:rPr>
+        <w:t xml:space="preserve">3-5-1 </w:t>
+      </w:r>
+      <w:r>
+        <w:rPr>
+          <w:rFonts w:hint="eastAsia" w:ascii="Times New Roman" w:hAnsi="Times New Roman" w:eastAsia="FangSong" w:cs="Times New Roman"/>
+        </w:rPr>
+        <w:t xml:space="preserve">反应</w:t>
+      </w:r>
+      <w:r>
+        <w:rPr>
+          <w:rFonts w:ascii="Times New Roman" w:hAnsi="Times New Roman" w:eastAsia="Times New Roman" w:cs="Times New Roman"/>
+        </w:rPr>
         <w:t xml:space="preserve"> (1): A. </w:t>
       </w:r>
       <w:r>
         <w:rPr>
           <w:rFonts w:hint="eastAsia" w:ascii="Times New Roman" w:hAnsi="Times New Roman" w:eastAsia="FangSong" w:cs="Times New Roman"/>
         </w:rPr>
-        <w:t xml:space="preserve">自发</w:t>
+        <w:t xml:space="preserve">增大</w:t>
       </w:r>
       <w:r>
         <w:rPr>
@@ -11961,7 +12291,7 @@
         <w:rPr>
           <w:rFonts w:hint="eastAsia" w:ascii="Times New Roman" w:hAnsi="Times New Roman" w:eastAsia="FangSong" w:cs="Times New Roman"/>
         </w:rPr>
-        <w:t xml:space="preserve">不自发</w:t>
+        <w:t xml:space="preserve">不变化</w:t>
       </w:r>
       <w:r>
         <w:rPr>
@@ -11973,189 +12303,13 @@
         <w:rPr>
           <w:rFonts w:hint="eastAsia" w:ascii="Times New Roman" w:hAnsi="Times New Roman" w:eastAsia="FangSong" w:cs="Times New Roman"/>
         </w:rPr>
-        <w:t xml:space="preserve">达平衡</w:t>
+        <w:t xml:space="preserve">减小</w:t>
       </w:r>
     </w:p>
     <w:p>
       <w:pPr>
         <w:pStyle w:val="BodyText"/>
-      </w:pPr>
-      <w:r>
-        <w:rPr>
-          <w:rFonts w:ascii="Times New Roman" w:hAnsi="Times New Roman" w:eastAsia="Times New Roman" w:cs="Times New Roman"/>
-        </w:rPr>
-        <w:t xml:space="preserve">3-4-2 </w:t>
-      </w:r>
-      <w:r>
-        <w:rPr>
-          <w:rFonts w:hint="eastAsia" w:ascii="Times New Roman" w:hAnsi="Times New Roman" w:eastAsia="FangSong" w:cs="Times New Roman"/>
-        </w:rPr>
-        <w:t xml:space="preserve">反应</w:t>
-      </w:r>
-      <w:r>
-        <w:rPr>
-          <w:rFonts w:ascii="Times New Roman" w:hAnsi="Times New Roman" w:eastAsia="Times New Roman" w:cs="Times New Roman"/>
-        </w:rPr>
-        <w:t xml:space="preserve"> (2): A. </w:t>
-      </w:r>
-      <w:r>
-        <w:rPr>
-          <w:rFonts w:hint="eastAsia" w:ascii="Times New Roman" w:hAnsi="Times New Roman" w:eastAsia="FangSong" w:cs="Times New Roman"/>
-        </w:rPr>
-        <w:t xml:space="preserve">自发</w:t>
-      </w:r>
-      <w:r>
-        <w:rPr>
-          <w:rFonts w:ascii="Times New Roman" w:hAnsi="Times New Roman" w:eastAsia="Times New Roman" w:cs="Times New Roman"/>
-        </w:rPr>
-        <w:t xml:space="preserve"> B. </w:t>
-      </w:r>
-      <w:r>
-        <w:rPr>
-          <w:rFonts w:hint="eastAsia" w:ascii="Times New Roman" w:hAnsi="Times New Roman" w:eastAsia="FangSong" w:cs="Times New Roman"/>
-        </w:rPr>
-        <w:t xml:space="preserve">不自发</w:t>
-      </w:r>
-      <w:r>
-        <w:rPr>
-          <w:rFonts w:ascii="Times New Roman" w:hAnsi="Times New Roman" w:eastAsia="Times New Roman" w:cs="Times New Roman"/>
-        </w:rPr>
-        <w:t xml:space="preserve"> C. </w:t>
-      </w:r>
-      <w:r>
-        <w:rPr>
-          <w:rFonts w:hint="eastAsia" w:ascii="Times New Roman" w:hAnsi="Times New Roman" w:eastAsia="FangSong" w:cs="Times New Roman"/>
-        </w:rPr>
-        <w:t xml:space="preserve">达平衡</w:t>
-      </w:r>
-    </w:p>
-    <w:p>
-      <w:pPr>
-        <w:pStyle w:val="BodyText"/>
-      </w:pPr>
-      <w:r>
-        <w:rPr>
-          <w:rFonts w:ascii="Times New Roman" w:hAnsi="Times New Roman" w:eastAsia="Times New Roman" w:cs="Times New Roman"/>
-        </w:rPr>
-        <w:t xml:space="preserve">3-5 </w:t>
-      </w:r>
-      <w:r>
-        <w:rPr>
-          <w:rFonts w:hint="eastAsia" w:ascii="Times New Roman" w:hAnsi="Times New Roman" w:eastAsia="FangSong" w:cs="Times New Roman"/>
-        </w:rPr>
-        <w:t>若升高温度</w:t>
-      </w:r>
-      <w:r>
-        <w:rPr>
-          <w:rFonts w:hint="eastAsia" w:ascii="Times New Roman" w:hAnsi="Times New Roman" w:eastAsia="Times New Roman" w:cs="Times New Roman"/>
-        </w:rPr>
-        <w:t>，</w:t>
-      </w:r>
-      <w:r>
-        <w:rPr>
-          <w:rFonts w:hint="eastAsia" w:ascii="Times New Roman" w:hAnsi="Times New Roman" w:eastAsia="FangSong" w:cs="Times New Roman"/>
-        </w:rPr>
-        <w:t>指出反应平衡常数如何变化</w:t>
-      </w:r>
-      <w:r>
-        <w:rPr>
-          <w:rFonts w:hint="eastAsia" w:ascii="Times New Roman" w:hAnsi="Times New Roman" w:eastAsia="Times New Roman" w:cs="Times New Roman"/>
-        </w:rPr>
-        <w:t>（</w:t>
-      </w:r>
-      <w:r>
-        <w:rPr>
-          <w:rFonts w:hint="eastAsia" w:ascii="Times New Roman" w:hAnsi="Times New Roman" w:eastAsia="FangSong" w:cs="Times New Roman"/>
-        </w:rPr>
-        <w:t>填写对应的字母</w:t>
-      </w:r>
-      <w:r>
-        <w:rPr>
-          <w:rFonts w:hint="eastAsia" w:ascii="Times New Roman" w:hAnsi="Times New Roman" w:eastAsia="Times New Roman" w:cs="Times New Roman"/>
-        </w:rPr>
-        <w:t>）。</w:t>
-      </w:r>
-      <w:r>
-        <w:rPr>
-          <w:rFonts w:hint="eastAsia" w:ascii="Times New Roman" w:hAnsi="Times New Roman" w:eastAsia="FangSong" w:cs="Times New Roman"/>
-        </w:rPr>
-        <w:t>计算反应焓变</w:t>
-      </w:r>
-      <w:r>
-        <w:rPr>
-          <w:rFonts w:hint="eastAsia" w:ascii="Times New Roman" w:hAnsi="Times New Roman" w:eastAsia="Times New Roman" w:cs="Times New Roman"/>
-        </w:rPr>
-        <w:t>，</w:t>
-      </w:r>
-      <w:r>
-        <w:rPr>
-          <w:rFonts w:hint="eastAsia" w:ascii="Times New Roman" w:hAnsi="Times New Roman" w:eastAsia="FangSong" w:cs="Times New Roman"/>
-        </w:rPr>
-        <w:t>给出原因</w:t>
-      </w:r>
-      <w:r>
-        <w:rPr>
-          <w:rFonts w:hint="eastAsia" w:ascii="Times New Roman" w:hAnsi="Times New Roman" w:eastAsia="Times New Roman" w:cs="Times New Roman"/>
-        </w:rPr>
-        <w:t>。</w:t>
-      </w:r>
-    </w:p>
-    <w:p>
-      <w:pPr>
-        <w:pStyle w:val="BodyText"/>
-      </w:pPr>
-      <w:r>
-        <w:rPr>
-          <w:rFonts w:ascii="Times New Roman" w:hAnsi="Times New Roman" w:eastAsia="Times New Roman" w:cs="Times New Roman"/>
-        </w:rPr>
-        <w:t xml:space="preserve">3-5-1 </w:t>
-      </w:r>
-      <w:r>
-        <w:rPr>
-          <w:rFonts w:hint="eastAsia" w:ascii="Times New Roman" w:hAnsi="Times New Roman" w:eastAsia="FangSong" w:cs="Times New Roman"/>
-        </w:rPr>
-        <w:t xml:space="preserve">反应</w:t>
-      </w:r>
-      <w:r>
-        <w:rPr>
-          <w:rFonts w:ascii="Times New Roman" w:hAnsi="Times New Roman" w:eastAsia="Times New Roman" w:cs="Times New Roman"/>
-        </w:rPr>
-        <w:t xml:space="preserve"> (1): A. </w:t>
-      </w:r>
-      <w:r>
-        <w:rPr>
-          <w:rFonts w:hint="eastAsia" w:ascii="Times New Roman" w:hAnsi="Times New Roman" w:eastAsia="FangSong" w:cs="Times New Roman"/>
-        </w:rPr>
-        <w:t xml:space="preserve">增大</w:t>
-      </w:r>
-      <w:r>
-        <w:rPr>
-          <w:rFonts w:ascii="Times New Roman" w:hAnsi="Times New Roman" w:eastAsia="Times New Roman" w:cs="Times New Roman"/>
-        </w:rPr>
-        <w:t xml:space="preserve"> B. </w:t>
-      </w:r>
-      <w:r>
-        <w:rPr>
-          <w:rFonts w:hint="eastAsia" w:ascii="Times New Roman" w:hAnsi="Times New Roman" w:eastAsia="FangSong" w:cs="Times New Roman"/>
-        </w:rPr>
-        <w:t xml:space="preserve">不变化</w:t>
-      </w:r>
-      <w:r>
-        <w:rPr>
-          <w:rFonts w:ascii="Times New Roman" w:hAnsi="Times New Roman" w:eastAsia="Times New Roman" w:cs="Times New Roman"/>
-        </w:rPr>
-        <w:t xml:space="preserve"> C. </w:t>
-      </w:r>
-      <w:r>
-        <w:rPr>
-          <w:rFonts w:hint="eastAsia" w:ascii="Times New Roman" w:hAnsi="Times New Roman" w:eastAsia="FangSong" w:cs="Times New Roman"/>
-        </w:rPr>
-        <w:t xml:space="preserve">减小</w:t>
-      </w:r>
-    </w:p>
-    <w:p>
-      <w:pPr>
-        <w:pStyle w:val="BodyText"/>
+        <w:ind w:firstLine="420"/>
       </w:pPr>
       <w:r>
         <w:rPr>
@@ -12245,6 +12399,7 @@
     <w:p>
       <w:pPr>
         <w:pStyle w:val="FirstParagraph"/>
+        <w:ind w:firstLine="420"/>
       </w:pPr>
       <w:r>
         <w:rPr>
@@ -12362,6 +12517,7 @@
     <w:p>
       <w:pPr>
         <w:pStyle w:val="FirstParagraph"/>
+        <w:ind w:firstLine="420"/>
       </w:pPr>
       <w:r>
         <w:rPr>
@@ -12499,8 +12655,9 @@
         <w:pStyle w:val="Compact"/>
         <w:numPr>
           <w:ilvl w:val="0"/>
-          <w:numId w:val="1007"/>
+          <w:numId w:val="1013"/>
         </w:numPr>
+        <w:ind w:firstLine="420"/>
       </w:pPr>
       <w:r>
         <w:rPr>
@@ -12550,8 +12707,9 @@
         <w:pStyle w:val="Compact"/>
         <w:numPr>
           <w:ilvl w:val="0"/>
-          <w:numId w:val="1007"/>
+          <w:numId w:val="1013"/>
         </w:numPr>
+        <w:ind w:firstLine="420"/>
       </w:pPr>
       <w:r>
         <w:rPr>
@@ -12638,7 +12796,7 @@
         </w:rPr>
         <w:drawing>
           <wp:inline>
-            <wp:extent cx="3365500" cy="939800"/>
+            <wp:extent cx="3136900" cy="901700"/>
             <wp:effectExtent b="0" l="0" r="0" t="0"/>
             <wp:docPr descr="" title="" id="39" name="Picture"/>
             <a:graphic>
@@ -12659,7 +12817,7 @@
                   <pic:spPr bwMode="auto">
                     <a:xfrm>
                       <a:off x="0" y="0"/>
-                      <a:ext cx="3365500" cy="939800"/>
+                      <a:ext cx="3136900" cy="901700"/>
                     </a:xfrm>
                     <a:prstGeom prst="rect">
                       <a:avLst/>
@@ -12780,7 +12938,7 @@
         </w:rPr>
         <w:drawing>
           <wp:inline>
-            <wp:extent cx="3505200" cy="1244600"/>
+            <wp:extent cx="3276600" cy="1143000"/>
             <wp:effectExtent b="0" l="0" r="0" t="0"/>
             <wp:docPr descr="" title="" id="42" name="Picture"/>
             <a:graphic>
@@ -12801,7 +12959,7 @@
                   <pic:spPr bwMode="auto">
                     <a:xfrm>
                       <a:off x="0" y="0"/>
-                      <a:ext cx="3505200" cy="1244600"/>
+                      <a:ext cx="3276600" cy="1143000"/>
                     </a:xfrm>
                     <a:prstGeom prst="rect">
                       <a:avLst/>
@@ -12951,6 +13109,7 @@
     <w:p>
       <w:pPr>
         <w:pStyle w:val="FirstParagraph"/>
+        <w:ind w:firstLine="420"/>
       </w:pPr>
       <w:r>
         <w:rPr>
@@ -13177,8 +13336,9 @@
         <w:pStyle w:val="Compact"/>
         <w:numPr>
           <w:ilvl w:val="0"/>
-          <w:numId w:val="1008"/>
+          <w:numId w:val="1014"/>
         </w:numPr>
+        <w:ind w:firstLine="420"/>
       </w:pPr>
       <w:r>
         <w:rPr>
@@ -13249,8 +13409,9 @@
         <w:pStyle w:val="Compact"/>
         <w:numPr>
           <w:ilvl w:val="0"/>
-          <w:numId w:val="1008"/>
+          <w:numId w:val="1014"/>
         </w:numPr>
+        <w:ind w:firstLine="420"/>
       </w:pPr>
       <w:r>
         <w:rPr>
@@ -13340,8 +13501,9 @@
         <w:pStyle w:val="Compact"/>
         <w:numPr>
           <w:ilvl w:val="0"/>
-          <w:numId w:val="1008"/>
+          <w:numId w:val="1014"/>
         </w:numPr>
+        <w:ind w:firstLine="420"/>
       </w:pPr>
       <w:r>
         <w:rPr>
@@ -13455,8 +13617,9 @@
         <w:pStyle w:val="Compact"/>
         <w:numPr>
           <w:ilvl w:val="0"/>
-          <w:numId w:val="1008"/>
+          <w:numId w:val="1014"/>
         </w:numPr>
+        <w:ind w:firstLine="420"/>
       </w:pPr>
       <w:r>
         <w:rPr>
@@ -13534,6 +13697,7 @@
     <w:p>
       <w:pPr>
         <w:pStyle w:val="FirstParagraph"/>
+        <w:ind w:firstLine="420"/>
       </w:pPr>
       <w:r>
         <w:rPr>
@@ -13559,8 +13723,9 @@
         <w:pStyle w:val="Compact"/>
         <w:numPr>
           <w:ilvl w:val="0"/>
-          <w:numId w:val="1009"/>
+          <w:numId w:val="1015"/>
         </w:numPr>
+        <w:ind w:firstLine="420"/>
       </w:pPr>
       <w:r>
         <w:rPr>
@@ -13580,8 +13745,9 @@
         <w:pStyle w:val="Compact"/>
         <w:numPr>
           <w:ilvl w:val="0"/>
-          <w:numId w:val="1009"/>
+          <w:numId w:val="1015"/>
         </w:numPr>
+        <w:ind w:firstLine="420"/>
       </w:pPr>
       <w:r>
         <w:rPr>
@@ -13601,8 +13767,9 @@
         <w:pStyle w:val="Compact"/>
         <w:numPr>
           <w:ilvl w:val="0"/>
-          <w:numId w:val="1009"/>
+          <w:numId w:val="1015"/>
         </w:numPr>
+        <w:ind w:firstLine="420"/>
       </w:pPr>
       <w:r>
         <w:rPr>
@@ -13622,8 +13789,9 @@
         <w:pStyle w:val="Compact"/>
         <w:numPr>
           <w:ilvl w:val="0"/>
-          <w:numId w:val="1009"/>
+          <w:numId w:val="1015"/>
         </w:numPr>
+        <w:ind w:firstLine="420"/>
       </w:pPr>
       <w:r>
         <w:rPr>
@@ -13677,6 +13845,7 @@
     <w:p>
       <w:pPr>
         <w:pStyle w:val="FirstParagraph"/>
+        <w:ind w:firstLine="420"/>
       </w:pPr>
       <w:r>
         <w:rPr>
@@ -13818,6 +13987,7 @@
     <w:p>
       <w:pPr>
         <w:pStyle w:val="FirstParagraph"/>
+        <w:ind w:firstLine="420"/>
       </w:pPr>
       <w:r>
         <w:rPr>
@@ -13883,6 +14053,7 @@
     <w:p>
       <w:pPr>
         <w:pStyle w:val="FirstParagraph"/>
+        <w:ind w:firstLine="420"/>
       </w:pPr>
       <w:r>
         <w:rPr>
@@ -13929,14 +14100,13 @@
     </w:p>
     <w:p>
       <w:pPr>
-        <w:pStyle w:val="BodyText"/>
-      </w:pPr>
-      <w:r>
-        <w:rPr>
-          <w:rFonts w:ascii="Times New Roman" w:hAnsi="Times New Roman" w:eastAsia="Times New Roman" w:cs="Times New Roman"/>
-        </w:rPr>
-        <w:t xml:space="preserve">5-1 </w:t>
-      </w:r>
+        <w:pStyle w:val="Compact"/>
+        <w:numPr>
+          <w:ilvl w:val="0"/>
+          <w:numId w:val="1016"/>
+        </w:numPr>
+        <w:ind w:firstLine="420"/>
+      </w:pPr>
       <w:r>
         <w:rPr>
           <w:rFonts w:hint="eastAsia" w:ascii="Times New Roman" w:hAnsi="Times New Roman" w:eastAsia="FangSong" w:cs="Times New Roman"/>
@@ -13949,18 +14119,16 @@
         </w:rPr>
         <w:t>。</w:t>
       </w:r>
-      <w:r>
-        <w:rPr>
-          <w:rFonts w:ascii="Times New Roman" w:hAnsi="Times New Roman" w:eastAsia="Times New Roman" w:cs="Times New Roman"/>
-        </w:rPr>
-        <w:t xml:space="preserve"> </w:t>
-      </w:r>
-      <w:r>
-        <w:rPr>
-          <w:rFonts w:ascii="Times New Roman" w:hAnsi="Times New Roman" w:eastAsia="Times New Roman" w:cs="Times New Roman"/>
-        </w:rPr>
-        <w:t xml:space="preserve">5-2 </w:t>
-      </w:r>
+    </w:p>
+    <w:p>
+      <w:pPr>
+        <w:pStyle w:val="Compact"/>
+        <w:numPr>
+          <w:ilvl w:val="0"/>
+          <w:numId w:val="1016"/>
+        </w:numPr>
+        <w:ind w:firstLine="420"/>
+      </w:pPr>
       <w:r>
         <w:rPr>
           <w:rFonts w:hint="eastAsia" w:ascii="Times New Roman" w:hAnsi="Times New Roman" w:eastAsia="FangSong" w:cs="Times New Roman"/>
@@ -14021,18 +14189,16 @@
         </w:rPr>
         <w:t>）。</w:t>
       </w:r>
-      <w:r>
-        <w:rPr>
-          <w:rFonts w:ascii="Times New Roman" w:hAnsi="Times New Roman" w:eastAsia="Times New Roman" w:cs="Times New Roman"/>
-        </w:rPr>
-        <w:t xml:space="preserve"> </w:t>
-      </w:r>
-      <w:r>
-        <w:rPr>
-          <w:rFonts w:ascii="Times New Roman" w:hAnsi="Times New Roman" w:eastAsia="Times New Roman" w:cs="Times New Roman"/>
-        </w:rPr>
-        <w:t xml:space="preserve">5-3 </w:t>
-      </w:r>
+    </w:p>
+    <w:p>
+      <w:pPr>
+        <w:pStyle w:val="Compact"/>
+        <w:numPr>
+          <w:ilvl w:val="0"/>
+          <w:numId w:val="1016"/>
+        </w:numPr>
+        <w:ind w:firstLine="420"/>
+      </w:pPr>
       <w:r>
         <w:rPr>
           <w:rFonts w:hint="eastAsia" w:ascii="Times New Roman" w:hAnsi="Times New Roman" w:eastAsia="FangSong" w:cs="Times New Roman"/>
@@ -14045,18 +14211,16 @@
         </w:rPr>
         <w:t>。</w:t>
       </w:r>
-      <w:r>
-        <w:rPr>
-          <w:rFonts w:ascii="Times New Roman" w:hAnsi="Times New Roman" w:eastAsia="Times New Roman" w:cs="Times New Roman"/>
-        </w:rPr>
-        <w:t xml:space="preserve"> </w:t>
-      </w:r>
-      <w:r>
-        <w:rPr>
-          <w:rFonts w:ascii="Times New Roman" w:hAnsi="Times New Roman" w:eastAsia="Times New Roman" w:cs="Times New Roman"/>
-        </w:rPr>
-        <w:t xml:space="preserve">5-4 </w:t>
-      </w:r>
+    </w:p>
+    <w:p>
+      <w:pPr>
+        <w:pStyle w:val="Compact"/>
+        <w:numPr>
+          <w:ilvl w:val="0"/>
+          <w:numId w:val="1016"/>
+        </w:numPr>
+        <w:ind w:firstLine="420"/>
+      </w:pPr>
       <w:r>
         <w:rPr>
           <w:rFonts w:hint="eastAsia" w:ascii="Times New Roman" w:hAnsi="Times New Roman" w:eastAsia="FangSong" w:cs="Times New Roman"/>
@@ -14184,6 +14348,7 @@
     <w:p>
       <w:pPr>
         <w:pStyle w:val="FirstParagraph"/>
+        <w:ind w:firstLine="420"/>
       </w:pPr>
       <w:r>
         <w:rPr>
@@ -14315,6 +14480,7 @@
     <w:p>
       <w:pPr>
         <w:pStyle w:val="BodyText"/>
+        <w:ind w:firstLine="420"/>
       </w:pPr>
       <w:r>
         <w:rPr>
@@ -14457,6 +14623,7 @@
     <w:p>
       <w:pPr>
         <w:pStyle w:val="BodyText"/>
+        <w:ind w:firstLine="420"/>
       </w:pPr>
       <w:r>
         <w:rPr>
@@ -14544,6 +14711,7 @@
     <w:p>
       <w:pPr>
         <w:pStyle w:val="BodyText"/>
+        <w:ind w:firstLine="420"/>
       </w:pPr>
       <w:r>
         <w:rPr>
@@ -14604,6 +14772,7 @@
     <w:p>
       <w:pPr>
         <w:pStyle w:val="BodyText"/>
+        <w:ind w:firstLine="420"/>
       </w:pPr>
       <w:r>
         <w:rPr>
@@ -14664,6 +14833,7 @@
     <w:p>
       <w:pPr>
         <w:pStyle w:val="BodyText"/>
+        <w:ind w:firstLine="420"/>
       </w:pPr>
       <w:r>
         <w:rPr>
@@ -14941,6 +15111,7 @@
     <w:p>
       <w:pPr>
         <w:pStyle w:val="FirstParagraph"/>
+        <w:ind w:firstLine="420"/>
       </w:pPr>
       <w:r>
         <w:rPr>
@@ -15028,6 +15199,7 @@
     <w:p>
       <w:pPr>
         <w:pStyle w:val="BodyText"/>
+        <w:ind w:firstLine="420"/>
       </w:pPr>
       <w:r>
         <w:rPr>
@@ -15045,6 +15217,7 @@
     <w:p>
       <w:pPr>
         <w:pStyle w:val="BodyText"/>
+        <w:ind w:firstLine="420"/>
       </w:pPr>
       <w:r>
         <w:rPr>
@@ -15056,6 +15229,7 @@
     <w:p>
       <w:pPr>
         <w:pStyle w:val="BodyText"/>
+        <w:ind w:firstLine="420"/>
       </w:pPr>
       <w:r>
         <w:rPr>
@@ -15073,6 +15247,7 @@
     <w:p>
       <w:pPr>
         <w:pStyle w:val="BodyText"/>
+        <w:ind w:firstLine="420"/>
       </w:pPr>
       <w:r>
         <w:rPr>
@@ -15288,6 +15463,7 @@
     <w:p>
       <w:pPr>
         <w:pStyle w:val="BodyText"/>
+        <w:ind w:firstLine="420"/>
       </w:pPr>
       <w:r>
         <w:rPr>
@@ -15353,6 +15529,7 @@
     <w:p>
       <w:pPr>
         <w:pStyle w:val="FirstParagraph"/>
+        <w:ind w:firstLine="420"/>
       </w:pPr>
       <w:r>
         <w:rPr>
@@ -16106,6 +16283,176 @@
       </w:pPr>
     </w:lvl>
   </w:abstractNum>
+  <w:abstractNum w:abstractNumId="99434">
+    <w:nsid w:val="00A99434"/>
+    <w:multiLevelType w:val="multilevel"/>
+    <w:lvl w:ilvl="0">
+      <w:start w:val="4"/>
+      <w:numFmt w:val="decimal"/>
+      <w:lvlText w:val="(%1)"/>
+      <w:lvlJc w:val="left"/>
+      <w:pPr>
+        <w:ind w:left="720" w:hanging="360"/>
+      </w:pPr>
+    </w:lvl>
+    <w:lvl w:ilvl="1">
+      <w:start w:val="4"/>
+      <w:numFmt w:val="decimal"/>
+      <w:lvlText w:val="(%2)"/>
+      <w:lvlJc w:val="left"/>
+      <w:pPr>
+        <w:ind w:left="1440" w:hanging="360"/>
+      </w:pPr>
+    </w:lvl>
+    <w:lvl w:ilvl="2">
+      <w:start w:val="4"/>
+      <w:numFmt w:val="decimal"/>
+      <w:lvlText w:val="(%3)"/>
+      <w:lvlJc w:val="left"/>
+      <w:pPr>
+        <w:ind w:left="2160" w:hanging="360"/>
+      </w:pPr>
+    </w:lvl>
+    <w:lvl w:ilvl="3">
+      <w:start w:val="4"/>
+      <w:numFmt w:val="decimal"/>
+      <w:lvlText w:val="(%4)"/>
+      <w:lvlJc w:val="left"/>
+      <w:pPr>
+        <w:ind w:left="2880" w:hanging="360"/>
+      </w:pPr>
+    </w:lvl>
+    <w:lvl w:ilvl="4">
+      <w:start w:val="4"/>
+      <w:numFmt w:val="decimal"/>
+      <w:lvlText w:val="(%5)"/>
+      <w:lvlJc w:val="left"/>
+      <w:pPr>
+        <w:ind w:left="3600" w:hanging="360"/>
+      </w:pPr>
+    </w:lvl>
+    <w:lvl w:ilvl="5">
+      <w:start w:val="4"/>
+      <w:numFmt w:val="decimal"/>
+      <w:lvlText w:val="(%6)"/>
+      <w:lvlJc w:val="left"/>
+      <w:pPr>
+        <w:ind w:left="4320" w:hanging="360"/>
+      </w:pPr>
+    </w:lvl>
+    <w:lvl w:ilvl="6">
+      <w:start w:val="4"/>
+      <w:numFmt w:val="decimal"/>
+      <w:lvlText w:val="(%7)"/>
+      <w:lvlJc w:val="left"/>
+      <w:pPr>
+        <w:ind w:left="5040" w:hanging="360"/>
+      </w:pPr>
+    </w:lvl>
+    <w:lvl w:ilvl="7">
+      <w:start w:val="4"/>
+      <w:numFmt w:val="decimal"/>
+      <w:lvlText w:val="(%8)"/>
+      <w:lvlJc w:val="left"/>
+      <w:pPr>
+        <w:ind w:left="5760" w:hanging="360"/>
+      </w:pPr>
+    </w:lvl>
+    <w:lvl w:ilvl="8">
+      <w:start w:val="4"/>
+      <w:numFmt w:val="decimal"/>
+      <w:lvlText w:val="(%9)"/>
+      <w:lvlJc w:val="left"/>
+      <w:pPr>
+        <w:ind w:left="6480" w:hanging="360"/>
+      </w:pPr>
+    </w:lvl>
+  </w:abstractNum>
+  <w:abstractNum w:abstractNumId="99435">
+    <w:nsid w:val="00A99435"/>
+    <w:multiLevelType w:val="multilevel"/>
+    <w:lvl w:ilvl="0">
+      <w:start w:val="5"/>
+      <w:numFmt w:val="decimal"/>
+      <w:lvlText w:val="(%1)"/>
+      <w:lvlJc w:val="left"/>
+      <w:pPr>
+        <w:ind w:left="720" w:hanging="360"/>
+      </w:pPr>
+    </w:lvl>
+    <w:lvl w:ilvl="1">
+      <w:start w:val="5"/>
+      <w:numFmt w:val="decimal"/>
+      <w:lvlText w:val="(%2)"/>
+      <w:lvlJc w:val="left"/>
+      <w:pPr>
+        <w:ind w:left="1440" w:hanging="360"/>
+      </w:pPr>
+    </w:lvl>
+    <w:lvl w:ilvl="2">
+      <w:start w:val="5"/>
+      <w:numFmt w:val="decimal"/>
+      <w:lvlText w:val="(%3)"/>
+      <w:lvlJc w:val="left"/>
+      <w:pPr>
+        <w:ind w:left="2160" w:hanging="360"/>
+      </w:pPr>
+    </w:lvl>
+    <w:lvl w:ilvl="3">
+      <w:start w:val="5"/>
+      <w:numFmt w:val="decimal"/>
+      <w:lvlText w:val="(%4)"/>
+      <w:lvlJc w:val="left"/>
+      <w:pPr>
+        <w:ind w:left="2880" w:hanging="360"/>
+      </w:pPr>
+    </w:lvl>
+    <w:lvl w:ilvl="4">
+      <w:start w:val="5"/>
+      <w:numFmt w:val="decimal"/>
+      <w:lvlText w:val="(%5)"/>
+      <w:lvlJc w:val="left"/>
+      <w:pPr>
+        <w:ind w:left="3600" w:hanging="360"/>
+      </w:pPr>
+    </w:lvl>
+    <w:lvl w:ilvl="5">
+      <w:start w:val="5"/>
+      <w:numFmt w:val="decimal"/>
+      <w:lvlText w:val="(%6)"/>
+      <w:lvlJc w:val="left"/>
+      <w:pPr>
+        <w:ind w:left="4320" w:hanging="360"/>
+      </w:pPr>
+    </w:lvl>
+    <w:lvl w:ilvl="6">
+      <w:start w:val="5"/>
+      <w:numFmt w:val="decimal"/>
+      <w:lvlText w:val="(%7)"/>
+      <w:lvlJc w:val="left"/>
+      <w:pPr>
+        <w:ind w:left="5040" w:hanging="360"/>
+      </w:pPr>
+    </w:lvl>
+    <w:lvl w:ilvl="7">
+      <w:start w:val="5"/>
+      <w:numFmt w:val="decimal"/>
+      <w:lvlText w:val="(%8)"/>
+      <w:lvlJc w:val="left"/>
+      <w:pPr>
+        <w:ind w:left="5760" w:hanging="360"/>
+      </w:pPr>
+    </w:lvl>
+    <w:lvl w:ilvl="8">
+      <w:start w:val="5"/>
+      <w:numFmt w:val="decimal"/>
+      <w:lvlText w:val="(%9)"/>
+      <w:lvlJc w:val="left"/>
+      <w:pPr>
+        <w:ind w:left="6480" w:hanging="360"/>
+      </w:pPr>
+    </w:lvl>
+  </w:abstractNum>
   <w:abstractNum w:abstractNumId="991">
     <w:nsid w:val="0000A991"/>
     <w:multiLevelType w:val="multilevel"/>
@@ -16243,7 +16590,7 @@
     </w:lvlOverride>
   </w:num>
   <w:num w:numId="1002">
-    <w:abstractNumId w:val="99411"/>
+    <w:abstractNumId w:val="99431"/>
     <w:lvlOverride w:ilvl="0">
       <w:startOverride w:val="1"/>
     </w:lvlOverride>
@@ -16303,7 +16650,7 @@
     </w:lvlOverride>
   </w:num>
   <w:num w:numId="1004">
-    <w:abstractNumId w:val="99411"/>
+    <w:abstractNumId w:val="99431"/>
     <w:lvlOverride w:ilvl="0">
       <w:startOverride w:val="1"/>
     </w:lvlOverride>
@@ -16363,6 +16710,96 @@
     </w:lvlOverride>
   </w:num>
   <w:num w:numId="1006">
+    <w:abstractNumId w:val="99431"/>
+    <w:lvlOverride w:ilvl="0">
+      <w:startOverride w:val="1"/>
+    </w:lvlOverride>
+    <w:lvlOverride w:ilvl="1">
+      <w:startOverride w:val="1"/>
+    </w:lvlOverride>
+    <w:lvlOverride w:ilvl="2">
+      <w:startOverride w:val="1"/>
+    </w:lvlOverride>
+    <w:lvlOverride w:ilvl="3">
+      <w:startOverride w:val="1"/>
+    </w:lvlOverride>
+    <w:lvlOverride w:ilvl="4">
+      <w:startOverride w:val="1"/>
+    </w:lvlOverride>
+    <w:lvlOverride w:ilvl="5">
+      <w:startOverride w:val="1"/>
+    </w:lvlOverride>
+    <w:lvlOverride w:ilvl="6">
+      <w:startOverride w:val="1"/>
+    </w:lvlOverride>
+    <w:lvlOverride w:ilvl="7">
+      <w:startOverride w:val="1"/>
+    </w:lvlOverride>
+    <w:lvlOverride w:ilvl="8">
+      <w:startOverride w:val="1"/>
+    </w:lvlOverride>
+  </w:num>
+  <w:num w:numId="1007">
+    <w:abstractNumId w:val="99411"/>
+    <w:lvlOverride w:ilvl="0">
+      <w:startOverride w:val="1"/>
+    </w:lvlOverride>
+    <w:lvlOverride w:ilvl="1">
+      <w:startOverride w:val="1"/>
+    </w:lvlOverride>
+    <w:lvlOverride w:ilvl="2">
+      <w:startOverride w:val="1"/>
+    </w:lvlOverride>
+    <w:lvlOverride w:ilvl="3">
+      <w:startOverride w:val="1"/>
+    </w:lvlOverride>
+    <w:lvlOverride w:ilvl="4">
+      <w:startOverride w:val="1"/>
+    </w:lvlOverride>
+    <w:lvlOverride w:ilvl="5">
+      <w:startOverride w:val="1"/>
+    </w:lvlOverride>
+    <w:lvlOverride w:ilvl="6">
+      <w:startOverride w:val="1"/>
+    </w:lvlOverride>
+    <w:lvlOverride w:ilvl="7">
+      <w:startOverride w:val="1"/>
+    </w:lvlOverride>
+    <w:lvlOverride w:ilvl="8">
+      <w:startOverride w:val="1"/>
+    </w:lvlOverride>
+  </w:num>
+  <w:num w:numId="1008">
+    <w:abstractNumId w:val="99411"/>
+    <w:lvlOverride w:ilvl="0">
+      <w:startOverride w:val="1"/>
+    </w:lvlOverride>
+    <w:lvlOverride w:ilvl="1">
+      <w:startOverride w:val="1"/>
+    </w:lvlOverride>
+    <w:lvlOverride w:ilvl="2">
+      <w:startOverride w:val="1"/>
+    </w:lvlOverride>
+    <w:lvlOverride w:ilvl="3">
+      <w:startOverride w:val="1"/>
+    </w:lvlOverride>
+    <w:lvlOverride w:ilvl="4">
+      <w:startOverride w:val="1"/>
+    </w:lvlOverride>
+    <w:lvlOverride w:ilvl="5">
+      <w:startOverride w:val="1"/>
+    </w:lvlOverride>
+    <w:lvlOverride w:ilvl="6">
+      <w:startOverride w:val="1"/>
+    </w:lvlOverride>
+    <w:lvlOverride w:ilvl="7">
+      <w:startOverride w:val="1"/>
+    </w:lvlOverride>
+    <w:lvlOverride w:ilvl="8">
+      <w:startOverride w:val="1"/>
+    </w:lvlOverride>
+  </w:num>
+  <w:num w:numId="1009">
     <w:abstractNumId w:val="99413"/>
     <w:lvlOverride w:ilvl="0">
       <w:startOverride w:val="3"/>
@@ -16392,14 +16829,134 @@
       <w:startOverride w:val="3"/>
     </w:lvlOverride>
   </w:num>
-  <w:num w:numId="1007">
+  <w:num w:numId="1010">
+    <w:abstractNumId w:val="99431"/>
+    <w:lvlOverride w:ilvl="0">
+      <w:startOverride w:val="1"/>
+    </w:lvlOverride>
+    <w:lvlOverride w:ilvl="1">
+      <w:startOverride w:val="1"/>
+    </w:lvlOverride>
+    <w:lvlOverride w:ilvl="2">
+      <w:startOverride w:val="1"/>
+    </w:lvlOverride>
+    <w:lvlOverride w:ilvl="3">
+      <w:startOverride w:val="1"/>
+    </w:lvlOverride>
+    <w:lvlOverride w:ilvl="4">
+      <w:startOverride w:val="1"/>
+    </w:lvlOverride>
+    <w:lvlOverride w:ilvl="5">
+      <w:startOverride w:val="1"/>
+    </w:lvlOverride>
+    <w:lvlOverride w:ilvl="6">
+      <w:startOverride w:val="1"/>
+    </w:lvlOverride>
+    <w:lvlOverride w:ilvl="7">
+      <w:startOverride w:val="1"/>
+    </w:lvlOverride>
+    <w:lvlOverride w:ilvl="8">
+      <w:startOverride w:val="1"/>
+    </w:lvlOverride>
+  </w:num>
+  <w:num w:numId="1011">
+    <w:abstractNumId w:val="99434"/>
+    <w:lvlOverride w:ilvl="0">
+      <w:startOverride w:val="4"/>
+    </w:lvlOverride>
+    <w:lvlOverride w:ilvl="1">
+      <w:startOverride w:val="4"/>
+    </w:lvlOverride>
+    <w:lvlOverride w:ilvl="2">
+      <w:startOverride w:val="4"/>
+    </w:lvlOverride>
+    <w:lvlOverride w:ilvl="3">
+      <w:startOverride w:val="4"/>
+    </w:lvlOverride>
+    <w:lvlOverride w:ilvl="4">
+      <w:startOverride w:val="4"/>
+    </w:lvlOverride>
+    <w:lvlOverride w:ilvl="5">
+      <w:startOverride w:val="4"/>
+    </w:lvlOverride>
+    <w:lvlOverride w:ilvl="6">
+      <w:startOverride w:val="4"/>
+    </w:lvlOverride>
+    <w:lvlOverride w:ilvl="7">
+      <w:startOverride w:val="4"/>
+    </w:lvlOverride>
+    <w:lvlOverride w:ilvl="8">
+      <w:startOverride w:val="4"/>
+    </w:lvlOverride>
+  </w:num>
+  <w:num w:numId="1012">
+    <w:abstractNumId w:val="99435"/>
+    <w:lvlOverride w:ilvl="0">
+      <w:startOverride w:val="5"/>
+    </w:lvlOverride>
+    <w:lvlOverride w:ilvl="1">
+      <w:startOverride w:val="5"/>
+    </w:lvlOverride>
+    <w:lvlOverride w:ilvl="2">
+      <w:startOverride w:val="5"/>
+    </w:lvlOverride>
+    <w:lvlOverride w:ilvl="3">
+      <w:startOverride w:val="5"/>
+    </w:lvlOverride>
+    <w:lvlOverride w:ilvl="4">
+      <w:startOverride w:val="5"/>
+    </w:lvlOverride>
+    <w:lvlOverride w:ilvl="5">
+      <w:startOverride w:val="5"/>
+    </w:lvlOverride>
+    <w:lvlOverride w:ilvl="6">
+      <w:startOverride w:val="5"/>
+    </w:lvlOverride>
+    <w:lvlOverride w:ilvl="7">
+      <w:startOverride w:val="5"/>
+    </w:lvlOverride>
+    <w:lvlOverride w:ilvl="8">
+      <w:startOverride w:val="5"/>
+    </w:lvlOverride>
+  </w:num>
+  <w:num w:numId="1013">
     <w:abstractNumId w:val="991"/>
   </w:num>
-  <w:num w:numId="1008">
+  <w:num w:numId="1014">
     <w:abstractNumId w:val="991"/>
   </w:num>
-  <w:num w:numId="1009">
+  <w:num w:numId="1015">
     <w:abstractNumId w:val="991"/>
+  </w:num>
+  <w:num w:numId="1016">
+    <w:abstractNumId w:val="99431"/>
+    <w:lvlOverride w:ilvl="0">
+      <w:startOverride w:val="1"/>
+    </w:lvlOverride>
+    <w:lvlOverride w:ilvl="1">
+      <w:startOverride w:val="1"/>
+    </w:lvlOverride>
+    <w:lvlOverride w:ilvl="2">
+      <w:startOverride w:val="1"/>
+    </w:lvlOverride>
+    <w:lvlOverride w:ilvl="3">
+      <w:startOverride w:val="1"/>
+    </w:lvlOverride>
+    <w:lvlOverride w:ilvl="4">
+      <w:startOverride w:val="1"/>
+    </w:lvlOverride>
+    <w:lvlOverride w:ilvl="5">
+      <w:startOverride w:val="1"/>
+    </w:lvlOverride>
+    <w:lvlOverride w:ilvl="6">
+      <w:startOverride w:val="1"/>
+    </w:lvlOverride>
+    <w:lvlOverride w:ilvl="7">
+      <w:startOverride w:val="1"/>
+    </w:lvlOverride>
+    <w:lvlOverride w:ilvl="8">
+      <w:startOverride w:val="1"/>
+    </w:lvlOverride>
   </w:num>
 </w:numbering>
 </file>

--- a/00-首页/题组Word/第一轮·综合套卷/第一轮综合卷12（学生版-打印版）.docx
+++ b/00-首页/题组Word/第一轮·综合套卷/第一轮综合卷12（学生版-打印版）.docx
@@ -1959,612 +1959,6 @@
     </w:p>
     <w:p>
       <w:pPr>
-        <w:pStyle w:val="BodyText"/>
-        <w:ind w:firstLine="420"/>
-      </w:pPr>
-      <w:r>
-        <w:rPr>
-          <w:rFonts w:hint="eastAsia" w:ascii="Times New Roman" w:hAnsi="Times New Roman" w:eastAsia="Times New Roman" w:cs="Times New Roman"/>
-        </w:rPr>
-        <w:t>17.298K</w:t>
-      </w:r>
-      <w:r>
-        <w:rPr>
-          <w:rFonts w:hint="eastAsia" w:ascii="Times New Roman" w:hAnsi="Times New Roman" w:eastAsia="FangSong" w:cs="Times New Roman"/>
-        </w:rPr>
-        <w:t>时</w:t>
-      </w:r>
-      <w:r>
-        <w:rPr>
-          <w:rFonts w:ascii="Times New Roman" w:hAnsi="Times New Roman" w:eastAsia="Times New Roman" w:cs="Times New Roman"/>
-        </w:rPr>
-        <w:t xml:space="preserve"> </w:t>
-      </w:r>
-      <m:oMath>
-        <m:oMathPr>
-          <m:ctrlPr>
-            <w:rPr>
-              <w:sz w:val="28"/>
-              <w:szCs w:val="28"/>
-            </w:rPr>
-          </m:ctrlPr>
-        </m:oMathPr>
-        <m:r>
-          <m:rPr>
-            <m:sty m:val="p"/>
-          </m:rPr>
-          <m:t>N</m:t>
-        </m:r>
-        <m:sSub>
-          <m:e>
-            <m:r>
-              <m:rPr>
-                <m:sty m:val="p"/>
-              </m:rPr>
-              <m:t>H</m:t>
-            </m:r>
-          </m:e>
-          <m:sub>
-            <m:r>
-              <m:rPr>
-                <m:sty m:val="p"/>
-              </m:rPr>
-              <m:t>4</m:t>
-            </m:r>
-          </m:sub>
-        </m:sSub>
-        <m:r>
-          <m:rPr>
-            <m:sty m:val="p"/>
-          </m:rPr>
-          <m:t>C</m:t>
-        </m:r>
-        <m:r>
-          <m:rPr>
-            <m:sty m:val="p"/>
-          </m:rPr>
-          <m:t>l</m:t>
-        </m:r>
-        <m:r>
-          <m:rPr>
-            <m:sty m:val="p"/>
-          </m:rPr>
-          <m:t>(</m:t>
-        </m:r>
-        <m:r>
-          <m:rPr>
-            <m:sty m:val="p"/>
-          </m:rPr>
-          <m:t>s</m:t>
-        </m:r>
-        <m:r>
-          <m:rPr>
-            <m:sty m:val="p"/>
-          </m:rPr>
-          <m:t>)</m:t>
-        </m:r>
-      </m:oMath>
-      <w:r>
-        <w:rPr>
-          <w:rFonts w:ascii="Times New Roman" w:hAnsi="Times New Roman" w:eastAsia="Times New Roman" w:cs="Times New Roman"/>
-        </w:rPr>
-        <w:t xml:space="preserve"> </w:t>
-      </w:r>
-      <w:r>
-        <w:rPr>
-          <w:rFonts w:hint="eastAsia" w:ascii="Times New Roman" w:hAnsi="Times New Roman" w:eastAsia="FangSong" w:cs="Times New Roman"/>
-        </w:rPr>
-        <w:t>按下式分解</w:t>
-      </w:r>
-      <w:r>
-        <w:rPr>
-          <w:rFonts w:hint="eastAsia" w:ascii="Times New Roman" w:hAnsi="Times New Roman" w:eastAsia="Times New Roman" w:cs="Times New Roman"/>
-        </w:rPr>
-        <w:t>：</w:t>
-      </w:r>
-      <w:r>
-        <w:rPr>
-          <w:rFonts w:ascii="Times New Roman" w:hAnsi="Times New Roman" w:eastAsia="Times New Roman" w:cs="Times New Roman"/>
-        </w:rPr>
-        <w:t xml:space="preserve"> </w:t>
-      </w:r>
-      <m:oMath>
-        <m:oMathPr>
-          <m:ctrlPr>
-            <w:rPr>
-              <w:sz w:val="28"/>
-              <w:szCs w:val="28"/>
-            </w:rPr>
-          </m:ctrlPr>
-        </m:oMathPr>
-        <m:r>
-          <m:rPr>
-            <m:sty m:val="p"/>
-          </m:rPr>
-          <m:t>N</m:t>
-        </m:r>
-        <m:sSub>
-          <m:e>
-            <m:r>
-              <m:rPr>
-                <m:sty m:val="p"/>
-              </m:rPr>
-              <m:t>H</m:t>
-            </m:r>
-          </m:e>
-          <m:sub>
-            <m:r>
-              <m:rPr>
-                <m:sty m:val="p"/>
-              </m:rPr>
-              <m:t>4</m:t>
-            </m:r>
-          </m:sub>
-        </m:sSub>
-        <m:r>
-          <m:rPr>
-            <m:sty m:val="p"/>
-          </m:rPr>
-          <m:t>C</m:t>
-        </m:r>
-        <m:r>
-          <m:rPr>
-            <m:sty m:val="p"/>
-          </m:rPr>
-          <m:t>l</m:t>
-        </m:r>
-        <m:r>
-          <m:rPr>
-            <m:sty m:val="p"/>
-          </m:rPr>
-          <m:t>(</m:t>
-        </m:r>
-        <m:r>
-          <m:rPr>
-            <m:sty m:val="p"/>
-          </m:rPr>
-          <m:t>s</m:t>
-        </m:r>
-        <m:r>
-          <m:rPr>
-            <m:sty m:val="p"/>
-          </m:rPr>
-          <m:t>)</m:t>
-        </m:r>
-        <m:r>
-          <m:rPr>
-            <m:sty m:val="p"/>
-          </m:rPr>
-          <m:t>=</m:t>
-        </m:r>
-        <m:r>
-          <m:rPr>
-            <m:sty m:val="p"/>
-          </m:rPr>
-          <m:t>N</m:t>
-        </m:r>
-        <m:sSub>
-          <m:e>
-            <m:r>
-              <m:rPr>
-                <m:sty m:val="p"/>
-              </m:rPr>
-              <m:t>H</m:t>
-            </m:r>
-          </m:e>
-          <m:sub>
-            <m:r>
-              <m:rPr>
-                <m:sty m:val="p"/>
-              </m:rPr>
-              <m:t>3</m:t>
-            </m:r>
-          </m:sub>
-        </m:sSub>
-        <m:r>
-          <m:rPr>
-            <m:sty m:val="p"/>
-          </m:rPr>
-          <m:t>(</m:t>
-        </m:r>
-        <m:r>
-          <m:rPr>
-            <m:sty m:val="p"/>
-          </m:rPr>
-          <m:t>g</m:t>
-        </m:r>
-        <m:r>
-          <m:rPr>
-            <m:sty m:val="p"/>
-          </m:rPr>
-          <m:t>)</m:t>
-        </m:r>
-        <m:r>
-          <m:rPr>
-            <m:sty m:val="p"/>
-          </m:rPr>
-          <m:t>+</m:t>
-        </m:r>
-        <m:r>
-          <m:rPr>
-            <m:sty m:val="p"/>
-          </m:rPr>
-          <m:t>H</m:t>
-        </m:r>
-        <m:r>
-          <m:rPr>
-            <m:sty m:val="p"/>
-          </m:rPr>
-          <m:t>C</m:t>
-        </m:r>
-        <m:r>
-          <m:rPr>
-            <m:sty m:val="p"/>
-          </m:rPr>
-          <m:t>l</m:t>
-        </m:r>
-        <m:r>
-          <m:rPr>
-            <m:sty m:val="p"/>
-          </m:rPr>
-          <m:t>(</m:t>
-        </m:r>
-        <m:r>
-          <m:rPr>
-            <m:sty m:val="p"/>
-          </m:rPr>
-          <m:t>g</m:t>
-        </m:r>
-        <m:r>
-          <m:rPr>
-            <m:sty m:val="p"/>
-          </m:rPr>
-          <m:t>)</m:t>
-        </m:r>
-      </m:oMath>
-      <w:r>
-        <w:rPr>
-          <w:rFonts w:ascii="Times New Roman" w:hAnsi="Times New Roman" w:eastAsia="Times New Roman" w:cs="Times New Roman"/>
-        </w:rPr>
-        <w:t xml:space="preserve"> </w:t>
-      </w:r>
-      <m:oMath>
-        <m:oMathPr>
-          <m:ctrlPr>
-            <w:rPr>
-              <w:sz w:val="28"/>
-              <w:szCs w:val="28"/>
-            </w:rPr>
-          </m:ctrlPr>
-        </m:oMathPr>
-        <m:sSub>
-          <m:e>
-            <m:r>
-              <m:rPr>
-                <m:sty m:val="p"/>
-              </m:rPr>
-              <m:t>Δ</m:t>
-            </m:r>
-          </m:e>
-          <m:sub>
-            <m:r>
-              <m:t>r</m:t>
-            </m:r>
-          </m:sub>
-        </m:sSub>
-        <m:sSubSup>
-          <m:e>
-            <m:r>
-              <m:t>G</m:t>
-            </m:r>
-          </m:e>
-          <m:sub>
-            <m:r>
-              <m:t>m</m:t>
-            </m:r>
-          </m:sub>
-          <m:sup>
-            <m:r>
-              <m:rPr>
-                <m:sty m:val="p"/>
-              </m:rPr>
-              <m:t>⊖</m:t>
-            </m:r>
-          </m:sup>
-        </m:sSubSup>
-        <m:r>
-          <m:rPr>
-            <m:sty m:val="p"/>
-          </m:rPr>
-          <m:t>=</m:t>
-        </m:r>
-        <m:r>
-          <m:t>92.0</m:t>
-        </m:r>
-        <m:r>
-          <m:rPr>
-            <m:sty m:val="p"/>
-          </m:rPr>
-          <m:t>k</m:t>
-        </m:r>
-        <m:r>
-          <m:rPr>
-            <m:sty m:val="p"/>
-          </m:rPr>
-          <m:t>J</m:t>
-        </m:r>
-        <m:r>
-          <m:rPr>
-            <m:sty m:val="p"/>
-          </m:rPr>
-          <m:t>/</m:t>
-        </m:r>
-        <m:r>
-          <m:rPr>
-            <m:sty m:val="p"/>
-          </m:rPr>
-          <m:t>m</m:t>
-        </m:r>
-        <m:r>
-          <m:rPr>
-            <m:sty m:val="p"/>
-          </m:rPr>
-          <m:t>o</m:t>
-        </m:r>
-        <m:r>
-          <m:rPr>
-            <m:sty m:val="p"/>
-          </m:rPr>
-          <m:t>l</m:t>
-        </m:r>
-      </m:oMath>
-    </w:p>
-    <w:p>
-      <w:pPr>
-        <w:pStyle w:val="BodyText"/>
-        <w:ind w:firstLine="420"/>
-      </w:pPr>
-      <w:r>
-        <w:rPr>
-          <w:rFonts w:hint="eastAsia" w:ascii="Times New Roman" w:hAnsi="Times New Roman" w:eastAsia="FangSong" w:cs="Times New Roman"/>
-        </w:rPr>
-        <w:t>则该体系的总压力</w:t>
-      </w:r>
-      <w:r>
-        <w:rPr>
-          <w:rFonts w:hint="eastAsia" w:ascii="Times New Roman" w:hAnsi="Times New Roman" w:eastAsia="Times New Roman" w:cs="Times New Roman"/>
-        </w:rPr>
-        <w:t>(kPa)</w:t>
-      </w:r>
-      <w:r>
-        <w:rPr>
-          <w:rFonts w:hint="eastAsia" w:ascii="Times New Roman" w:hAnsi="Times New Roman" w:eastAsia="FangSong" w:cs="Times New Roman"/>
-        </w:rPr>
-        <w:t>为</w:t>
-      </w:r>
-      <w:r>
-        <w:rPr>
-          <w:rFonts w:ascii="Times New Roman" w:hAnsi="Times New Roman" w:eastAsia="Times New Roman" w:cs="Times New Roman"/>
-        </w:rPr>
-        <w:t xml:space="preserve"> </w:t>
-      </w:r>
-      <w:r>
-        <w:rPr>
-          <w:rFonts w:ascii="Times New Roman" w:hAnsi="Times New Roman" w:eastAsia="Times New Roman" w:cs="Times New Roman"/>
-        </w:rPr>
-        <w:t xml:space="preserve">- A.</w:t>
-      </w:r>
-      <w:r>
-        <w:rPr>
-          <w:rFonts w:ascii="Times New Roman" w:hAnsi="Times New Roman" w:eastAsia="Times New Roman" w:cs="Times New Roman"/>
-        </w:rPr>
-        <w:t xml:space="preserve"> </w:t>
-      </w:r>
-      <m:oMath>
-        <m:oMathPr>
-          <m:ctrlPr>
-            <w:rPr>
-              <w:sz w:val="28"/>
-              <w:szCs w:val="28"/>
-            </w:rPr>
-          </m:ctrlPr>
-        </m:oMathPr>
-        <m:r>
-          <m:t>1.76</m:t>
-        </m:r>
-        <m:r>
-          <m:rPr>
-            <m:sty m:val="p"/>
-          </m:rPr>
-          <m:t>×</m:t>
-        </m:r>
-        <m:sSup>
-          <m:e>
-            <m:r>
-              <m:t>10</m:t>
-            </m:r>
-          </m:e>
-          <m:sup>
-            <m:r>
-              <m:rPr>
-                <m:sty m:val="p"/>
-              </m:rPr>
-              <m:t>−</m:t>
-            </m:r>
-            <m:r>
-              <m:t>6</m:t>
-            </m:r>
-          </m:sup>
-        </m:sSup>
-      </m:oMath>
-      <w:r>
-        <w:rPr>
-          <w:rFonts w:ascii="Times New Roman" w:hAnsi="Times New Roman" w:eastAsia="Times New Roman" w:cs="Times New Roman"/>
-        </w:rPr>
-        <w:t xml:space="preserve"> </w:t>
-      </w:r>
-      <w:r>
-        <w:rPr>
-          <w:rFonts w:ascii="Times New Roman" w:hAnsi="Times New Roman" w:eastAsia="Times New Roman" w:cs="Times New Roman"/>
-        </w:rPr>
-        <w:t xml:space="preserve">- B.</w:t>
-      </w:r>
-      <w:r>
-        <w:rPr>
-          <w:rFonts w:ascii="Times New Roman" w:hAnsi="Times New Roman" w:eastAsia="Times New Roman" w:cs="Times New Roman"/>
-        </w:rPr>
-        <w:t xml:space="preserve"> </w:t>
-      </w:r>
-      <m:oMath>
-        <m:oMathPr>
-          <m:ctrlPr>
-            <w:rPr>
-              <w:sz w:val="28"/>
-              <w:szCs w:val="28"/>
-            </w:rPr>
-          </m:ctrlPr>
-        </m:oMathPr>
-        <m:r>
-          <m:t>6.86</m:t>
-        </m:r>
-        <m:r>
-          <m:rPr>
-            <m:sty m:val="p"/>
-          </m:rPr>
-          <m:t>×</m:t>
-        </m:r>
-        <m:sSup>
-          <m:e>
-            <m:r>
-              <m:t>10</m:t>
-            </m:r>
-          </m:e>
-          <m:sup>
-            <m:r>
-              <m:rPr>
-                <m:sty m:val="p"/>
-              </m:rPr>
-              <m:t>−</m:t>
-            </m:r>
-            <m:r>
-              <m:t>7</m:t>
-            </m:r>
-          </m:sup>
-        </m:sSup>
-      </m:oMath>
-      <w:r>
-        <w:rPr>
-          <w:rFonts w:ascii="Times New Roman" w:hAnsi="Times New Roman" w:eastAsia="Times New Roman" w:cs="Times New Roman"/>
-        </w:rPr>
-        <w:t xml:space="preserve"> </w:t>
-      </w:r>
-      <w:r>
-        <w:rPr>
-          <w:rFonts w:ascii="Times New Roman" w:hAnsi="Times New Roman" w:eastAsia="Times New Roman" w:cs="Times New Roman"/>
-        </w:rPr>
-        <w:t xml:space="preserve">- C.</w:t>
-      </w:r>
-      <w:r>
-        <w:rPr>
-          <w:rFonts w:ascii="Times New Roman" w:hAnsi="Times New Roman" w:eastAsia="Times New Roman" w:cs="Times New Roman"/>
-        </w:rPr>
-        <w:t xml:space="preserve"> </w:t>
-      </w:r>
-      <m:oMath>
-        <m:oMathPr>
-          <m:ctrlPr>
-            <w:rPr>
-              <w:sz w:val="28"/>
-              <w:szCs w:val="28"/>
-            </w:rPr>
-          </m:ctrlPr>
-        </m:oMathPr>
-        <m:r>
-          <m:t>8.67</m:t>
-        </m:r>
-        <m:r>
-          <m:rPr>
-            <m:sty m:val="p"/>
-          </m:rPr>
-          <m:t>×</m:t>
-        </m:r>
-        <m:sSup>
-          <m:e>
-            <m:r>
-              <m:t>10</m:t>
-            </m:r>
-          </m:e>
-          <m:sup>
-            <m:r>
-              <m:rPr>
-                <m:sty m:val="p"/>
-              </m:rPr>
-              <m:t>−</m:t>
-            </m:r>
-            <m:r>
-              <m:t>4</m:t>
-            </m:r>
-          </m:sup>
-        </m:sSup>
-      </m:oMath>
-      <w:r>
-        <w:rPr>
-          <w:rFonts w:ascii="Times New Roman" w:hAnsi="Times New Roman" w:eastAsia="Times New Roman" w:cs="Times New Roman"/>
-        </w:rPr>
-        <w:t xml:space="preserve"> </w:t>
-      </w:r>
-      <w:r>
-        <w:rPr>
-          <w:rFonts w:ascii="Times New Roman" w:hAnsi="Times New Roman" w:eastAsia="Times New Roman" w:cs="Times New Roman"/>
-        </w:rPr>
-        <w:t xml:space="preserve">- D.</w:t>
-      </w:r>
-      <w:r>
-        <w:rPr>
-          <w:rFonts w:ascii="Times New Roman" w:hAnsi="Times New Roman" w:eastAsia="Times New Roman" w:cs="Times New Roman"/>
-        </w:rPr>
-        <w:t xml:space="preserve"> </w:t>
-      </w:r>
-      <m:oMath>
-        <m:oMathPr>
-          <m:ctrlPr>
-            <w:rPr>
-              <w:sz w:val="28"/>
-              <w:szCs w:val="28"/>
-            </w:rPr>
-          </m:ctrlPr>
-        </m:oMathPr>
-        <m:r>
-          <m:t>5.45</m:t>
-        </m:r>
-        <m:r>
-          <m:rPr>
-            <m:sty m:val="p"/>
-          </m:rPr>
-          <m:t>×</m:t>
-        </m:r>
-        <m:sSup>
-          <m:e>
-            <m:r>
-              <m:t>10</m:t>
-            </m:r>
-          </m:e>
-          <m:sup>
-            <m:r>
-              <m:rPr>
-                <m:sty m:val="p"/>
-              </m:rPr>
-              <m:t>−</m:t>
-            </m:r>
-            <m:r>
-              <m:t>8</m:t>
-            </m:r>
-          </m:sup>
-        </m:sSup>
-      </m:oMath>
-    </w:p>
-    <w:p>
-      <w:pPr>
         <w:spacing w:before="160" w:after="80"/>
       </w:pPr>
       <w:r>
@@ -3236,7 +2630,7 @@
         <w:rPr>
           <w:rFonts w:ascii="Times New Roman" w:hAnsi="Times New Roman" w:eastAsia="Times New Roman" w:cs="Times New Roman"/>
         </w:rPr>
-        <w:t xml:space="preserve">2-2-1 </w:t>
+        <w:t xml:space="preserve">① </w:t>
       </w:r>
       <w:r>
         <w:rPr>
@@ -3272,7 +2666,7 @@
         <w:rPr>
           <w:rFonts w:ascii="Times New Roman" w:hAnsi="Times New Roman" w:eastAsia="Times New Roman" w:cs="Times New Roman"/>
         </w:rPr>
-        <w:t xml:space="preserve">2-2-2 </w:t>
+        <w:t xml:space="preserve">② </w:t>
       </w:r>
       <w:r>
         <w:rPr>
@@ -3308,7 +2702,7 @@
         <w:rPr>
           <w:rFonts w:ascii="Times New Roman" w:hAnsi="Times New Roman" w:eastAsia="Times New Roman" w:cs="Times New Roman"/>
         </w:rPr>
-        <w:t xml:space="preserve">2-2-3 </w:t>
+        <w:t xml:space="preserve">③ </w:t>
       </w:r>
       <w:r>
         <w:rPr>
@@ -12081,12 +11475,6 @@
       </w:pPr>
       <w:r>
         <w:rPr>
-          <w:rFonts w:ascii="Times New Roman" w:hAnsi="Times New Roman" w:eastAsia="Times New Roman" w:cs="Times New Roman"/>
-        </w:rPr>
-        <w:t xml:space="preserve">3-4-1 </w:t>
-      </w:r>
-      <w:r>
-        <w:rPr>
           <w:rFonts w:hint="eastAsia" w:ascii="Times New Roman" w:hAnsi="Times New Roman" w:eastAsia="FangSong" w:cs="Times New Roman"/>
         </w:rPr>
         <w:t xml:space="preserve">反应</w:t>
@@ -12095,7 +11483,25 @@
         <w:rPr>
           <w:rFonts w:ascii="Times New Roman" w:hAnsi="Times New Roman" w:eastAsia="Times New Roman" w:cs="Times New Roman"/>
         </w:rPr>
-        <w:t xml:space="preserve"> (1): A. </w:t>
+        <w:t xml:space="preserve"> </w:t>
+      </w:r>
+      <w:r>
+        <w:rPr>
+          <w:rFonts w:hint="eastAsia" w:ascii="Times New Roman" w:hAnsi="Times New Roman" w:eastAsia="Times New Roman" w:cs="Times New Roman"/>
+        </w:rPr>
+        <w:t xml:space="preserve">(1)：</w:t>
+      </w:r>
+      <w:r>
+        <w:rPr>
+          <w:rFonts w:ascii="Times New Roman" w:hAnsi="Times New Roman" w:eastAsia="Times New Roman" w:cs="Times New Roman"/>
+        </w:rPr>
+        <w:t xml:space="preserve"> </w:t>
+      </w:r>
+      <w:r>
+        <w:rPr>
+          <w:rFonts w:ascii="Times New Roman" w:hAnsi="Times New Roman" w:eastAsia="Times New Roman" w:cs="Times New Roman"/>
+        </w:rPr>
+        <w:t xml:space="preserve">- A. </w:t>
       </w:r>
       <w:r>
         <w:rPr>
@@ -12107,7 +11513,13 @@
         <w:rPr>
           <w:rFonts w:ascii="Times New Roman" w:hAnsi="Times New Roman" w:eastAsia="Times New Roman" w:cs="Times New Roman"/>
         </w:rPr>
-        <w:t xml:space="preserve"> B. </w:t>
+        <w:t xml:space="preserve"> </w:t>
+      </w:r>
+      <w:r>
+        <w:rPr>
+          <w:rFonts w:ascii="Times New Roman" w:hAnsi="Times New Roman" w:eastAsia="Times New Roman" w:cs="Times New Roman"/>
+        </w:rPr>
+        <w:t xml:space="preserve">- B. </w:t>
       </w:r>
       <w:r>
         <w:rPr>
@@ -12119,7 +11531,13 @@
         <w:rPr>
           <w:rFonts w:ascii="Times New Roman" w:hAnsi="Times New Roman" w:eastAsia="Times New Roman" w:cs="Times New Roman"/>
         </w:rPr>
-        <w:t xml:space="preserve"> C. </w:t>
+        <w:t xml:space="preserve"> </w:t>
+      </w:r>
+      <w:r>
+        <w:rPr>
+          <w:rFonts w:ascii="Times New Roman" w:hAnsi="Times New Roman" w:eastAsia="Times New Roman" w:cs="Times New Roman"/>
+        </w:rPr>
+        <w:t xml:space="preserve">- C. </w:t>
       </w:r>
       <w:r>
         <w:rPr>
@@ -12135,12 +11553,6 @@
       </w:pPr>
       <w:r>
         <w:rPr>
-          <w:rFonts w:ascii="Times New Roman" w:hAnsi="Times New Roman" w:eastAsia="Times New Roman" w:cs="Times New Roman"/>
-        </w:rPr>
-        <w:t xml:space="preserve">3-4-2 </w:t>
-      </w:r>
-      <w:r>
-        <w:rPr>
           <w:rFonts w:hint="eastAsia" w:ascii="Times New Roman" w:hAnsi="Times New Roman" w:eastAsia="FangSong" w:cs="Times New Roman"/>
         </w:rPr>
         <w:t xml:space="preserve">反应</w:t>
@@ -12149,7 +11561,25 @@
         <w:rPr>
           <w:rFonts w:ascii="Times New Roman" w:hAnsi="Times New Roman" w:eastAsia="Times New Roman" w:cs="Times New Roman"/>
         </w:rPr>
-        <w:t xml:space="preserve"> (2): A. </w:t>
+        <w:t xml:space="preserve"> </w:t>
+      </w:r>
+      <w:r>
+        <w:rPr>
+          <w:rFonts w:hint="eastAsia" w:ascii="Times New Roman" w:hAnsi="Times New Roman" w:eastAsia="Times New Roman" w:cs="Times New Roman"/>
+        </w:rPr>
+        <w:t xml:space="preserve">(2)：</w:t>
+      </w:r>
+      <w:r>
+        <w:rPr>
+          <w:rFonts w:ascii="Times New Roman" w:hAnsi="Times New Roman" w:eastAsia="Times New Roman" w:cs="Times New Roman"/>
+        </w:rPr>
+        <w:t xml:space="preserve"> </w:t>
+      </w:r>
+      <w:r>
+        <w:rPr>
+          <w:rFonts w:ascii="Times New Roman" w:hAnsi="Times New Roman" w:eastAsia="Times New Roman" w:cs="Times New Roman"/>
+        </w:rPr>
+        <w:t xml:space="preserve">- A. </w:t>
       </w:r>
       <w:r>
         <w:rPr>
@@ -12161,7 +11591,13 @@
         <w:rPr>
           <w:rFonts w:ascii="Times New Roman" w:hAnsi="Times New Roman" w:eastAsia="Times New Roman" w:cs="Times New Roman"/>
         </w:rPr>
-        <w:t xml:space="preserve"> B. </w:t>
+        <w:t xml:space="preserve"> </w:t>
+      </w:r>
+      <w:r>
+        <w:rPr>
+          <w:rFonts w:ascii="Times New Roman" w:hAnsi="Times New Roman" w:eastAsia="Times New Roman" w:cs="Times New Roman"/>
+        </w:rPr>
+        <w:t xml:space="preserve">- B. </w:t>
       </w:r>
       <w:r>
         <w:rPr>
@@ -12173,7 +11609,13 @@
         <w:rPr>
           <w:rFonts w:ascii="Times New Roman" w:hAnsi="Times New Roman" w:eastAsia="Times New Roman" w:cs="Times New Roman"/>
         </w:rPr>
-        <w:t xml:space="preserve"> C. </w:t>
+        <w:t xml:space="preserve"> </w:t>
+      </w:r>
+      <w:r>
+        <w:rPr>
+          <w:rFonts w:ascii="Times New Roman" w:hAnsi="Times New Roman" w:eastAsia="Times New Roman" w:cs="Times New Roman"/>
+        </w:rPr>
+        <w:t xml:space="preserve">- C. </w:t>
       </w:r>
       <w:r>
         <w:rPr>
@@ -12259,12 +11701,6 @@
       </w:pPr>
       <w:r>
         <w:rPr>
-          <w:rFonts w:ascii="Times New Roman" w:hAnsi="Times New Roman" w:eastAsia="Times New Roman" w:cs="Times New Roman"/>
-        </w:rPr>
-        <w:t xml:space="preserve">3-5-1 </w:t>
-      </w:r>
-      <w:r>
-        <w:rPr>
           <w:rFonts w:hint="eastAsia" w:ascii="Times New Roman" w:hAnsi="Times New Roman" w:eastAsia="FangSong" w:cs="Times New Roman"/>
         </w:rPr>
         <w:t xml:space="preserve">反应</w:t>
@@ -12273,7 +11709,25 @@
         <w:rPr>
           <w:rFonts w:ascii="Times New Roman" w:hAnsi="Times New Roman" w:eastAsia="Times New Roman" w:cs="Times New Roman"/>
         </w:rPr>
-        <w:t xml:space="preserve"> (1): A. </w:t>
+        <w:t xml:space="preserve"> </w:t>
+      </w:r>
+      <w:r>
+        <w:rPr>
+          <w:rFonts w:hint="eastAsia" w:ascii="Times New Roman" w:hAnsi="Times New Roman" w:eastAsia="Times New Roman" w:cs="Times New Roman"/>
+        </w:rPr>
+        <w:t xml:space="preserve">(1)：</w:t>
+      </w:r>
+      <w:r>
+        <w:rPr>
+          <w:rFonts w:ascii="Times New Roman" w:hAnsi="Times New Roman" w:eastAsia="Times New Roman" w:cs="Times New Roman"/>
+        </w:rPr>
+        <w:t xml:space="preserve"> </w:t>
+      </w:r>
+      <w:r>
+        <w:rPr>
+          <w:rFonts w:ascii="Times New Roman" w:hAnsi="Times New Roman" w:eastAsia="Times New Roman" w:cs="Times New Roman"/>
+        </w:rPr>
+        <w:t xml:space="preserve">- A. </w:t>
       </w:r>
       <w:r>
         <w:rPr>
@@ -12285,7 +11739,13 @@
         <w:rPr>
           <w:rFonts w:ascii="Times New Roman" w:hAnsi="Times New Roman" w:eastAsia="Times New Roman" w:cs="Times New Roman"/>
         </w:rPr>
-        <w:t xml:space="preserve"> B. </w:t>
+        <w:t xml:space="preserve"> </w:t>
+      </w:r>
+      <w:r>
+        <w:rPr>
+          <w:rFonts w:ascii="Times New Roman" w:hAnsi="Times New Roman" w:eastAsia="Times New Roman" w:cs="Times New Roman"/>
+        </w:rPr>
+        <w:t xml:space="preserve">- B. </w:t>
       </w:r>
       <w:r>
         <w:rPr>
@@ -12297,7 +11757,13 @@
         <w:rPr>
           <w:rFonts w:ascii="Times New Roman" w:hAnsi="Times New Roman" w:eastAsia="Times New Roman" w:cs="Times New Roman"/>
         </w:rPr>
-        <w:t xml:space="preserve"> C. </w:t>
+        <w:t xml:space="preserve"> </w:t>
+      </w:r>
+      <w:r>
+        <w:rPr>
+          <w:rFonts w:ascii="Times New Roman" w:hAnsi="Times New Roman" w:eastAsia="Times New Roman" w:cs="Times New Roman"/>
+        </w:rPr>
+        <w:t xml:space="preserve">- C. </w:t>
       </w:r>
       <w:r>
         <w:rPr>
@@ -12313,12 +11779,6 @@
       </w:pPr>
       <w:r>
         <w:rPr>
-          <w:rFonts w:ascii="Times New Roman" w:hAnsi="Times New Roman" w:eastAsia="Times New Roman" w:cs="Times New Roman"/>
-        </w:rPr>
-        <w:t xml:space="preserve">3-5-2 </w:t>
-      </w:r>
-      <w:r>
-        <w:rPr>
           <w:rFonts w:hint="eastAsia" w:ascii="Times New Roman" w:hAnsi="Times New Roman" w:eastAsia="FangSong" w:cs="Times New Roman"/>
         </w:rPr>
         <w:t xml:space="preserve">反应</w:t>
@@ -12327,7 +11787,25 @@
         <w:rPr>
           <w:rFonts w:ascii="Times New Roman" w:hAnsi="Times New Roman" w:eastAsia="Times New Roman" w:cs="Times New Roman"/>
         </w:rPr>
-        <w:t xml:space="preserve"> (2): A. </w:t>
+        <w:t xml:space="preserve"> </w:t>
+      </w:r>
+      <w:r>
+        <w:rPr>
+          <w:rFonts w:hint="eastAsia" w:ascii="Times New Roman" w:hAnsi="Times New Roman" w:eastAsia="Times New Roman" w:cs="Times New Roman"/>
+        </w:rPr>
+        <w:t xml:space="preserve">(2)：</w:t>
+      </w:r>
+      <w:r>
+        <w:rPr>
+          <w:rFonts w:ascii="Times New Roman" w:hAnsi="Times New Roman" w:eastAsia="Times New Roman" w:cs="Times New Roman"/>
+        </w:rPr>
+        <w:t xml:space="preserve"> </w:t>
+      </w:r>
+      <w:r>
+        <w:rPr>
+          <w:rFonts w:ascii="Times New Roman" w:hAnsi="Times New Roman" w:eastAsia="Times New Roman" w:cs="Times New Roman"/>
+        </w:rPr>
+        <w:t xml:space="preserve">- A. </w:t>
       </w:r>
       <w:r>
         <w:rPr>
@@ -12339,7 +11817,13 @@
         <w:rPr>
           <w:rFonts w:ascii="Times New Roman" w:hAnsi="Times New Roman" w:eastAsia="Times New Roman" w:cs="Times New Roman"/>
         </w:rPr>
-        <w:t xml:space="preserve"> B. </w:t>
+        <w:t xml:space="preserve"> </w:t>
+      </w:r>
+      <w:r>
+        <w:rPr>
+          <w:rFonts w:ascii="Times New Roman" w:hAnsi="Times New Roman" w:eastAsia="Times New Roman" w:cs="Times New Roman"/>
+        </w:rPr>
+        <w:t xml:space="preserve">- B. </w:t>
       </w:r>
       <w:r>
         <w:rPr>
@@ -12351,7 +11835,13 @@
         <w:rPr>
           <w:rFonts w:ascii="Times New Roman" w:hAnsi="Times New Roman" w:eastAsia="Times New Roman" w:cs="Times New Roman"/>
         </w:rPr>
-        <w:t xml:space="preserve"> C. </w:t>
+        <w:t xml:space="preserve"> </w:t>
+      </w:r>
+      <w:r>
+        <w:rPr>
+          <w:rFonts w:ascii="Times New Roman" w:hAnsi="Times New Roman" w:eastAsia="Times New Roman" w:cs="Times New Roman"/>
+        </w:rPr>
+        <w:t xml:space="preserve">- C. </w:t>
       </w:r>
       <w:r>
         <w:rPr>

--- a/00-首页/题组Word/第一轮·综合套卷/第一轮综合卷12（学生版-打印版）.docx
+++ b/00-首页/题组Word/第一轮·综合套卷/第一轮综合卷12（学生版-打印版）.docx
@@ -10014,6 +10014,16 @@
             </m:rPr>
             <m:t>)</m:t>
           </m:r>
+          <m:r>
+            <m:t>  </m:t>
+          </m:r>
+          <m:r>
+            <m:rPr>
+              <m:nor/>
+              <m:sty m:val="p"/>
+            </m:rPr>
+            <m:t>（1）</m:t>
+          </m:r>
         </m:oMath>
       </m:oMathPara>
     </w:p>
@@ -10225,6 +10235,16 @@
               <m:sty m:val="p"/>
             </m:rPr>
             <m:t>)</m:t>
+          </m:r>
+          <m:r>
+            <m:t>  </m:t>
+          </m:r>
+          <m:r>
+            <m:rPr>
+              <m:nor/>
+              <m:sty m:val="p"/>
+            </m:rPr>
+            <m:t>（2）</m:t>
           </m:r>
         </m:oMath>
       </m:oMathPara>

--- a/00-首页/题组Word/第一轮·综合套卷/第一轮综合卷12（学生版-打印版）.docx
+++ b/00-首页/题组Word/第一轮·综合套卷/第一轮综合卷12（学生版-打印版）.docx
@@ -2,7 +2,7 @@
 <file path=word/document.xml><?xml version="1.0" encoding="utf-8"?>
 <w:document xmlns:w="http://schemas.openxmlformats.org/wordprocessingml/2006/main" xmlns:m="http://schemas.openxmlformats.org/officeDocument/2006/math" xmlns:r="http://schemas.openxmlformats.org/officeDocument/2006/relationships" xmlns:o="urn:schemas-microsoft-com:office:office" xmlns:v="urn:schemas-microsoft-com:vml" xmlns:w10="urn:schemas-microsoft-com:office:word" xmlns:a="http://schemas.openxmlformats.org/drawingml/2006/main" xmlns:pic="http://schemas.openxmlformats.org/drawingml/2006/picture" xmlns:wp="http://schemas.openxmlformats.org/drawingml/2006/wordprocessingDrawing">
   <w:body>
-    <w:bookmarkStart w:id="57" w:name="第一轮综合练习-第12卷"/>
+    <w:bookmarkStart w:id="54" w:name="第一轮综合练习-第12卷"/>
     <w:p>
       <w:pPr>
         <w:pStyle w:val="Heading1"/>
@@ -105,7 +105,7 @@
         </w:pict>
       </w:r>
     </w:p>
-    <w:bookmarkStart w:id="56" w:name="题目"/>
+    <w:bookmarkStart w:id="53" w:name="题目"/>
     <w:p>
       <w:pPr>
         <w:pStyle w:val="Heading2"/>
@@ -7592,7 +7592,7 @@
       </w:r>
     </w:p>
     <w:bookmarkEnd w:id="27"/>
-    <w:bookmarkStart w:id="31" w:name="第14题"/>
+    <w:bookmarkStart w:id="28" w:name="第14题"/>
     <w:p>
       <w:pPr>
         <w:pStyle w:val="Heading3"/>
@@ -7946,7 +7946,43 @@
     </w:p>
     <w:p>
       <w:pPr>
-        <w:pStyle w:val="BodyText"/>
+        <w:pStyle w:val="BlockText"/>
+        <w:ind w:firstLine="420"/>
+      </w:pPr>
+      <w:r>
+        <w:rPr>
+          <w:rFonts w:ascii="Times New Roman" w:hAnsi="Times New Roman" w:eastAsia="Times New Roman" w:cs="Times New Roman"/>
+        </w:rPr>
+        <w:t xml:space="preserve">⛔ </w:t>
+      </w:r>
+      <w:r>
+        <w:rPr>
+          <w:rFonts w:hint="eastAsia" w:ascii="Times New Roman" w:hAnsi="Times New Roman" w:eastAsia="FangSong" w:cs="Times New Roman"/>
+        </w:rPr>
+        <w:t>待补教材图</w:t>
+      </w:r>
+      <w:r>
+        <w:rPr>
+          <w:rFonts w:hint="eastAsia" w:ascii="Times New Roman" w:hAnsi="Times New Roman" w:eastAsia="Times New Roman" w:cs="Times New Roman"/>
+        </w:rPr>
+        <w:t>（</w:t>
+      </w:r>
+      <w:r>
+        <w:rPr>
+          <w:rFonts w:hint="eastAsia" w:ascii="Times New Roman" w:hAnsi="Times New Roman" w:eastAsia="FangSong" w:cs="Times New Roman"/>
+        </w:rPr>
+        <w:t>原图缺失</w:t>
+      </w:r>
+      <w:r>
+        <w:rPr>
+          <w:rFonts w:hint="eastAsia" w:ascii="Times New Roman" w:hAnsi="Times New Roman" w:eastAsia="Times New Roman" w:cs="Times New Roman"/>
+        </w:rPr>
+        <w:t>）</w:t>
+      </w:r>
+    </w:p>
+    <w:p>
+      <w:pPr>
+        <w:pStyle w:val="FirstParagraph"/>
         <w:ind w:firstLine="420"/>
       </w:pPr>
       <w:r>
@@ -8335,58 +8371,6 @@
     </w:p>
     <w:p>
       <w:pPr>
-        <w:pStyle w:val="BodyText"/>
-        <w:spacing w:before="160" w:after="80"/>
-        <w:jc w:val="center"/>
-      </w:pPr>
-      <w:r>
-        <w:rPr>
-          <w:rFonts w:ascii="Times New Roman" w:hAnsi="Times New Roman" w:eastAsia="Times New Roman" w:cs="Times New Roman"/>
-        </w:rPr>
-        <w:drawing>
-          <wp:inline>
-            <wp:extent cx="3600000" cy="2308332"/>
-            <wp:effectExtent b="0" l="0" r="0" t="0"/>
-            <wp:docPr descr="" title="" id="29" name="Picture"/>
-            <a:graphic>
-              <a:graphicData uri="http://schemas.openxmlformats.org/drawingml/2006/picture">
-                <pic:pic>
-                  <pic:nvPicPr>
-                    <pic:cNvPr descr="7937fa3a4ad6d5d9124ba067bca2710abd9c4ab591c0e70741f298f0452bda78.png" id="30" name="Picture"/>
-                    <pic:cNvPicPr>
-                      <a:picLocks noChangeArrowheads="1" noChangeAspect="1"/>
-                    </pic:cNvPicPr>
-                  </pic:nvPicPr>
-                  <pic:blipFill>
-                    <a:blip r:embed="rId28"/>
-                    <a:stretch>
-                      <a:fillRect/>
-                    </a:stretch>
-                  </pic:blipFill>
-                  <pic:spPr bwMode="auto">
-                    <a:xfrm>
-                      <a:off x="0" y="0"/>
-                      <a:ext cx="3600000" cy="2308332"/>
-                    </a:xfrm>
-                    <a:prstGeom prst="rect">
-                      <a:avLst/>
-                    </a:prstGeom>
-                    <a:noFill/>
-                    <a:ln w="9525">
-                      <a:noFill/>
-                      <a:headEnd/>
-                      <a:tailEnd/>
-                    </a:ln>
-                  </pic:spPr>
-                </pic:pic>
-              </a:graphicData>
-            </a:graphic>
-          </wp:inline>
-        </w:drawing>
-      </w:r>
-    </w:p>
-    <w:p>
-      <w:pPr>
         <w:spacing w:before="160" w:after="80"/>
       </w:pPr>
       <w:r>
@@ -8395,8 +8379,8 @@
         </w:pict>
       </w:r>
     </w:p>
-    <w:bookmarkEnd w:id="31"/>
-    <w:bookmarkStart w:id="32" w:name="第15题"/>
+    <w:bookmarkEnd w:id="28"/>
+    <w:bookmarkStart w:id="29" w:name="第15题"/>
     <w:p>
       <w:pPr>
         <w:pStyle w:val="Heading3"/>
@@ -8810,8 +8794,8 @@
         </w:pict>
       </w:r>
     </w:p>
-    <w:bookmarkEnd w:id="32"/>
-    <w:bookmarkStart w:id="33" w:name="第16题"/>
+    <w:bookmarkEnd w:id="29"/>
+    <w:bookmarkStart w:id="30" w:name="第16题"/>
     <w:p>
       <w:pPr>
         <w:pStyle w:val="Heading3"/>
@@ -9722,8 +9706,8 @@
         </w:pict>
       </w:r>
     </w:p>
-    <w:bookmarkEnd w:id="33"/>
-    <w:bookmarkStart w:id="34" w:name="第17题"/>
+    <w:bookmarkEnd w:id="30"/>
+    <w:bookmarkStart w:id="31" w:name="第17题"/>
     <w:p>
       <w:pPr>
         <w:pStyle w:val="Heading3"/>
@@ -11880,8 +11864,8 @@
         </w:pict>
       </w:r>
     </w:p>
-    <w:bookmarkEnd w:id="34"/>
-    <w:bookmarkStart w:id="44" w:name="第18题"/>
+    <w:bookmarkEnd w:id="31"/>
+    <w:bookmarkStart w:id="41" w:name="第18题"/>
     <w:p>
       <w:pPr>
         <w:pStyle w:val="Heading3"/>
@@ -11986,18 +11970,18 @@
           <wp:inline>
             <wp:extent cx="3600000" cy="1040138"/>
             <wp:effectExtent b="0" l="0" r="0" t="0"/>
-            <wp:docPr descr="" title="" id="36" name="Picture"/>
+            <wp:docPr descr="" title="" id="33" name="Picture"/>
             <a:graphic>
               <a:graphicData uri="http://schemas.openxmlformats.org/drawingml/2006/picture">
                 <pic:pic>
                   <pic:nvPicPr>
-                    <pic:cNvPr descr="0bd8e9a0ee0b005d.png" id="37" name="Picture"/>
+                    <pic:cNvPr descr="0bd8e9a0ee0b005d.png" id="34" name="Picture"/>
                     <pic:cNvPicPr>
                       <a:picLocks noChangeArrowheads="1" noChangeAspect="1"/>
                     </pic:cNvPicPr>
                   </pic:nvPicPr>
                   <pic:blipFill>
-                    <a:blip r:embed="rId35"/>
+                    <a:blip r:embed="rId32"/>
                     <a:stretch>
                       <a:fillRect/>
                     </a:stretch>
@@ -12308,18 +12292,18 @@
           <wp:inline>
             <wp:extent cx="3136900" cy="901700"/>
             <wp:effectExtent b="0" l="0" r="0" t="0"/>
-            <wp:docPr descr="" title="" id="39" name="Picture"/>
+            <wp:docPr descr="" title="" id="36" name="Picture"/>
             <a:graphic>
               <a:graphicData uri="http://schemas.openxmlformats.org/drawingml/2006/picture">
                 <pic:pic>
                   <pic:nvPicPr>
-                    <pic:cNvPr descr="98b729598659fcd371537d4e01b4bbe94bcca551387271b0ad51a35516f66c18.png" id="40" name="Picture"/>
+                    <pic:cNvPr descr="98b729598659fcd371537d4e01b4bbe94bcca551387271b0ad51a35516f66c18.png" id="37" name="Picture"/>
                     <pic:cNvPicPr>
                       <a:picLocks noChangeArrowheads="1" noChangeAspect="1"/>
                     </pic:cNvPicPr>
                   </pic:nvPicPr>
                   <pic:blipFill>
-                    <a:blip r:embed="rId38"/>
+                    <a:blip r:embed="rId35"/>
                     <a:stretch>
                       <a:fillRect/>
                     </a:stretch>
@@ -12450,18 +12434,18 @@
           <wp:inline>
             <wp:extent cx="3276600" cy="1143000"/>
             <wp:effectExtent b="0" l="0" r="0" t="0"/>
-            <wp:docPr descr="" title="" id="42" name="Picture"/>
+            <wp:docPr descr="" title="" id="39" name="Picture"/>
             <a:graphic>
               <a:graphicData uri="http://schemas.openxmlformats.org/drawingml/2006/picture">
                 <pic:pic>
                   <pic:nvPicPr>
-                    <pic:cNvPr descr="839dd54c2120a78c83fa7dde3a07c8df642a1fb2bc03aad4bb6f3fa3922fb68a.png" id="43" name="Picture"/>
+                    <pic:cNvPr descr="839dd54c2120a78c83fa7dde3a07c8df642a1fb2bc03aad4bb6f3fa3922fb68a.png" id="40" name="Picture"/>
                     <pic:cNvPicPr>
                       <a:picLocks noChangeArrowheads="1" noChangeAspect="1"/>
                     </pic:cNvPicPr>
                   </pic:nvPicPr>
                   <pic:blipFill>
-                    <a:blip r:embed="rId41"/>
+                    <a:blip r:embed="rId38"/>
                     <a:stretch>
                       <a:fillRect/>
                     </a:stretch>
@@ -12590,8 +12574,8 @@
         </w:pict>
       </w:r>
     </w:p>
-    <w:bookmarkEnd w:id="44"/>
-    <w:bookmarkStart w:id="45" w:name="第19题"/>
+    <w:bookmarkEnd w:id="41"/>
+    <w:bookmarkStart w:id="42" w:name="第19题"/>
     <w:p>
       <w:pPr>
         <w:pStyle w:val="Heading3"/>
@@ -13178,8 +13162,8 @@
         </w:pict>
       </w:r>
     </w:p>
-    <w:bookmarkEnd w:id="45"/>
-    <w:bookmarkStart w:id="46" w:name="第20题"/>
+    <w:bookmarkEnd w:id="42"/>
+    <w:bookmarkStart w:id="43" w:name="第20题"/>
     <w:p>
       <w:pPr>
         <w:pStyle w:val="Heading3"/>
@@ -13326,8 +13310,8 @@
         </w:pict>
       </w:r>
     </w:p>
-    <w:bookmarkEnd w:id="46"/>
-    <w:bookmarkStart w:id="47" w:name="第21题"/>
+    <w:bookmarkEnd w:id="43"/>
+    <w:bookmarkStart w:id="44" w:name="第21题"/>
     <w:p>
       <w:pPr>
         <w:pStyle w:val="Heading3"/>
@@ -13468,8 +13452,8 @@
         </w:pict>
       </w:r>
     </w:p>
-    <w:bookmarkEnd w:id="47"/>
-    <w:bookmarkStart w:id="48" w:name="第22题"/>
+    <w:bookmarkEnd w:id="44"/>
+    <w:bookmarkStart w:id="45" w:name="第22题"/>
     <w:p>
       <w:pPr>
         <w:pStyle w:val="Heading3"/>
@@ -13534,8 +13518,8 @@
         </w:pict>
       </w:r>
     </w:p>
-    <w:bookmarkEnd w:id="48"/>
-    <w:bookmarkStart w:id="49" w:name="第23题"/>
+    <w:bookmarkEnd w:id="45"/>
+    <w:bookmarkStart w:id="46" w:name="第23题"/>
     <w:p>
       <w:pPr>
         <w:pStyle w:val="Heading3"/>
@@ -13829,8 +13813,8 @@
         </w:pict>
       </w:r>
     </w:p>
-    <w:bookmarkEnd w:id="49"/>
-    <w:bookmarkStart w:id="50" w:name="第24题"/>
+    <w:bookmarkEnd w:id="46"/>
+    <w:bookmarkStart w:id="47" w:name="第24题"/>
     <w:p>
       <w:pPr>
         <w:pStyle w:val="Heading3"/>
@@ -14592,8 +14576,8 @@
         </w:pict>
       </w:r>
     </w:p>
-    <w:bookmarkEnd w:id="50"/>
-    <w:bookmarkStart w:id="51" w:name="第25题"/>
+    <w:bookmarkEnd w:id="47"/>
+    <w:bookmarkStart w:id="48" w:name="第25题"/>
     <w:p>
       <w:pPr>
         <w:pStyle w:val="Heading3"/>
@@ -15010,8 +14994,8 @@
         </w:pict>
       </w:r>
     </w:p>
-    <w:bookmarkEnd w:id="51"/>
-    <w:bookmarkStart w:id="55" w:name="第26题"/>
+    <w:bookmarkEnd w:id="48"/>
+    <w:bookmarkStart w:id="52" w:name="第26题"/>
     <w:p>
       <w:pPr>
         <w:pStyle w:val="Heading3"/>
@@ -15260,18 +15244,18 @@
           <wp:inline>
             <wp:extent cx="3600000" cy="2143902"/>
             <wp:effectExtent b="0" l="0" r="0" t="0"/>
-            <wp:docPr descr="" title="" id="53" name="Picture"/>
+            <wp:docPr descr="" title="" id="50" name="Picture"/>
             <a:graphic>
               <a:graphicData uri="http://schemas.openxmlformats.org/drawingml/2006/picture">
                 <pic:pic>
                   <pic:nvPicPr>
-                    <pic:cNvPr descr="05268ff79e0241e6a5b3c8c439fb52a508bf44870f54fa71b82158ff3cf04450.jpg" id="54" name="Picture"/>
+                    <pic:cNvPr descr="05268ff79e0241e6a5b3c8c439fb52a508bf44870f54fa71b82158ff3cf04450.jpg" id="51" name="Picture"/>
                     <pic:cNvPicPr>
                       <a:picLocks noChangeArrowheads="1" noChangeAspect="1"/>
                     </pic:cNvPicPr>
                   </pic:nvPicPr>
                   <pic:blipFill>
-                    <a:blip r:embed="rId52"/>
+                    <a:blip r:embed="rId49"/>
                     <a:stretch>
                       <a:fillRect/>
                     </a:stretch>
@@ -15308,9 +15292,9 @@
         </w:pict>
       </w:r>
     </w:p>
-    <w:bookmarkEnd w:id="55"/>
-    <w:bookmarkEnd w:id="56"/>
-    <w:bookmarkEnd w:id="57"/>
+    <w:bookmarkEnd w:id="52"/>
+    <w:bookmarkEnd w:id="53"/>
+    <w:bookmarkEnd w:id="54"/>
     <w:sectPr>
       <w:footerReference w:type="default" r:id="rId9"/>
       <w:headerReference w:type="default" r:id="rId10"/>
